--- a/contracts/templates_pdf/template_contratto_sponsor_non_ecm_it.docx
+++ b/contracts/templates_pdf/template_contratto_sponsor_non_ecm_it.docx
@@ -3507,7 +3507,57 @@
           <w:sz w:val="18"/>
           <w:szCs w:val="20"/>
         </w:rPr>
-        <w:t xml:space="preserve">Nel caso in cui la manifestazione, evento, congresso, per casi imprevisti o per una ragione di qualsiasi natura eccezionale ed imprevista, non potesse aver luogo, verrà data immediata comunicazione a tutti coloro che già abbiano presentato domanda di ammissione/partecipazione. In tal caso la Segreteria Organizzativa procederà ad una nuova programmazione e sarà facoltà dello Sponsor aderire o richiedere il rimborso di quando versato. Con il rimborso della somma predetta non potrà essere avanzata nei confronti della Segreteria Organizzativa altra richiesta di alcun genere per nessun titolo o causale. Nel caso in cui la manifestazione, evento, congresso dovesse per qualunque motivo subire una anticipata chiusura o una temporanea sospensione, indipendentemente dalla volontà della Segreteria Organizzativa, nessun indennizzo sarà dovuto agli Sponsor per nessun titolo o causale. </w:t>
+        <w:t>Nel caso in cui la manifestazione, evento, congresso, per casi imprevisti o per una ragione di qualsiasi natura eccezionale ed imprevista, non potesse aver luogo, verrà data immediata comunicazione a tutti coloro che già abbiano presentato domanda di ammissione/partecipazione. In tal caso la Segreteria Organizzativa procederà ad una nuova programmazione e sarà facoltà dello Sponsor aderire o richiedere il rimborso di quanto versato. Con il rimborso della somma predetta non potrà essere avanzata nei confronti della Segreteria Organizzativa altra richiesta di alcun genere per nessun titolo o causale.</w:t>
+      </w:r>
+    </w:p>
+    <w:p>
+      <w:pPr>
+        <w:pStyle w:val="Paragrafoelenco"/>
+        <w:widowControl w:val="false"/>
+        <w:tabs>
+          <w:tab w:val="clear" w:pos="709"/>
+          <w:tab w:val="right" w:pos="426" w:leader="none"/>
+          <w:tab w:val="left" w:pos="1765" w:leader="none"/>
+        </w:tabs>
+        <w:autoSpaceDE w:val="false"/>
+        <w:spacing w:lineRule="auto" w:line="230" w:before="0" w:after="0"/>
+        <w:ind w:left="0" w:right="56" w:hanging="0"/>
+        <w:contextualSpacing w:val="false"/>
+        <w:jc w:val="both"/>
+        <w:rPr/>
+      </w:pPr>
+      <w:r>
+        <w:rPr>
+          <w:rFonts w:cs="Arial" w:ascii="Arial" w:hAnsi="Arial"/>
+          <w:sz w:val="18"/>
+          <w:szCs w:val="20"/>
+        </w:rPr>
+        <w:t>In caso di richiesta di rimborso, questo sarà perfezionato mediante bonifico bancario entro 90 gg. successivi alla data di inizio prevista della manifestazione.</w:t>
+      </w:r>
+    </w:p>
+    <w:p>
+      <w:pPr>
+        <w:pStyle w:val="Paragrafoelenco"/>
+        <w:widowControl w:val="false"/>
+        <w:tabs>
+          <w:tab w:val="clear" w:pos="709"/>
+          <w:tab w:val="right" w:pos="426" w:leader="none"/>
+          <w:tab w:val="left" w:pos="1765" w:leader="none"/>
+        </w:tabs>
+        <w:autoSpaceDE w:val="false"/>
+        <w:spacing w:lineRule="auto" w:line="230" w:before="0" w:after="0"/>
+        <w:ind w:left="0" w:right="56" w:hanging="0"/>
+        <w:contextualSpacing w:val="false"/>
+        <w:jc w:val="both"/>
+        <w:rPr/>
+      </w:pPr>
+      <w:r>
+        <w:rPr>
+          <w:rFonts w:cs="Arial" w:ascii="Arial" w:hAnsi="Arial"/>
+          <w:sz w:val="18"/>
+          <w:szCs w:val="20"/>
+        </w:rPr>
+        <w:t>Nel caso in cui la manifestazione, evento, congresso dovesse per qualunque motivo subire una anticipata chiusura o una temporanea sospensione, indipendentemente dalla volontà della Segreteria Organizzativa, nessun indennizzo sarà dovuto agli Sponsor per nessun titolo o causale.</w:t>
       </w:r>
     </w:p>
     <w:p>

--- a/contracts/templates_pdf/template_contratto_sponsor_non_ecm_it.docx
+++ b/contracts/templates_pdf/template_contratto_sponsor_non_ecm_it.docx
@@ -2877,7 +2877,7 @@
           <w:bCs/>
           <w:sz w:val="18"/>
         </w:rPr>
-        <w:t xml:space="preserve">3. Corrispettivo e modalità di pagamento </w:t>
+        <w:t xml:space="preserve">3. Corrispettivo, modalità di pagamento e termini di cancellazione </w:t>
       </w:r>
     </w:p>
     <w:p>
@@ -2941,6 +2941,36 @@
           <w:sz w:val="18"/>
         </w:rPr>
         <w:t>La Segreteria Organizzativa garantisce e dichiara che il compenso corrisposto dallo Sponsor, indicato nel presente Contratto, quanto all’importo e alle modalità di pagamento, non è condizionante sui contenuti delle attività, ma ha la finalità di fornire il necessario supporto finanziario per la buona riuscita dell’evento stesso</w:t>
+      </w:r>
+    </w:p>
+    <w:p>
+      <w:pPr>
+        <w:pStyle w:val="Normal"/>
+        <w:spacing w:before="0" w:after="0" w:line="230" w:lineRule="auto"/>
+        <w:jc w:val="both"/>
+        <w:rPr>
+          <w:rFonts w:ascii="Calibri" w:hAnsi="Calibri" w:cs="Calibri"/>
+          <w:b/>
+          <w:b/>
+          <w:bCs/>
+        </w:rPr>
+      </w:pPr>
+      <w:r>
+        <w:rPr>
+          <w:rFonts w:cs="Arial" w:ascii="Arial" w:hAnsi="Arial"/>
+          <w:b/>
+          <w:bCs/>
+          <w:sz w:val="18"/>
+        </w:rPr>
+        <w:t xml:space="preserve">3.3 </w:t>
+      </w:r>
+      <w:r>
+        <w:rPr>
+          <w:rFonts w:cs="Arial" w:ascii="Arial" w:hAnsi="Arial"/>
+          <w:iCs/>
+          <w:sz w:val="18"/>
+        </w:rPr>
+        <w:t>La rinuncia (e/o le variazioni e/o le cancellazioni totali e/o parziali della prenotazione) dell'Espositore a partecipare alla Manifestazione, per qualsiasi motivo, dovrà essere comunicata a mezzo di lettera raccomandata A/R o PEC indirizzata all'Organizzatore almeno 30 giorni prima dell'inizio della Manifestazione. In tal caso l'Organizzatore ha diritto di trattenere, a titolo di penale, una somma pari al {{ penale_percent }}% dell'importo totale del presente contratto{% if has_deposit %} (corrispondente al deposito cauzionale/caparra){% endif %}. Nel caso in cui la rinuncia pervenga successivamente al 30° giorno antecedente l'inizio della Manifestazione l'Espositore sarà tenuto al pagamento integrale del corrispettivo del presente contratto.</w:t>
       </w:r>
     </w:p>
     <w:p>
@@ -3499,7 +3529,7 @@
           <w:sz w:val="18"/>
           <w:szCs w:val="20"/>
         </w:rPr>
-        <w:t xml:space="preserve">7.4 </w:t>
+        <w:t xml:space="preserve">7.5 </w:t>
       </w:r>
       <w:r>
         <w:rPr>
@@ -3570,6 +3600,305 @@
           <w:b/>
           <w:b/>
           <w:bCs/>
+        </w:rPr>
+      </w:pPr>
+    </w:p>
+    <w:p>
+      <w:pPr>
+        <w:pStyle w:val="Normal"/>
+        <w:spacing w:before="0" w:after="0" w:line="230" w:lineRule="auto"/>
+        <w:jc w:val="both"/>
+        <w:rPr>
+          <w:rFonts w:ascii="Calibri" w:hAnsi="Calibri" w:cs="Calibri"/>
+          <w:b/>
+          <w:b/>
+          <w:bCs/>
+        </w:rPr>
+      </w:pPr>
+      <w:r>
+        <w:rPr>
+          <w:rFonts w:cs="Arial" w:ascii="Arial" w:hAnsi="Arial"/>
+          <w:b/>
+          <w:bCs/>
+          <w:sz w:val="18"/>
+        </w:rPr>
+        <w:t>7.6 MODALITÀ DI RISOLUZIONE</w:t>
+      </w:r>
+    </w:p>
+    <w:p>
+      <w:pPr>
+        <w:pStyle w:val="Normal"/>
+        <w:spacing w:before="0" w:after="0" w:line="230" w:lineRule="auto"/>
+        <w:jc w:val="both"/>
+        <w:rPr>
+          <w:rFonts w:ascii="Calibri" w:hAnsi="Calibri" w:cs="Calibri"/>
+          <w:b/>
+          <w:b/>
+          <w:bCs/>
+        </w:rPr>
+      </w:pPr>
+      <w:r>
+        <w:rPr>
+          <w:rFonts w:cs="Arial" w:ascii="Arial" w:hAnsi="Arial"/>
+          <w:iCs/>
+          <w:sz w:val="18"/>
+        </w:rPr>
+        <w:t>La violazione di quanto previsto agli articoli 2, 3, 4, 5, 7, 8, 9 darà diritto all’Organizzatore di risolvere unilateralmente il presente contratto con effetto immediato ai sensi dell'art. 1456 c.c., mediante comunicazione, inviata a mezzo raccomandata a.r. e/o Pec, con la quale essa dichiari di volersi avvalere della presente clausola risolutiva espressa, salvo comunque il risarcimento dei danni che si ritengono subiti.</w:t>
+      </w:r>
+    </w:p>
+    <w:p>
+      <w:pPr>
+        <w:pStyle w:val="Normal"/>
+        <w:spacing w:before="0" w:after="0" w:line="230" w:lineRule="auto"/>
+        <w:jc w:val="both"/>
+        <w:rPr>
+          <w:rFonts w:ascii="Calibri" w:hAnsi="Calibri" w:cs="Calibri"/>
+          <w:b/>
+          <w:b/>
+          <w:bCs/>
+        </w:rPr>
+      </w:pPr>
+      <w:r>
+        <w:rPr>
+          <w:rFonts w:cs="Arial" w:ascii="Arial" w:hAnsi="Arial"/>
+          <w:iCs/>
+          <w:sz w:val="18"/>
+        </w:rPr>
+        <w:t>Qualora l’Organizzatore si avvalga della facoltà di risoluzione durante il corso della Manifestazione, l'Espositore dovrà immediatamente cessare ogni attività all'interno dello Spazio Espositivo e provvedere allo sgombero del medesimo nei tempi indicati dall’Organizzatore. L'Espositore rinuncia in proposito a ogni eccezione, rimettendo la tutela dei suoi diritti all'eventuale successivo giudizio.</w:t>
+      </w:r>
+    </w:p>
+    <w:p>
+      <w:pPr>
+        <w:pStyle w:val="Normal"/>
+        <w:spacing w:before="0" w:after="0" w:line="230" w:lineRule="auto"/>
+        <w:jc w:val="both"/>
+        <w:rPr>
+          <w:rFonts w:ascii="Calibri" w:hAnsi="Calibri" w:cs="Calibri"/>
+          <w:b/>
+          <w:b/>
+          <w:bCs/>
+        </w:rPr>
+      </w:pPr>
+    </w:p>
+    <w:p>
+      <w:pPr>
+        <w:pStyle w:val="Normal"/>
+        <w:spacing w:before="0" w:after="0" w:line="230" w:lineRule="auto"/>
+        <w:jc w:val="both"/>
+        <w:rPr>
+          <w:rFonts w:ascii="Calibri" w:hAnsi="Calibri" w:cs="Calibri"/>
+          <w:b/>
+          <w:b/>
+          <w:bCs/>
+        </w:rPr>
+      </w:pPr>
+      <w:r>
+        <w:rPr>
+          <w:rFonts w:cs="Arial" w:ascii="Arial" w:hAnsi="Arial"/>
+          <w:b/>
+          <w:bCs/>
+          <w:sz w:val="18"/>
+        </w:rPr>
+        <w:t>7.7 DIRITTI DI RIPRODUZIONE</w:t>
+      </w:r>
+    </w:p>
+    <w:p>
+      <w:pPr>
+        <w:pStyle w:val="Normal"/>
+        <w:spacing w:before="0" w:after="0" w:line="230" w:lineRule="auto"/>
+        <w:jc w:val="both"/>
+        <w:rPr>
+          <w:rFonts w:ascii="Calibri" w:hAnsi="Calibri" w:cs="Calibri"/>
+          <w:b/>
+          <w:b/>
+          <w:bCs/>
+        </w:rPr>
+      </w:pPr>
+      <w:r>
+        <w:rPr>
+          <w:rFonts w:cs="Arial" w:ascii="Arial" w:hAnsi="Arial"/>
+          <w:iCs/>
+          <w:sz w:val="18"/>
+        </w:rPr>
+        <w:t>L'Espositore presta il proprio preventivo assenso all’effettuazione di riproduzioni grafiche, fotografiche e/o cinematografiche del complesso espositivo dei padiglioni e di quanto in esso contenuto da parte dell'Organizzatore.</w:t>
+      </w:r>
+    </w:p>
+    <w:p>
+      <w:pPr>
+        <w:pStyle w:val="Normal"/>
+        <w:spacing w:before="0" w:after="0" w:line="230" w:lineRule="auto"/>
+        <w:jc w:val="both"/>
+        <w:rPr>
+          <w:rFonts w:ascii="Calibri" w:hAnsi="Calibri" w:cs="Calibri"/>
+          <w:b/>
+          <w:b/>
+          <w:bCs/>
+        </w:rPr>
+      </w:pPr>
+    </w:p>
+    <w:p>
+      <w:pPr>
+        <w:pStyle w:val="Normal"/>
+        <w:spacing w:before="0" w:after="0" w:line="230" w:lineRule="auto"/>
+        <w:jc w:val="both"/>
+        <w:rPr>
+          <w:rFonts w:ascii="Calibri" w:hAnsi="Calibri" w:cs="Calibri"/>
+        </w:rPr>
+      </w:pPr>
+      <w:r>
+        <w:rPr>
+          <w:rFonts w:cs="Arial" w:ascii="Arial" w:hAnsi="Arial"/>
+          <w:b/>
+          <w:bCs/>
+          <w:sz w:val="18"/>
+        </w:rPr>
+        <w:t xml:space="preserve">8. Modifiche o variazioni </w:t>
+      </w:r>
+    </w:p>
+    <w:p>
+      <w:pPr>
+        <w:pStyle w:val="Normal"/>
+        <w:spacing w:before="0" w:after="0" w:line="230" w:lineRule="auto"/>
+        <w:jc w:val="both"/>
+        <w:rPr>
+          <w:rFonts w:ascii="Calibri" w:hAnsi="Calibri" w:cs="Calibri"/>
+          <w:b/>
+          <w:b/>
+          <w:bCs/>
+        </w:rPr>
+      </w:pPr>
+      <w:r>
+        <w:rPr>
+          <w:rFonts w:cs="Arial" w:ascii="Arial" w:hAnsi="Arial"/>
+          <w:b/>
+          <w:bCs/>
+          <w:sz w:val="18"/>
+        </w:rPr>
+        <w:t xml:space="preserve">8.1 </w:t>
+      </w:r>
+      <w:r>
+        <w:rPr>
+          <w:rFonts w:cs="Arial" w:ascii="Arial" w:hAnsi="Arial"/>
+          <w:iCs/>
+          <w:sz w:val="18"/>
+        </w:rPr>
+        <w:t>Qualsiasi deroga al presente Contratto Regolamento sarà nulla e comunque priva di effetto ove non risulti da atto scritto.</w:t>
+      </w:r>
+    </w:p>
+    <w:p>
+      <w:pPr>
+        <w:pStyle w:val="Normal"/>
+        <w:spacing w:before="0" w:after="0" w:line="230" w:lineRule="auto"/>
+        <w:jc w:val="both"/>
+        <w:rPr>
+          <w:rFonts w:ascii="Calibri" w:hAnsi="Calibri" w:cs="Calibri"/>
+          <w:b/>
+          <w:b/>
+          <w:bCs/>
+        </w:rPr>
+      </w:pPr>
+      <w:r>
+        <w:rPr>
+          <w:rFonts w:cs="Arial" w:ascii="Arial" w:hAnsi="Arial"/>
+          <w:iCs/>
+          <w:sz w:val="18"/>
+        </w:rPr>
+        <w:t>Il presente documento si compone di N. {{ numero_pagine }} pagine.</w:t>
+      </w:r>
+    </w:p>
+    <w:p>
+      <w:pPr>
+        <w:pStyle w:val="Normal"/>
+        <w:spacing w:before="0" w:after="0" w:line="230" w:lineRule="auto"/>
+        <w:jc w:val="both"/>
+        <w:rPr>
+          <w:rFonts w:ascii="Calibri" w:hAnsi="Calibri" w:cs="Calibri"/>
+          <w:b/>
+          <w:b/>
+          <w:bCs/>
+        </w:rPr>
+      </w:pPr>
+      <w:r>
+        <w:rPr>
+          <w:rFonts w:cs="Arial" w:ascii="Arial" w:hAnsi="Arial"/>
+          <w:iCs/>
+          <w:sz w:val="18"/>
+        </w:rPr>
+        <w:t>L’Espositore, sottoscrivendo il presente regolamento, dichiara di averne preso visione ed approvarne specificatamente le sue clausole.</w:t>
+      </w:r>
+    </w:p>
+    <w:p>
+      <w:pPr>
+        <w:pStyle w:val="Normal"/>
+        <w:spacing w:before="0" w:after="0" w:line="230" w:lineRule="auto"/>
+        <w:jc w:val="both"/>
+        <w:rPr>
+          <w:rFonts w:ascii="Calibri" w:hAnsi="Calibri" w:cs="Calibri"/>
+          <w:b/>
+          <w:b/>
+          <w:bCs/>
+        </w:rPr>
+      </w:pPr>
+    </w:p>
+    <w:p>
+      <w:pPr>
+        <w:pStyle w:val="Normal"/>
+        <w:spacing w:before="0" w:after="0" w:line="230" w:lineRule="auto"/>
+        <w:jc w:val="both"/>
+        <w:rPr>
+          <w:rFonts w:ascii="Calibri" w:hAnsi="Calibri" w:cs="Calibri"/>
+        </w:rPr>
+      </w:pPr>
+      <w:r>
+        <w:rPr>
+          <w:rFonts w:cs="Arial" w:ascii="Arial" w:hAnsi="Arial"/>
+          <w:b/>
+          <w:bCs/>
+          <w:sz w:val="18"/>
+        </w:rPr>
+        <w:t xml:space="preserve">9. Legge applicabile e foro competente </w:t>
+      </w:r>
+    </w:p>
+    <w:p>
+      <w:pPr>
+        <w:pStyle w:val="Normal"/>
+        <w:spacing w:before="0" w:after="0" w:line="230" w:lineRule="auto"/>
+        <w:jc w:val="both"/>
+        <w:rPr>
+          <w:rFonts w:ascii="Calibri" w:hAnsi="Calibri" w:cs="Calibri"/>
+          <w:b/>
+          <w:b/>
+          <w:bCs/>
+        </w:rPr>
+      </w:pPr>
+      <w:r>
+        <w:rPr>
+          <w:rFonts w:cs="Arial" w:ascii="Arial" w:hAnsi="Arial"/>
+          <w:b/>
+          <w:bCs/>
+          <w:sz w:val="18"/>
+        </w:rPr>
+        <w:t xml:space="preserve">9.1 </w:t>
+      </w:r>
+      <w:r>
+        <w:rPr>
+          <w:rFonts w:cs="Arial" w:ascii="Arial" w:hAnsi="Arial"/>
+          <w:iCs/>
+          <w:sz w:val="18"/>
+        </w:rPr>
+        <w:t>Il contratto è regolato dal diritto italiano. Foro esclusivamente competente per le eventuali controversie giudiziarie relative o connesse all’interpretazione, all'esecuzione e alla risoluzione del presente contratto o che derivino dalla partecipazione dell'Espositore alla Manifestazione è il foro di Bologna.</w:t>
+      </w:r>
+    </w:p>
+    <w:p>
+      <w:pPr>
+        <w:pStyle w:val="Normal"/>
+        <w:spacing w:before="0" w:after="0" w:line="230" w:lineRule="auto"/>
+        <w:jc w:val="both"/>
+        <w:rPr>
+          <w:rFonts w:ascii="Calibri" w:hAnsi="Calibri" w:cs="Calibri"/>
+          <w:b/>
+          <w:b/>
+          <w:bCs/>
           <w:sz w:val="20"/>
           <w:szCs w:val="20"/>
         </w:rPr>
@@ -3659,6 +3988,343 @@
           <w:sz w:val="18"/>
         </w:rPr>
       </w:r>
+    </w:p>
+    <w:tbl>
+      <w:tblPr>
+        <w:tblW w:type="auto" w:w="0"/>
+        <w:tblLayout w:type="autofit"/>
+        <w:tblLook w:firstColumn="1" w:firstRow="1" w:lastColumn="0" w:lastRow="0" w:noHBand="0" w:noVBand="1" w:val="04A0"/>
+        <w:tblBorders>
+          <w:top w:val="nil"/>
+          <w:left w:val="nil"/>
+          <w:bottom w:val="nil"/>
+          <w:right w:val="nil"/>
+          <w:insideH w:val="nil"/>
+          <w:insideV w:val="nil"/>
+        </w:tblBorders>
+      </w:tblPr>
+      <w:tblGrid>
+        <w:gridCol w:w="5103"/>
+        <w:gridCol w:w="5103"/>
+      </w:tblGrid>
+      <w:tr>
+        <w:tc>
+          <w:tcPr>
+            <w:tcW w:type="dxa" w:w="4819"/>
+          </w:tcPr>
+          <w:p>
+            <w:pPr>
+              <w:pStyle w:val="Normal"/>
+              <w:keepNext/>
+              <w:keepLines/>
+              <w:spacing w:before="0" w:after="0" w:line="230" w:lineRule="auto"/>
+              <w:jc w:val="left"/>
+              <w:rPr>
+                <w:rFonts w:ascii="Calibri" w:hAnsi="Calibri" w:cs="Calibri"/>
+              </w:rPr>
+            </w:pPr>
+            <w:r>
+              <w:rPr>
+                <w:rFonts w:cs="Arial" w:ascii="Arial" w:hAnsi="Arial"/>
+                <w:b/>
+                <w:bCs/>
+                <w:sz w:val="18"/>
+              </w:rPr>
+              <w:t xml:space="preserve">Segreteria Organizzativa: </w:t>
+            </w:r>
+          </w:p>
+          <w:p>
+            <w:pPr>
+              <w:pStyle w:val="Normal"/>
+              <w:keepNext/>
+              <w:keepLines/>
+              <w:spacing w:before="0" w:after="0" w:line="230" w:lineRule="auto"/>
+              <w:jc w:val="left"/>
+              <w:rPr>
+                <w:rFonts w:ascii="Calibri" w:hAnsi="Calibri" w:cs="Calibri"/>
+              </w:rPr>
+            </w:pPr>
+            <w:r>
+              <w:rPr>
+                <w:rFonts w:cs="Arial" w:ascii="Arial" w:hAnsi="Arial"/>
+                <w:sz w:val="18"/>
+              </w:rPr>
+              <w:t xml:space="preserve">{{ organizer_name or "VALET SRL" }} </w:t>
+            </w:r>
+          </w:p>
+          <w:p>
+            <w:pPr>
+              <w:pStyle w:val="Normal"/>
+              <w:keepNext/>
+              <w:keepLines/>
+              <w:spacing w:before="0" w:after="0" w:line="230" w:lineRule="auto"/>
+              <w:jc w:val="left"/>
+              <w:rPr>
+                <w:rFonts w:ascii="Calibri" w:hAnsi="Calibri" w:cs="Calibri"/>
+              </w:rPr>
+            </w:pPr>
+            <w:r>
+              <w:rPr>
+                <w:rFonts w:ascii="Arial" w:hAnsi="Arial" w:cs="Arial"/>
+                <w:sz w:val="18"/>
+              </w:rPr>
+              <w:drawing>
+                <wp:anchor behindDoc="1" distT="0" distB="0" distL="114935" distR="114935" simplePos="0" locked="0" layoutInCell="0" allowOverlap="1" relativeHeight="2">
+                  <wp:simplePos x="0" y="0"/>
+                  <wp:positionH relativeFrom="column">
+                    <wp:posOffset>0</wp:posOffset>
+                  </wp:positionH>
+                  <wp:positionV relativeFrom="paragraph">
+                    <wp:posOffset>107315</wp:posOffset>
+                  </wp:positionV>
+                  <wp:extent cx="1489710" cy="590550"/>
+                  <wp:effectExtent l="0" t="0" r="0" b="0"/>
+                  <wp:wrapNone/>
+                  <wp:docPr id="1" name="Image1" descr=""/>
+                  <wp:cNvGraphicFramePr>
+                    <a:graphicFrameLocks xmlns:a="http://schemas.openxmlformats.org/drawingml/2006/main" noChangeAspect="1"/>
+                  </wp:cNvGraphicFramePr>
+                  <a:graphic xmlns:a="http://schemas.openxmlformats.org/drawingml/2006/main">
+                    <a:graphicData uri="http://schemas.openxmlformats.org/drawingml/2006/picture">
+                      <pic:pic xmlns:pic="http://schemas.openxmlformats.org/drawingml/2006/picture">
+                        <pic:nvPicPr>
+                          <pic:cNvPr id="1" name="Image1" descr=""/>
+                          <pic:cNvPicPr>
+                            <a:picLocks noChangeAspect="1" noChangeArrowheads="1"/>
+                          </pic:cNvPicPr>
+                        </pic:nvPicPr>
+                        <pic:blipFill>
+                          <a:blip r:embed="rId2"/>
+                          <a:srcRect l="-12" t="-31" r="-12" b="-31"/>
+                          <a:stretch>
+                            <a:fillRect/>
+                          </a:stretch>
+                        </pic:blipFill>
+                        <pic:spPr bwMode="auto">
+                          <a:xfrm>
+                            <a:off x="0" y="0"/>
+                            <a:ext cx="1489710" cy="590550"/>
+                          </a:xfrm>
+                          <a:prstGeom prst="rect">
+                            <a:avLst/>
+                          </a:prstGeom>
+                        </pic:spPr>
+                      </pic:pic>
+                    </a:graphicData>
+                  </a:graphic>
+                </wp:anchor>
+              </w:drawing>
+            </w:r>
+            <w:r>
+              <w:rPr>
+                <w:rFonts w:cs="Arial" w:ascii="Arial" w:hAnsi="Arial"/>
+                <w:sz w:val="18"/>
+              </w:rPr>
+              <w:t>Il legale Rappresentate</w:t>
+            </w:r>
+          </w:p>
+          <w:p>
+            <w:pPr>
+              <w:pStyle w:val="Normal"/>
+              <w:keepNext/>
+              <w:keepLines/>
+              <w:spacing w:before="0" w:after="0" w:line="230" w:lineRule="auto"/>
+              <w:jc w:val="left"/>
+              <w:rPr>
+                <w:rFonts w:ascii="Calibri" w:hAnsi="Calibri" w:cs="Calibri"/>
+              </w:rPr>
+            </w:pPr>
+            <w:r>
+              <w:rPr>
+                <w:rFonts w:cs="Arial" w:ascii="Arial" w:hAnsi="Arial"/>
+                <w:sz w:val="18"/>
+              </w:rPr>
+              <w:t>(Daniele Morini)</w:t>
+            </w:r>
+          </w:p>
+          <w:p>
+            <w:pPr>
+              <w:pStyle w:val="Normal"/>
+              <w:keepNext w:val="0"/>
+              <w:keepLines/>
+              <w:spacing w:before="0" w:after="0" w:line="230" w:lineRule="auto"/>
+              <w:jc w:val="left"/>
+              <w:rPr>
+                <w:rFonts w:ascii="Calibri" w:hAnsi="Calibri" w:cs="Calibri"/>
+              </w:rPr>
+            </w:pPr>
+            <w:r>
+              <w:rPr>
+                <w:rFonts w:cs="Arial" w:ascii="Arial" w:hAnsi="Arial"/>
+                <w:sz w:val="18"/>
+              </w:rPr>
+              <w:t>____________________</w:t>
+            </w:r>
+          </w:p>
+        </w:tc>
+        <w:tc>
+          <w:tcPr>
+            <w:tcW w:type="dxa" w:w="4819"/>
+          </w:tcPr>
+          <w:p>
+            <w:pPr>
+              <w:jc w:val="center"/>
+            </w:pPr>
+            <w:r>
+              <w:rPr>
+                <w:rFonts w:ascii="Arial" w:hAnsi="Arial"/>
+                <w:b/>
+                <w:color w:val="000000"/>
+                <w:sz w:val="18"/>
+              </w:rPr>
+              <w:t>Sponsor</w:t>
+            </w:r>
+          </w:p>
+          <w:p>
+            <w:pPr>
+              <w:keepNext/>
+              <w:keepLines/>
+              <w:spacing w:before="0" w:after="0"/>
+              <w:jc w:val="center"/>
+            </w:pPr>
+            <w:r>
+              <w:rPr>
+                <w:rFonts w:ascii="Arial" w:hAnsi="Arial" w:cs="Arial"/>
+                <w:b/>
+                <w:sz w:val="18"/>
+              </w:rPr>
+              <w:t>{{ sponsor.legal_name }}</w:t>
+            </w:r>
+          </w:p>
+          <w:p>
+            <w:pPr>
+              <w:keepNext/>
+              <w:keepLines/>
+              <w:spacing w:before="0" w:after="0"/>
+              <w:jc w:val="center"/>
+            </w:pPr>
+            <w:r>
+              <w:rPr>
+                <w:rFonts w:ascii="Arial" w:hAnsi="Arial" w:cs="Arial"/>
+                <w:b/>
+                <w:sz w:val="18"/>
+              </w:rPr>
+              <w:t>{% if signer.full_name %}{{ signer.full_name }}{% endif %}</w:t>
+            </w:r>
+          </w:p>
+          <w:p>
+            <w:pPr>
+              <w:keepNext/>
+              <w:keepLines/>
+              <w:spacing w:before="0" w:after="0"/>
+              <w:jc w:val="center"/>
+            </w:pPr>
+            <w:r>
+              <w:rPr>
+                <w:rFonts w:ascii="Arial" w:hAnsi="Arial" w:cs="Arial"/>
+                <w:b w:val="0"/>
+                <w:sz w:val="18"/>
+              </w:rPr>
+              <w:t>_______________________________</w:t>
+            </w:r>
+          </w:p>
+        </w:tc>
+      </w:tr>
+    </w:tbl>
+    <w:p>
+      <w:pPr>
+        <w:pStyle w:val="Normal"/>
+        <w:spacing w:before="0" w:after="0" w:line="230" w:lineRule="auto"/>
+        <w:jc w:val="both"/>
+        <w:rPr>
+          <w:rFonts w:ascii="Calibri" w:hAnsi="Calibri" w:cs="Calibri"/>
+          <w:b/>
+          <w:b/>
+          <w:bCs/>
+        </w:rPr>
+      </w:pPr>
+    </w:p>
+    <w:p>
+      <w:pPr>
+        <w:pStyle w:val="Normal"/>
+        <w:spacing w:before="0" w:after="0" w:line="230" w:lineRule="auto"/>
+        <w:jc w:val="both"/>
+        <w:rPr>
+          <w:rFonts w:ascii="Calibri" w:hAnsi="Calibri" w:cs="Calibri"/>
+          <w:b/>
+          <w:b/>
+          <w:bCs/>
+        </w:rPr>
+      </w:pPr>
+    </w:p>
+    <w:p>
+      <w:pPr>
+        <w:pStyle w:val="Normal"/>
+        <w:spacing w:before="0" w:after="0" w:line="230" w:lineRule="auto"/>
+        <w:jc w:val="both"/>
+        <w:rPr>
+          <w:rFonts w:ascii="Calibri" w:hAnsi="Calibri" w:cs="Calibri"/>
+          <w:b/>
+          <w:b/>
+          <w:bCs/>
+        </w:rPr>
+      </w:pPr>
+      <w:r>
+        <w:rPr>
+          <w:rFonts w:cs="Arial" w:ascii="Arial" w:hAnsi="Arial"/>
+          <w:iCs/>
+          <w:sz w:val="18"/>
+        </w:rPr>
+        <w:t>Le parti, di comune accordo, previa attenta lettura delle norme d’iscrizione e dei patti contenuti nel presente contratto, dato atto che ogni clausola è stata oggetto e frutto di ampia e approfondita trattativa, per quanto di occorrenza e ad ogni effetto di legge ivi compreso quanto previsto dagli articoli 1341 e 1342 del Codice Civile, dichiarano di aver preso visione, di approvare e di accettare integralmente le pattuizioni relative a:</w:t>
+      </w:r>
+    </w:p>
+    <w:p>
+      <w:pPr>
+        <w:pStyle w:val="Normal"/>
+        <w:spacing w:before="0" w:after="0" w:line="230" w:lineRule="auto"/>
+        <w:jc w:val="both"/>
+        <w:rPr>
+          <w:rFonts w:ascii="Calibri" w:hAnsi="Calibri" w:cs="Calibri"/>
+          <w:b/>
+          <w:b/>
+          <w:bCs/>
+        </w:rPr>
+      </w:pPr>
+      <w:r>
+        <w:rPr>
+          <w:rFonts w:cs="Arial" w:ascii="Arial" w:hAnsi="Arial"/>
+          <w:b/>
+          <w:bCs/>
+          <w:sz w:val="18"/>
+        </w:rPr>
+        <w:t>3. Corrispettivo, modalità di pagamento e termini di cancellazione; 4. Durata e Scioglimento del Contratto; 5. Confidenzialità e riservatezza; 7. Varie; 8. Modifiche o variazioni; 9. Legge applicabile e foro competente;</w:t>
+      </w:r>
+    </w:p>
+    <w:p>
+      <w:pPr>
+        <w:pStyle w:val="Normal"/>
+        <w:spacing w:before="0" w:after="0" w:line="230" w:lineRule="auto"/>
+        <w:jc w:val="both"/>
+        <w:rPr>
+          <w:rFonts w:ascii="Calibri" w:hAnsi="Calibri" w:cs="Calibri"/>
+          <w:b/>
+          <w:b/>
+          <w:bCs/>
+        </w:rPr>
+      </w:pPr>
+    </w:p>
+    <w:p>
+      <w:pPr>
+        <w:pStyle w:val="Normal"/>
+        <w:spacing w:before="0" w:after="0" w:line="230" w:lineRule="auto"/>
+        <w:jc w:val="both"/>
+        <w:rPr>
+          <w:rFonts w:ascii="Calibri" w:hAnsi="Calibri" w:cs="Calibri"/>
+          <w:b/>
+          <w:b/>
+          <w:bCs/>
+        </w:rPr>
+      </w:pPr>
     </w:p>
     <w:tbl>
       <w:tblPr>

--- a/contracts/templates_pdf/template_contratto_sponsor_non_ecm_it.docx
+++ b/contracts/templates_pdf/template_contratto_sponsor_non_ecm_it.docx
@@ -503,21 +503,21 @@
         <w:gridCol w:w="643"/>
         <w:gridCol w:w="195"/>
         <w:gridCol w:w="98"/>
-        <w:gridCol w:w="641"/>
+        <w:gridCol w:w="1041"/>
         <w:gridCol w:w="542"/>
         <w:gridCol w:w="303"/>
-        <w:gridCol w:w="992"/>
+        <w:gridCol w:w="1492"/>
         <w:gridCol w:w="284"/>
         <w:gridCol w:w="1275"/>
         <w:gridCol w:w="709"/>
         <w:gridCol w:w="284"/>
-        <w:gridCol w:w="3089"/>
+        <w:gridCol w:w="2189"/>
       </w:tblGrid>
       <w:tr>
         <w:trPr/>
         <w:tc>
           <w:tcPr>
-            <w:tcW w:w="3114" w:type="dxa"/>
+            <w:tcW w:w="3514" w:type="dxa"/>
             <w:gridSpan w:val="7"/>
             <w:tcBorders>
               <w:top w:val="single" w:sz="4" w:space="0" w:color="000000"/>
@@ -560,7 +560,7 @@
         </w:tc>
         <w:tc>
           <w:tcPr>
-            <w:tcW w:w="6633" w:type="dxa"/>
+            <w:tcW w:w="6233" w:type="dxa"/>
             <w:gridSpan w:val="6"/>
             <w:tcBorders>
               <w:top w:val="single" w:sz="4" w:space="0" w:color="000000"/>
@@ -592,7 +592,7 @@
         <w:trPr/>
         <w:tc>
           <w:tcPr>
-            <w:tcW w:w="3114" w:type="dxa"/>
+            <w:tcW w:w="3514" w:type="dxa"/>
             <w:gridSpan w:val="7"/>
             <w:tcBorders>
               <w:top w:val="single" w:sz="4" w:space="0" w:color="000000"/>
@@ -635,7 +635,7 @@
         </w:tc>
         <w:tc>
           <w:tcPr>
-            <w:tcW w:w="6633" w:type="dxa"/>
+            <w:tcW w:w="6233" w:type="dxa"/>
             <w:gridSpan w:val="6"/>
             <w:tcBorders>
               <w:top w:val="single" w:sz="4" w:space="0" w:color="000000"/>
@@ -667,7 +667,7 @@
         <w:trPr/>
         <w:tc>
           <w:tcPr>
-            <w:tcW w:w="3114" w:type="dxa"/>
+            <w:tcW w:w="3514" w:type="dxa"/>
             <w:gridSpan w:val="7"/>
             <w:tcBorders>
               <w:top w:val="single" w:sz="4" w:space="0" w:color="000000"/>
@@ -697,7 +697,7 @@
         </w:tc>
         <w:tc>
           <w:tcPr>
-            <w:tcW w:w="6633" w:type="dxa"/>
+            <w:tcW w:w="6233" w:type="dxa"/>
             <w:gridSpan w:val="6"/>
             <w:tcBorders>
               <w:top w:val="single" w:sz="4" w:space="0" w:color="000000"/>
@@ -787,7 +787,7 @@
         </w:tc>
         <w:tc>
           <w:tcPr>
-            <w:tcW w:w="739" w:type="dxa"/>
+            <w:tcW w:w="1139" w:type="dxa"/>
             <w:gridSpan w:val="2"/>
             <w:tcBorders>
               <w:top w:val="single" w:sz="4" w:space="0" w:color="000000"/>
@@ -849,7 +849,7 @@
         </w:tc>
         <w:tc>
           <w:tcPr>
-            <w:tcW w:w="992" w:type="dxa"/>
+            <w:tcW w:w="1492" w:type="dxa"/>
             <w:tcBorders>
               <w:top w:val="single" w:sz="4" w:space="0" w:color="000000"/>
               <w:left w:val="single" w:sz="4" w:space="0" w:color="000000"/>
@@ -936,7 +936,7 @@
         </w:tc>
         <w:tc>
           <w:tcPr>
-            <w:tcW w:w="3373" w:type="dxa"/>
+            <w:tcW w:w="2473" w:type="dxa"/>
             <w:gridSpan w:val="2"/>
             <w:tcBorders>
               <w:top w:val="single" w:sz="4" w:space="0" w:color="000000"/>
@@ -998,7 +998,7 @@
         </w:tc>
         <w:tc>
           <w:tcPr>
-            <w:tcW w:w="2478" w:type="dxa"/>
+            <w:tcW w:w="3378" w:type="dxa"/>
             <w:gridSpan w:val="4"/>
             <w:tcBorders>
               <w:top w:val="single" w:sz="4" w:space="0" w:color="000000"/>
@@ -1057,7 +1057,7 @@
         </w:tc>
         <w:tc>
           <w:tcPr>
-            <w:tcW w:w="4082" w:type="dxa"/>
+            <w:tcW w:w="3182" w:type="dxa"/>
             <w:gridSpan w:val="3"/>
             <w:tcBorders>
               <w:top w:val="single" w:sz="4" w:space="0" w:color="000000"/>
@@ -1089,7 +1089,7 @@
         <w:trPr/>
         <w:tc>
           <w:tcPr>
-            <w:tcW w:w="3114" w:type="dxa"/>
+            <w:tcW w:w="3514" w:type="dxa"/>
             <w:gridSpan w:val="7"/>
             <w:tcBorders>
               <w:top w:val="single" w:sz="4" w:space="0" w:color="000000"/>
@@ -1142,7 +1142,7 @@
         </w:tc>
         <w:tc>
           <w:tcPr>
-            <w:tcW w:w="2551" w:type="dxa"/>
+            <w:tcW w:w="3051" w:type="dxa"/>
             <w:gridSpan w:val="3"/>
             <w:tcBorders>
               <w:top w:val="single" w:sz="4" w:space="0" w:color="000000"/>
@@ -1202,7 +1202,7 @@
         </w:tc>
         <w:tc>
           <w:tcPr>
-            <w:tcW w:w="3089" w:type="dxa"/>
+            <w:tcW w:w="2189" w:type="dxa"/>
             <w:tcBorders>
               <w:top w:val="single" w:sz="4" w:space="0" w:color="000000"/>
               <w:left w:val="single" w:sz="4" w:space="0" w:color="000000"/>
@@ -1234,7 +1234,7 @@
         <w:trPr/>
         <w:tc>
           <w:tcPr>
-            <w:tcW w:w="5665" w:type="dxa"/>
+            <w:tcW w:w="6565" w:type="dxa"/>
             <w:gridSpan w:val="10"/>
             <w:tcBorders>
               <w:top w:val="single" w:sz="4" w:space="0" w:color="000000"/>
@@ -1264,7 +1264,7 @@
         </w:tc>
         <w:tc>
           <w:tcPr>
-            <w:tcW w:w="4082" w:type="dxa"/>
+            <w:tcW w:w="3182" w:type="dxa"/>
             <w:gridSpan w:val="3"/>
             <w:tcBorders>
               <w:top w:val="single" w:sz="4" w:space="0" w:color="000000"/>
@@ -1339,7 +1339,7 @@
         </w:tc>
         <w:tc>
           <w:tcPr>
-            <w:tcW w:w="934" w:type="dxa"/>
+            <w:tcW w:w="1334" w:type="dxa"/>
             <w:gridSpan w:val="3"/>
             <w:tcBorders>
               <w:top w:val="single" w:sz="4" w:space="0" w:color="000000"/>
@@ -1398,7 +1398,7 @@
         </w:tc>
         <w:tc>
           <w:tcPr>
-            <w:tcW w:w="2854" w:type="dxa"/>
+            <w:tcW w:w="3354" w:type="dxa"/>
             <w:gridSpan w:val="4"/>
             <w:tcBorders>
               <w:top w:val="single" w:sz="4" w:space="0" w:color="000000"/>
@@ -1458,7 +1458,7 @@
         </w:tc>
         <w:tc>
           <w:tcPr>
-            <w:tcW w:w="3089" w:type="dxa"/>
+            <w:tcW w:w="2189" w:type="dxa"/>
             <w:tcBorders>
               <w:top w:val="single" w:sz="4" w:space="0" w:color="000000"/>
               <w:left w:val="single" w:sz="4" w:space="0" w:color="000000"/>
@@ -1490,7 +1490,7 @@
         <w:trPr/>
         <w:tc>
           <w:tcPr>
-            <w:tcW w:w="2269" w:type="dxa"/>
+            <w:tcW w:w="2669" w:type="dxa"/>
             <w:gridSpan w:val="5"/>
             <w:tcBorders>
               <w:top w:val="single" w:sz="4" w:space="0" w:color="000000"/>
@@ -1520,7 +1520,7 @@
         </w:tc>
         <w:tc>
           <w:tcPr>
-            <w:tcW w:w="3396" w:type="dxa"/>
+            <w:tcW w:w="3896" w:type="dxa"/>
             <w:gridSpan w:val="5"/>
             <w:tcBorders>
               <w:top w:val="single" w:sz="4" w:space="0" w:color="000000"/>
@@ -1580,7 +1580,7 @@
         </w:tc>
         <w:tc>
           <w:tcPr>
-            <w:tcW w:w="3089" w:type="dxa"/>
+            <w:tcW w:w="2189" w:type="dxa"/>
             <w:tcBorders>
               <w:top w:val="single" w:sz="4" w:space="0" w:color="000000"/>
               <w:left w:val="single" w:sz="4" w:space="0" w:color="000000"/>
@@ -1612,7 +1612,7 @@
         <w:trPr/>
         <w:tc>
           <w:tcPr>
-            <w:tcW w:w="2269" w:type="dxa"/>
+            <w:tcW w:w="2669" w:type="dxa"/>
             <w:gridSpan w:val="5"/>
             <w:tcBorders>
               <w:top w:val="single" w:sz="4" w:space="0" w:color="000000"/>
@@ -1642,7 +1642,7 @@
         </w:tc>
         <w:tc>
           <w:tcPr>
-            <w:tcW w:w="3396" w:type="dxa"/>
+            <w:tcW w:w="3896" w:type="dxa"/>
             <w:gridSpan w:val="5"/>
             <w:tcBorders>
               <w:top w:val="single" w:sz="4" w:space="0" w:color="000000"/>
@@ -1702,7 +1702,7 @@
         </w:tc>
         <w:tc>
           <w:tcPr>
-            <w:tcW w:w="3089" w:type="dxa"/>
+            <w:tcW w:w="2189" w:type="dxa"/>
             <w:tcBorders>
               <w:top w:val="single" w:sz="4" w:space="0" w:color="000000"/>
               <w:left w:val="single" w:sz="4" w:space="0" w:color="000000"/>
@@ -1734,7 +1734,7 @@
         <w:trPr/>
         <w:tc>
           <w:tcPr>
-            <w:tcW w:w="2269" w:type="dxa"/>
+            <w:tcW w:w="2669" w:type="dxa"/>
             <w:gridSpan w:val="5"/>
             <w:tcBorders>
               <w:top w:val="single" w:sz="4" w:space="0" w:color="000000"/>
@@ -1764,7 +1764,7 @@
         </w:tc>
         <w:tc>
           <w:tcPr>
-            <w:tcW w:w="2121" w:type="dxa"/>
+            <w:tcW w:w="2621" w:type="dxa"/>
             <w:gridSpan w:val="4"/>
             <w:tcBorders>
               <w:top w:val="single" w:sz="4" w:space="0" w:color="000000"/>
@@ -1823,7 +1823,7 @@
         </w:tc>
         <w:tc>
           <w:tcPr>
-            <w:tcW w:w="4082" w:type="dxa"/>
+            <w:tcW w:w="3182" w:type="dxa"/>
             <w:gridSpan w:val="3"/>
             <w:tcBorders>
               <w:top w:val="single" w:sz="4" w:space="0" w:color="000000"/>

--- a/contracts/templates_pdf/template_contratto_sponsor_non_ecm_it.docx
+++ b/contracts/templates_pdf/template_contratto_sponsor_non_ecm_it.docx
@@ -4325,6 +4325,23 @@
           <w:bCs/>
         </w:rPr>
       </w:pPr>
+    </w:p>
+    <w:p>
+      <w:pPr>
+        <w:pStyle w:val="Normal"/>
+        <w:spacing w:before="0" w:after="0" w:line="230" w:lineRule="auto"/>
+        <w:jc w:val="both"/>
+        <w:rPr>
+          <w:rFonts w:ascii="Calibri" w:hAnsi="Calibri" w:cs="Calibri"/>
+        </w:rPr>
+      </w:pPr>
+      <w:r>
+        <w:rPr>
+          <w:rFonts w:cs="Arial" w:ascii="Arial" w:hAnsi="Arial"/>
+          <w:sz w:val="18"/>
+        </w:rPr>
+        <w:t>Bologna,  {{ contract.signed_date|format_date|default('___________', true) }}</w:t>
+      </w:r>
     </w:p>
     <w:tbl>
       <w:tblPr>

--- a/contracts/templates_pdf/template_contratto_sponsor_non_ecm_it.docx
+++ b/contracts/templates_pdf/template_contratto_sponsor_non_ecm_it.docx
@@ -4342,6 +4342,16 @@
         </w:rPr>
         <w:t>Bologna,  {{ contract.signed_date|format_date|default('___________', true) }}</w:t>
       </w:r>
+    </w:p>
+    <w:p>
+      <w:pPr>
+        <w:pStyle w:val="Normal"/>
+        <w:spacing w:before="0" w:after="0" w:line="230" w:lineRule="auto"/>
+        <w:jc w:val="both"/>
+        <w:rPr>
+          <w:rFonts w:ascii="Calibri" w:hAnsi="Calibri" w:cs="Calibri"/>
+        </w:rPr>
+      </w:pPr>
     </w:p>
     <w:tbl>
       <w:tblPr>

--- a/contracts/templates_pdf/template_contratto_sponsor_non_ecm_it.docx
+++ b/contracts/templates_pdf/template_contratto_sponsor_non_ecm_it.docx
@@ -3643,7 +3643,7 @@
           <w:iCs/>
           <w:sz w:val="18"/>
         </w:rPr>
-        <w:t>La violazione di quanto previsto agli articoli 2, 3, 4, 5, 7, 8, 9 darà diritto all’Organizzatore di risolvere unilateralmente il presente contratto con effetto immediato ai sensi dell'art. 1456 c.c., mediante comunicazione, inviata a mezzo raccomandata a.r. e/o Pec, con la quale essa dichiari di volersi avvalere della presente clausola risolutiva espressa, salvo comunque il risarcimento dei danni che si ritengono subiti.</w:t>
+        <w:t>La violazione di quanto previsto agli articoli 2, 3, 4, 5, 7, 8, 9, 10, 11, 12 darà diritto all’Organizzatore di risolvere unilateralmente il presente contratto con effetto immediato ai sensi dell'art. 1456 c.c., mediante comunicazione, inviata a mezzo raccomandata a.r. e/o Pec, con la quale essa dichiari di volersi avvalere della presente clausola risolutiva espressa, salvo comunque il risarcimento dei danni che si ritengono subiti.</w:t>
       </w:r>
     </w:p>
     <w:p>
@@ -3752,7 +3752,7 @@
           <w:bCs/>
           <w:sz w:val="18"/>
         </w:rPr>
-        <w:t xml:space="preserve">8. Modifiche o variazioni </w:t>
+        <w:t xml:space="preserve">8. Altoparlanti - Trasmissioni sonore </w:t>
       </w:r>
     </w:p>
     <w:p>
@@ -3782,6 +3782,282 @@
           <w:iCs/>
           <w:sz w:val="18"/>
         </w:rPr>
+        <w:t>Sono consentite, nell’ambito del proprio posteggio, le trasmissioni sonore, ivi compreso l’uso di radioricevitori e di apparecchi televisivi, che non arrechino disturbo (competenze SIAE a carico dell’azienda espositrice). A tal fine l'Organizzatore si riserva il diritto di determinare il volume delle trasmissioni sonore.</w:t>
+      </w:r>
+    </w:p>
+    <w:p>
+      <w:pPr>
+        <w:pStyle w:val="Normal"/>
+        <w:spacing w:before="0" w:after="0" w:line="230" w:lineRule="auto"/>
+        <w:jc w:val="both"/>
+        <w:rPr>
+          <w:rFonts w:ascii="Calibri" w:hAnsi="Calibri" w:cs="Calibri"/>
+          <w:b/>
+          <w:b/>
+          <w:bCs/>
+        </w:rPr>
+      </w:pPr>
+      <w:r>
+        <w:rPr>
+          <w:rFonts w:cs="Arial" w:ascii="Arial" w:hAnsi="Arial"/>
+          <w:b/>
+          <w:bCs/>
+          <w:sz w:val="18"/>
+        </w:rPr>
+        <w:t xml:space="preserve">8.2 </w:t>
+      </w:r>
+      <w:r>
+        <w:rPr>
+          <w:rFonts w:cs="Arial" w:ascii="Arial" w:hAnsi="Arial"/>
+          <w:iCs/>
+          <w:sz w:val="18"/>
+        </w:rPr>
+        <w:t>L'Organizzatore può utilizzare gli altoparlanti installati nel quartiere fieristico per comunicazioni ufficiali o in caso di emergenza.</w:t>
+      </w:r>
+    </w:p>
+    <w:p>
+      <w:pPr>
+        <w:pStyle w:val="Normal"/>
+        <w:spacing w:before="0" w:after="0" w:line="230" w:lineRule="auto"/>
+        <w:jc w:val="both"/>
+        <w:rPr>
+          <w:rFonts w:ascii="Calibri" w:hAnsi="Calibri" w:cs="Calibri"/>
+          <w:b/>
+          <w:b/>
+          <w:bCs/>
+        </w:rPr>
+      </w:pPr>
+    </w:p>
+    <w:p>
+      <w:pPr>
+        <w:pStyle w:val="Normal"/>
+        <w:spacing w:before="0" w:after="0" w:line="230" w:lineRule="auto"/>
+        <w:jc w:val="both"/>
+        <w:rPr>
+          <w:rFonts w:ascii="Calibri" w:hAnsi="Calibri" w:cs="Calibri"/>
+        </w:rPr>
+      </w:pPr>
+      <w:r>
+        <w:rPr>
+          <w:rFonts w:cs="Arial" w:ascii="Arial" w:hAnsi="Arial"/>
+          <w:b/>
+          <w:bCs/>
+          <w:sz w:val="18"/>
+        </w:rPr>
+        <w:t xml:space="preserve">9. Azioni promo-pubblicitarie </w:t>
+      </w:r>
+    </w:p>
+    <w:p>
+      <w:pPr>
+        <w:pStyle w:val="Normal"/>
+        <w:spacing w:before="0" w:after="0" w:line="230" w:lineRule="auto"/>
+        <w:jc w:val="both"/>
+        <w:rPr>
+          <w:rFonts w:ascii="Calibri" w:hAnsi="Calibri" w:cs="Calibri"/>
+          <w:b/>
+          <w:b/>
+          <w:bCs/>
+        </w:rPr>
+      </w:pPr>
+      <w:r>
+        <w:rPr>
+          <w:rFonts w:cs="Arial" w:ascii="Arial" w:hAnsi="Arial"/>
+          <w:b/>
+          <w:bCs/>
+          <w:sz w:val="18"/>
+        </w:rPr>
+        <w:t xml:space="preserve">9.1 </w:t>
+      </w:r>
+      <w:r>
+        <w:rPr>
+          <w:rFonts w:cs="Arial" w:ascii="Arial" w:hAnsi="Arial"/>
+          <w:iCs/>
+          <w:sz w:val="18"/>
+        </w:rPr>
+        <w:t>Per quanto relativo alla pubblicità, esclusa quella all’interno del proprio posteggio, l’Organizzatore si riserva il diritto esclusivo della promozione e gestione pubblicitaria della manifestazione, anche avvalendosi della collaborazione di agenzie specializzate.</w:t>
+      </w:r>
+    </w:p>
+    <w:p>
+      <w:pPr>
+        <w:pStyle w:val="Normal"/>
+        <w:spacing w:before="0" w:after="0" w:line="230" w:lineRule="auto"/>
+        <w:jc w:val="both"/>
+        <w:rPr>
+          <w:rFonts w:ascii="Calibri" w:hAnsi="Calibri" w:cs="Calibri"/>
+          <w:b/>
+          <w:b/>
+          <w:bCs/>
+        </w:rPr>
+      </w:pPr>
+      <w:r>
+        <w:rPr>
+          <w:rFonts w:cs="Arial" w:ascii="Arial" w:hAnsi="Arial"/>
+          <w:b/>
+          <w:bCs/>
+          <w:sz w:val="18"/>
+        </w:rPr>
+        <w:t xml:space="preserve">9.2 </w:t>
+      </w:r>
+      <w:r>
+        <w:rPr>
+          <w:rFonts w:cs="Arial" w:ascii="Arial" w:hAnsi="Arial"/>
+          <w:iCs/>
+          <w:sz w:val="18"/>
+        </w:rPr>
+        <w:t>L’Espositore concede il proprio assenso alla riproduzione grafica di fotografie e riprese video che verranno effettuate nel corso dell’evento finalizzate alla promozione del congresso sui media.</w:t>
+      </w:r>
+    </w:p>
+    <w:p>
+      <w:pPr>
+        <w:pStyle w:val="Normal"/>
+        <w:spacing w:before="0" w:after="0" w:line="230" w:lineRule="auto"/>
+        <w:jc w:val="both"/>
+        <w:rPr>
+          <w:rFonts w:ascii="Calibri" w:hAnsi="Calibri" w:cs="Calibri"/>
+          <w:b/>
+          <w:b/>
+          <w:bCs/>
+        </w:rPr>
+      </w:pPr>
+    </w:p>
+    <w:p>
+      <w:pPr>
+        <w:pStyle w:val="Normal"/>
+        <w:spacing w:before="0" w:after="0" w:line="230" w:lineRule="auto"/>
+        <w:jc w:val="both"/>
+        <w:rPr>
+          <w:rFonts w:ascii="Calibri" w:hAnsi="Calibri" w:cs="Calibri"/>
+        </w:rPr>
+      </w:pPr>
+      <w:r>
+        <w:rPr>
+          <w:rFonts w:cs="Arial" w:ascii="Arial" w:hAnsi="Arial"/>
+          <w:b/>
+          <w:bCs/>
+          <w:sz w:val="18"/>
+        </w:rPr>
+        <w:t xml:space="preserve">10. Riconsegna - Danni ai posteggi stand - Smaltimento rifiuti </w:t>
+      </w:r>
+    </w:p>
+    <w:p>
+      <w:pPr>
+        <w:pStyle w:val="Normal"/>
+        <w:spacing w:before="0" w:after="0" w:line="230" w:lineRule="auto"/>
+        <w:jc w:val="both"/>
+        <w:rPr>
+          <w:rFonts w:ascii="Calibri" w:hAnsi="Calibri" w:cs="Calibri"/>
+          <w:b/>
+          <w:b/>
+          <w:bCs/>
+        </w:rPr>
+      </w:pPr>
+      <w:r>
+        <w:rPr>
+          <w:rFonts w:cs="Arial" w:ascii="Arial" w:hAnsi="Arial"/>
+          <w:b/>
+          <w:bCs/>
+          <w:sz w:val="18"/>
+        </w:rPr>
+        <w:t xml:space="preserve">10.1 </w:t>
+      </w:r>
+      <w:r>
+        <w:rPr>
+          <w:rFonts w:cs="Arial" w:ascii="Arial" w:hAnsi="Arial"/>
+          <w:iCs/>
+          <w:sz w:val="18"/>
+        </w:rPr>
+        <w:t>Al termine della manifestazione lo spazio espositivo dovrà essere riconsegnato nelle stesse condizioni in cui è stato preso in consegna dall'Espositore. Dallo Spazio Espositivo dovrà essere rimosso ogni materiale e residuo di allestimento.</w:t>
+      </w:r>
+    </w:p>
+    <w:p>
+      <w:pPr>
+        <w:pStyle w:val="Normal"/>
+        <w:spacing w:before="0" w:after="0" w:line="230" w:lineRule="auto"/>
+        <w:jc w:val="both"/>
+        <w:rPr>
+          <w:rFonts w:ascii="Calibri" w:hAnsi="Calibri" w:cs="Calibri"/>
+          <w:b/>
+          <w:b/>
+          <w:bCs/>
+        </w:rPr>
+      </w:pPr>
+      <w:r>
+        <w:rPr>
+          <w:rFonts w:cs="Arial" w:ascii="Arial" w:hAnsi="Arial"/>
+          <w:b/>
+          <w:bCs/>
+          <w:sz w:val="18"/>
+        </w:rPr>
+        <w:t xml:space="preserve">10.2 </w:t>
+      </w:r>
+      <w:r>
+        <w:rPr>
+          <w:rFonts w:cs="Arial" w:ascii="Arial" w:hAnsi="Arial"/>
+          <w:iCs/>
+          <w:sz w:val="18"/>
+        </w:rPr>
+        <w:t>Tutti i rifiuti prodotti per l’allestimento/disallestimento e per lo svolgimento dell’evento dovranno essere smaltiti, conformemente alle normative vigenti, a cura dell’Espositore. Qualora eventuali materiali non fossero conferiti alla discarica ma venissero abbandonati presso i locali o i rifiuti non venissero smaltiti correttamente, l’Organizzatore si riserva il diritto di sgomberare a rischio e spese dell'Espositore tutti i materiali, impianti e quant'altro che non sia stato ritirato nei termini prescritti e di ripristinare lo spazio occupato. L’Organizzatore non assume obblighi di custodia sui materiali e i beni degli Espositori sgomberati direttamente. Ogni costo e spesa di ripristino, per eventuali danni causati e per smaltimento dei rifiuti, sono a carico dell’Espositore.</w:t>
+      </w:r>
+    </w:p>
+    <w:p>
+      <w:pPr>
+        <w:pStyle w:val="Normal"/>
+        <w:spacing w:before="0" w:after="0" w:line="230" w:lineRule="auto"/>
+        <w:jc w:val="both"/>
+        <w:rPr>
+          <w:rFonts w:ascii="Calibri" w:hAnsi="Calibri" w:cs="Calibri"/>
+          <w:b/>
+          <w:b/>
+          <w:bCs/>
+        </w:rPr>
+      </w:pPr>
+    </w:p>
+    <w:p>
+      <w:pPr>
+        <w:pStyle w:val="Normal"/>
+        <w:spacing w:before="0" w:after="0" w:line="230" w:lineRule="auto"/>
+        <w:jc w:val="both"/>
+        <w:rPr>
+          <w:rFonts w:ascii="Calibri" w:hAnsi="Calibri" w:cs="Calibri"/>
+        </w:rPr>
+      </w:pPr>
+      <w:r>
+        <w:rPr>
+          <w:rFonts w:cs="Arial" w:ascii="Arial" w:hAnsi="Arial"/>
+          <w:b/>
+          <w:bCs/>
+          <w:sz w:val="18"/>
+        </w:rPr>
+        <w:t xml:space="preserve">11. Modifiche o variazioni </w:t>
+      </w:r>
+    </w:p>
+    <w:p>
+      <w:pPr>
+        <w:pStyle w:val="Normal"/>
+        <w:spacing w:before="0" w:after="0" w:line="230" w:lineRule="auto"/>
+        <w:jc w:val="both"/>
+        <w:rPr>
+          <w:rFonts w:ascii="Calibri" w:hAnsi="Calibri" w:cs="Calibri"/>
+          <w:b/>
+          <w:b/>
+          <w:bCs/>
+        </w:rPr>
+      </w:pPr>
+      <w:r>
+        <w:rPr>
+          <w:rFonts w:cs="Arial" w:ascii="Arial" w:hAnsi="Arial"/>
+          <w:b/>
+          <w:bCs/>
+          <w:sz w:val="18"/>
+        </w:rPr>
+        <w:t xml:space="preserve">11.1 </w:t>
+      </w:r>
+      <w:r>
+        <w:rPr>
+          <w:rFonts w:cs="Arial" w:ascii="Arial" w:hAnsi="Arial"/>
+          <w:iCs/>
+          <w:sz w:val="18"/>
+        </w:rPr>
         <w:t>Qualsiasi deroga al presente Contratto Regolamento sarà nulla e comunque priva di effetto ove non risulti da atto scritto.</w:t>
       </w:r>
     </w:p>
@@ -3856,29 +4132,29 @@
           <w:bCs/>
           <w:sz w:val="18"/>
         </w:rPr>
-        <w:t xml:space="preserve">9. Legge applicabile e foro competente </w:t>
-      </w:r>
-    </w:p>
-    <w:p>
-      <w:pPr>
-        <w:pStyle w:val="Normal"/>
-        <w:spacing w:before="0" w:after="0" w:line="230" w:lineRule="auto"/>
-        <w:jc w:val="both"/>
-        <w:rPr>
-          <w:rFonts w:ascii="Calibri" w:hAnsi="Calibri" w:cs="Calibri"/>
-          <w:b/>
-          <w:b/>
-          <w:bCs/>
-        </w:rPr>
-      </w:pPr>
-      <w:r>
-        <w:rPr>
-          <w:rFonts w:cs="Arial" w:ascii="Arial" w:hAnsi="Arial"/>
-          <w:b/>
-          <w:bCs/>
-          <w:sz w:val="18"/>
-        </w:rPr>
-        <w:t xml:space="preserve">9.1 </w:t>
+        <w:t xml:space="preserve">12. Legge applicabile e foro competente </w:t>
+      </w:r>
+    </w:p>
+    <w:p>
+      <w:pPr>
+        <w:pStyle w:val="Normal"/>
+        <w:spacing w:before="0" w:after="0" w:line="230" w:lineRule="auto"/>
+        <w:jc w:val="both"/>
+        <w:rPr>
+          <w:rFonts w:ascii="Calibri" w:hAnsi="Calibri" w:cs="Calibri"/>
+          <w:b/>
+          <w:b/>
+          <w:bCs/>
+        </w:rPr>
+      </w:pPr>
+      <w:r>
+        <w:rPr>
+          <w:rFonts w:cs="Arial" w:ascii="Arial" w:hAnsi="Arial"/>
+          <w:b/>
+          <w:bCs/>
+          <w:sz w:val="18"/>
+        </w:rPr>
+        <w:t xml:space="preserve">12.1 </w:t>
       </w:r>
       <w:r>
         <w:rPr>
@@ -4277,27 +4553,14 @@
         </w:rPr>
         <w:t>Le parti, di comune accordo, previa attenta lettura delle norme d’iscrizione e dei patti contenuti nel presente contratto, dato atto che ogni clausola è stata oggetto e frutto di ampia e approfondita trattativa, per quanto di occorrenza e ad ogni effetto di legge ivi compreso quanto previsto dagli articoli 1341 e 1342 del Codice Civile, dichiarano di aver preso visione, di approvare e di accettare integralmente le pattuizioni relative a:</w:t>
       </w:r>
-    </w:p>
-    <w:p>
-      <w:pPr>
-        <w:pStyle w:val="Normal"/>
-        <w:spacing w:before="0" w:after="0" w:line="230" w:lineRule="auto"/>
-        <w:jc w:val="both"/>
-        <w:rPr>
-          <w:rFonts w:ascii="Calibri" w:hAnsi="Calibri" w:cs="Calibri"/>
-          <w:b/>
-          <w:b/>
-          <w:bCs/>
-        </w:rPr>
-      </w:pPr>
-      <w:r>
-        <w:rPr>
-          <w:rFonts w:cs="Arial" w:ascii="Arial" w:hAnsi="Arial"/>
-          <w:b/>
-          <w:bCs/>
-          <w:sz w:val="18"/>
-        </w:rPr>
-        <w:t>3. Corrispettivo, modalità di pagamento e termini di cancellazione; 4. Durata e Scioglimento del Contratto; 5. Confidenzialità e riservatezza; 7. Varie; 8. Modifiche o variazioni; 9. Legge applicabile e foro competente;</w:t>
+      <w:r>
+        <w:rPr>
+          <w:rFonts w:cs="Arial" w:ascii="Arial" w:hAnsi="Arial"/>
+          <w:b w:val="0"/>
+          <w:iCs/>
+          <w:sz w:val="18"/>
+        </w:rPr>
+        <w:t xml:space="preserve"> 3. Corrispettivo, modalità di pagamento e termini di cancellazione; 4. Durata e Scioglimento del Contratto; 5. Confidenzialità e riservatezza; 7. Varie; 8. Altoparlanti - Trasmissioni sonore; 9. Azioni promo-pubblicitarie; 10. Riconsegna - Danni ai posteggi stand - Smaltimento rifiuti; 11. Modifiche o variazioni; 12. Legge applicabile e foro competente.</w:t>
       </w:r>
     </w:p>
     <w:p>

--- a/contracts/templates_pdf/template_contratto_sponsor_non_ecm_it.docx
+++ b/contracts/templates_pdf/template_contratto_sponsor_non_ecm_it.docx
@@ -2133,7 +2133,7 @@
           <w:rFonts w:cs="Arial" w:ascii="Arial" w:hAnsi="Arial"/>
           <w:sz w:val="18"/>
         </w:rPr>
-        <w:t xml:space="preserve">la Segreteria organizzativa ha sottoposto allo Sponsor il programma dell’Evento, proponendogli di contribuirvi come sponsor; </w:t>
+        <w:t xml:space="preserve">la Segreteria Organizzativa ha sottoposto allo Sponsor il programma dell’Evento, proponendogli di contribuirvi come sponsor; </w:t>
       </w:r>
     </w:p>
     <w:p>
@@ -2731,7 +2731,7 @@
           <w:sz w:val="18"/>
           <w:szCs w:val="20"/>
         </w:rPr>
-        <w:t>L’elenco e gli indirizzi dei partecipanti all’evento verranno mantenuti riservati e non saranno trasmessi allo Sponsor. Tuttavia, sarà possibile comunicare allo Sponsor solo il numero complessivo dei discenti presenti all’evento formativo. Nel caso di reclutamento diretto è possibile per La Segreteria organizzativa dare un riscontro solamente sui nominativi segnalati dallo Sponsor.</w:t>
+        <w:t>L’elenco e gli indirizzi dei partecipanti all’evento verranno mantenuti riservati e non saranno trasmessi allo Sponsor. Tuttavia, sarà possibile comunicare allo Sponsor solo il numero complessivo dei discenti presenti all’evento formativo. Nel caso di reclutamento diretto è possibile per La Segreteria Organizzativa dare un riscontro solamente sui nominativi segnalati dallo Sponsor.</w:t>
       </w:r>
     </w:p>
     <w:p>
@@ -2970,47 +2970,47 @@
           <w:iCs/>
           <w:sz w:val="18"/>
         </w:rPr>
-        <w:t>La rinuncia (e/o le variazioni e/o le cancellazioni totali e/o parziali della prenotazione) dell'Espositore a partecipare alla Manifestazione, per qualsiasi motivo, dovrà essere comunicata a mezzo di lettera raccomandata A/R o PEC indirizzata all'Organizzatore almeno 30 giorni prima dell'inizio della Manifestazione. In tal caso l'Organizzatore ha diritto di trattenere, a titolo di penale, una somma pari al {{ penale_percent }}% dell'importo totale del presente contratto{% if has_deposit %} (corrispondente al deposito cauzionale/caparra){% endif %}. Nel caso in cui la rinuncia pervenga successivamente al 30° giorno antecedente l'inizio della Manifestazione l'Espositore sarà tenuto al pagamento integrale del corrispettivo del presente contratto.</w:t>
-      </w:r>
-    </w:p>
-    <w:p>
-      <w:pPr>
-        <w:pStyle w:val="Normal"/>
-        <w:spacing w:before="0" w:after="0" w:line="230" w:lineRule="auto"/>
-        <w:jc w:val="both"/>
-        <w:rPr>
-          <w:rFonts w:ascii="Calibri" w:hAnsi="Calibri" w:cs="Calibri"/>
-          <w:b/>
-          <w:b/>
-          <w:bCs/>
-        </w:rPr>
-      </w:pPr>
-      <w:r>
-        <w:rPr>
-          <w:rFonts w:cs="Arial" w:ascii="Arial" w:hAnsi="Arial"/>
-          <w:b/>
-          <w:bCs/>
-          <w:sz w:val="18"/>
-        </w:rPr>
-      </w:r>
-    </w:p>
-    <w:p>
-      <w:pPr>
-        <w:pStyle w:val="Normal"/>
-        <w:spacing w:before="0" w:after="0" w:line="230" w:lineRule="auto"/>
-        <w:jc w:val="both"/>
-        <w:rPr>
-          <w:rFonts w:ascii="Calibri" w:hAnsi="Calibri" w:cs="Calibri"/>
-        </w:rPr>
-      </w:pPr>
-      <w:r>
-        <w:rPr>
-          <w:rFonts w:cs="Arial" w:ascii="Arial" w:hAnsi="Arial"/>
-          <w:b/>
-          <w:bCs/>
-          <w:sz w:val="18"/>
-        </w:rPr>
-        <w:t xml:space="preserve">4. Durata e Scioglimento del Contratto </w:t>
+        <w:t>La rinuncia (e/o le variazioni e/o le cancellazioni totali e/o parziali della prenotazione) dello Sponsor a partecipare alla Manifestazione, per qualsiasi motivo, dovrà essere comunicata a mezzo di lettera raccomandata A/R o PEC indirizzata alla Segreteria Organizzativa almeno 30 giorni prima dell'inizio della Manifestazione. In tal caso la Segreteria Organizzativa ha diritto di trattenere, a titolo di penale, una somma pari al {{ penale_percent }}% dell'importo totale del presente contratto{% if has_deposit %} (corrispondente al deposito cauzionale/caparra){% endif %}. Nel caso in cui la rinuncia pervenga successivamente al 30° giorno antecedente l'inizio della Manifestazione lo Sponsor sarà tenuto al pagamento integrale del corrispettivo del presente contratto.</w:t>
+      </w:r>
+    </w:p>
+    <w:p>
+      <w:pPr>
+        <w:pStyle w:val="Normal"/>
+        <w:spacing w:before="0" w:after="0" w:line="230" w:lineRule="auto"/>
+        <w:jc w:val="both"/>
+        <w:rPr>
+          <w:rFonts w:ascii="Calibri" w:hAnsi="Calibri" w:cs="Calibri"/>
+          <w:b/>
+          <w:b/>
+          <w:bCs/>
+        </w:rPr>
+      </w:pPr>
+      <w:r>
+        <w:rPr>
+          <w:rFonts w:cs="Arial" w:ascii="Arial" w:hAnsi="Arial"/>
+          <w:b/>
+          <w:bCs/>
+          <w:sz w:val="18"/>
+        </w:rPr>
+      </w:r>
+    </w:p>
+    <w:p>
+      <w:pPr>
+        <w:pStyle w:val="Normal"/>
+        <w:spacing w:before="0" w:after="0" w:line="230" w:lineRule="auto"/>
+        <w:jc w:val="both"/>
+        <w:rPr>
+          <w:rFonts w:ascii="Calibri" w:hAnsi="Calibri" w:cs="Calibri"/>
+        </w:rPr>
+      </w:pPr>
+      <w:r>
+        <w:rPr>
+          <w:rFonts w:cs="Arial" w:ascii="Arial" w:hAnsi="Arial"/>
+          <w:b/>
+          <w:bCs/>
+          <w:sz w:val="18"/>
+        </w:rPr>
+        <w:t xml:space="preserve">4. Assegnazione degli spazi espositivi </w:t>
       </w:r>
     </w:p>
     <w:p>
@@ -3034,6 +3034,118 @@
           <w:rFonts w:cs="Arial" w:ascii="Arial" w:hAnsi="Arial"/>
           <w:sz w:val="18"/>
         </w:rPr>
+        <w:t>L'assegnazione degli stand viene stabilita su contrattazione delle parti in base alla disponibilità degli spazi.</w:t>
+      </w:r>
+    </w:p>
+    <w:p>
+      <w:pPr>
+        <w:pStyle w:val="Normal"/>
+        <w:spacing w:before="0" w:after="0" w:line="230" w:lineRule="auto"/>
+        <w:jc w:val="both"/>
+        <w:rPr/>
+      </w:pPr>
+      <w:r>
+        <w:rPr>
+          <w:rFonts w:cs="Arial" w:ascii="Arial" w:hAnsi="Arial"/>
+          <w:b/>
+          <w:bCs/>
+          <w:sz w:val="18"/>
+        </w:rPr>
+        <w:t xml:space="preserve">4.2 </w:t>
+      </w:r>
+      <w:r>
+        <w:rPr>
+          <w:rFonts w:cs="Arial" w:ascii="Arial" w:hAnsi="Arial"/>
+          <w:sz w:val="18"/>
+        </w:rPr>
+        <w:t>Non sono ammesse cessioni totali o parziali, anche gratuite, degli spazi espositivi o dei servizi prenotati. In caso di constatata infrazione la Segreteria Organizzativa potrà estromettere le merci introdotte ed esposte abusivamente, a rischio e spese del titolare del posteggio senza possibilità di rivalsa alcuna.</w:t>
+      </w:r>
+    </w:p>
+    <w:p>
+      <w:pPr>
+        <w:pStyle w:val="Normal"/>
+        <w:spacing w:before="0" w:after="0" w:line="230" w:lineRule="auto"/>
+        <w:jc w:val="both"/>
+        <w:rPr/>
+      </w:pPr>
+      <w:r>
+        <w:rPr>
+          <w:rFonts w:cs="Arial" w:ascii="Arial" w:hAnsi="Arial"/>
+          <w:b/>
+          <w:bCs/>
+          <w:sz w:val="18"/>
+        </w:rPr>
+        <w:t xml:space="preserve">4.3 </w:t>
+      </w:r>
+      <w:r>
+        <w:rPr>
+          <w:rFonts w:cs="Arial" w:ascii="Arial" w:hAnsi="Arial"/>
+          <w:sz w:val="18"/>
+        </w:rPr>
+        <w:t>La custodia e la sorveglianza dello Spazio Espositivo, e di quanto in esso contenuto, durante le fasi di allestimento, di svolgimento della Manifestazione e di smontaggio compete allo Sponsor. La Segreteria Organizzativa non risponde pertanto degli oggetti o beni lasciati incustoditi all'interno dello Spazio Espositivo durante le ore di apertura e chiusura della Manifestazione. È vietato nel modo più assoluto rimuovere merci e strutture durante la manifestazione.</w:t>
+      </w:r>
+    </w:p>
+    <w:p>
+      <w:pPr>
+        <w:pStyle w:val="Normal"/>
+        <w:spacing w:before="0" w:after="0" w:line="230" w:lineRule="auto"/>
+        <w:jc w:val="both"/>
+        <w:rPr>
+          <w:rFonts w:ascii="Calibri" w:hAnsi="Calibri" w:cs="Calibri"/>
+          <w:b/>
+          <w:b/>
+          <w:bCs/>
+        </w:rPr>
+      </w:pPr>
+      <w:r>
+        <w:rPr>
+          <w:rFonts w:cs="Arial" w:ascii="Arial" w:hAnsi="Arial"/>
+          <w:b/>
+          <w:bCs/>
+          <w:sz w:val="18"/>
+        </w:rPr>
+      </w:r>
+    </w:p>
+    <w:p>
+      <w:pPr>
+        <w:pStyle w:val="Normal"/>
+        <w:spacing w:before="0" w:after="0" w:line="230" w:lineRule="auto"/>
+        <w:jc w:val="both"/>
+        <w:rPr>
+          <w:rFonts w:ascii="Calibri" w:hAnsi="Calibri" w:cs="Calibri"/>
+        </w:rPr>
+      </w:pPr>
+      <w:r>
+        <w:rPr>
+          <w:rFonts w:cs="Arial" w:ascii="Arial" w:hAnsi="Arial"/>
+          <w:b/>
+          <w:bCs/>
+          <w:sz w:val="18"/>
+        </w:rPr>
+        <w:t xml:space="preserve">5. Durata e Scioglimento del Contratto </w:t>
+      </w:r>
+    </w:p>
+    <w:p>
+      <w:pPr>
+        <w:pStyle w:val="Normal"/>
+        <w:spacing w:before="0" w:after="0" w:line="230" w:lineRule="auto"/>
+        <w:jc w:val="both"/>
+        <w:rPr/>
+      </w:pPr>
+      <w:r>
+        <w:rPr>
+          <w:rFonts w:cs="Arial" w:ascii="Arial" w:hAnsi="Arial"/>
+          <w:b/>
+          <w:bCs/>
+          <w:sz w:val="18"/>
+        </w:rPr>
+        <w:t xml:space="preserve">5.1 </w:t>
+      </w:r>
+      <w:r>
+        <w:rPr>
+          <w:rFonts w:cs="Arial" w:ascii="Arial" w:hAnsi="Arial"/>
+          <w:sz w:val="18"/>
+        </w:rPr>
         <w:t xml:space="preserve">Il presente Contratto è efficace dalla data di sottoscrizione fino alla conclusione di tutte le procedure relative all’Evento. </w:t>
       </w:r>
     </w:p>
@@ -3053,7 +3165,7 @@
           <w:bCs/>
           <w:sz w:val="18"/>
         </w:rPr>
-        <w:t xml:space="preserve">4.2 </w:t>
+        <w:t xml:space="preserve">5.2 </w:t>
       </w:r>
       <w:r>
         <w:rPr>
@@ -3077,14 +3189,14 @@
           <w:bCs/>
           <w:sz w:val="18"/>
         </w:rPr>
-        <w:t xml:space="preserve">4.3 </w:t>
-      </w:r>
-      <w:r>
-        <w:rPr>
-          <w:rFonts w:cs="Arial" w:ascii="Arial" w:hAnsi="Arial"/>
-          <w:sz w:val="18"/>
-        </w:rPr>
-        <w:t xml:space="preserve">La Segreteria organizzativa avrà facoltà di risolvere di diritto il presente contratto, nei confronti dello Sponsor, ai sensi e per gli effetti dall’Art. 1456 del cod. civ., tramite pec: valet@pec.it nella quale dichiari di volersi avvalere della presente clausola, qualora quest’ultimo violi uno qualsiasi degli impegni assunti in premessa ed ai sensi degli artt. 1 e ss. del presente Contratto. </w:t>
+        <w:t xml:space="preserve">5.3 </w:t>
+      </w:r>
+      <w:r>
+        <w:rPr>
+          <w:rFonts w:cs="Arial" w:ascii="Arial" w:hAnsi="Arial"/>
+          <w:sz w:val="18"/>
+        </w:rPr>
+        <w:t xml:space="preserve">La Segreteria Organizzativa avrà facoltà di risolvere di diritto il presente contratto, nei confronti dello Sponsor, ai sensi e per gli effetti dall’Art. 1456 del cod. civ., tramite pec: valet@pec.it nella quale dichiari di volersi avvalere della presente clausola, qualora quest’ultimo violi uno qualsiasi degli impegni assunti in premessa ed ai sensi degli artt. 1 e ss. del presente Contratto. </w:t>
       </w:r>
     </w:p>
     <w:p>
@@ -3101,7 +3213,7 @@
           <w:bCs/>
           <w:sz w:val="18"/>
         </w:rPr>
-        <w:t xml:space="preserve">4.4 </w:t>
+        <w:t xml:space="preserve">5.4 </w:t>
       </w:r>
       <w:r>
         <w:rPr>
@@ -3143,7 +3255,7 @@
           <w:bCs/>
           <w:sz w:val="18"/>
         </w:rPr>
-        <w:t xml:space="preserve">5. Confidenzialità e riservatezza </w:t>
+        <w:t xml:space="preserve">6. Confidenzialità e riservatezza </w:t>
       </w:r>
     </w:p>
     <w:p>
@@ -3160,7 +3272,7 @@
           <w:bCs/>
           <w:sz w:val="18"/>
         </w:rPr>
-        <w:t xml:space="preserve">5.1 </w:t>
+        <w:t xml:space="preserve">6.1 </w:t>
       </w:r>
       <w:r>
         <w:rPr>
@@ -3216,7 +3328,7 @@
           <w:bCs/>
           <w:sz w:val="18"/>
         </w:rPr>
-        <w:t xml:space="preserve">5.2 </w:t>
+        <w:t xml:space="preserve">6.2 </w:t>
       </w:r>
       <w:r>
         <w:rPr>
@@ -3258,7 +3370,7 @@
           <w:bCs/>
           <w:sz w:val="18"/>
         </w:rPr>
-        <w:t xml:space="preserve">6. Ulteriori obbligazioni delle Parti </w:t>
+        <w:t xml:space="preserve">7. Ulteriori obbligazioni delle Parti </w:t>
       </w:r>
     </w:p>
     <w:p>
@@ -3275,7 +3387,7 @@
           <w:bCs/>
           <w:sz w:val="18"/>
         </w:rPr>
-        <w:t xml:space="preserve">6.1 </w:t>
+        <w:t xml:space="preserve">7.1 </w:t>
       </w:r>
       <w:r>
         <w:rPr>
@@ -3317,26 +3429,26 @@
           <w:bCs/>
           <w:sz w:val="18"/>
         </w:rPr>
-        <w:t xml:space="preserve">7. Varie </w:t>
-      </w:r>
-    </w:p>
-    <w:p>
-      <w:pPr>
-        <w:pStyle w:val="Normal"/>
-        <w:spacing w:before="0" w:after="0" w:line="230" w:lineRule="auto"/>
-        <w:jc w:val="both"/>
-        <w:rPr>
-          <w:rFonts w:ascii="Calibri" w:hAnsi="Calibri" w:cs="Calibri"/>
-        </w:rPr>
-      </w:pPr>
-      <w:r>
-        <w:rPr>
-          <w:rFonts w:cs="Arial" w:ascii="Arial" w:hAnsi="Arial"/>
-          <w:b/>
-          <w:bCs/>
-          <w:sz w:val="18"/>
-        </w:rPr>
-        <w:t xml:space="preserve">7.1 </w:t>
+        <w:t xml:space="preserve">8. Varie </w:t>
+      </w:r>
+    </w:p>
+    <w:p>
+      <w:pPr>
+        <w:pStyle w:val="Normal"/>
+        <w:spacing w:before="0" w:after="0" w:line="230" w:lineRule="auto"/>
+        <w:jc w:val="both"/>
+        <w:rPr>
+          <w:rFonts w:ascii="Calibri" w:hAnsi="Calibri" w:cs="Calibri"/>
+        </w:rPr>
+      </w:pPr>
+      <w:r>
+        <w:rPr>
+          <w:rFonts w:cs="Arial" w:ascii="Arial" w:hAnsi="Arial"/>
+          <w:b/>
+          <w:bCs/>
+          <w:sz w:val="18"/>
+        </w:rPr>
+        <w:t xml:space="preserve">8.1 </w:t>
       </w:r>
       <w:r>
         <w:rPr>
@@ -3378,7 +3490,7 @@
           <w:bCs/>
           <w:sz w:val="18"/>
         </w:rPr>
-        <w:t xml:space="preserve">7.2 </w:t>
+        <w:t xml:space="preserve">8.2 </w:t>
       </w:r>
       <w:r>
         <w:rPr>
@@ -3437,7 +3549,7 @@
           <w:bCs/>
           <w:sz w:val="18"/>
         </w:rPr>
-        <w:t xml:space="preserve">7.3 </w:t>
+        <w:t xml:space="preserve">8.3 </w:t>
       </w:r>
       <w:r>
         <w:rPr>
@@ -3479,7 +3591,7 @@
           <w:bCs/>
           <w:sz w:val="18"/>
         </w:rPr>
-        <w:t xml:space="preserve">7.4 </w:t>
+        <w:t xml:space="preserve">8.4 </w:t>
       </w:r>
       <w:r>
         <w:rPr>
@@ -3529,7 +3641,7 @@
           <w:sz w:val="18"/>
           <w:szCs w:val="20"/>
         </w:rPr>
-        <w:t xml:space="preserve">7.5 </w:t>
+        <w:t xml:space="preserve">8.5 </w:t>
       </w:r>
       <w:r>
         <w:rPr>
@@ -3622,7 +3734,7 @@
           <w:bCs/>
           <w:sz w:val="18"/>
         </w:rPr>
-        <w:t>7.6 MODALITÀ DI RISOLUZIONE</w:t>
+        <w:t>8.6 MODALITÀ DI RISOLUZIONE</w:t>
       </w:r>
     </w:p>
     <w:p>
@@ -3643,7 +3755,7 @@
           <w:iCs/>
           <w:sz w:val="18"/>
         </w:rPr>
-        <w:t>La violazione di quanto previsto agli articoli 2, 3, 4, 5, 7, 8, 9, 10, 11, 12 darà diritto all’Organizzatore di risolvere unilateralmente il presente contratto con effetto immediato ai sensi dell'art. 1456 c.c., mediante comunicazione, inviata a mezzo raccomandata a.r. e/o Pec, con la quale essa dichiari di volersi avvalere della presente clausola risolutiva espressa, salvo comunque il risarcimento dei danni che si ritengono subiti.</w:t>
+        <w:t>La violazione di quanto previsto agli articoli 2, 3, 4, 5, 6, 8, 9, 10, 11, 12, 13 darà diritto alla Segreteria Organizzativa di risolvere unilateralmente il presente contratto con effetto immediato ai sensi dell'art. 1456 c.c., mediante comunicazione, inviata a mezzo raccomandata a.r. e/o Pec, con la quale essa dichiari di volersi avvalere della presente clausola risolutiva espressa, salvo comunque il risarcimento dei danni che si ritengono subiti.</w:t>
       </w:r>
     </w:p>
     <w:p>
@@ -3664,42 +3776,42 @@
           <w:iCs/>
           <w:sz w:val="18"/>
         </w:rPr>
-        <w:t>Qualora l’Organizzatore si avvalga della facoltà di risoluzione durante il corso della Manifestazione, l'Espositore dovrà immediatamente cessare ogni attività all'interno dello Spazio Espositivo e provvedere allo sgombero del medesimo nei tempi indicati dall’Organizzatore. L'Espositore rinuncia in proposito a ogni eccezione, rimettendo la tutela dei suoi diritti all'eventuale successivo giudizio.</w:t>
-      </w:r>
-    </w:p>
-    <w:p>
-      <w:pPr>
-        <w:pStyle w:val="Normal"/>
-        <w:spacing w:before="0" w:after="0" w:line="230" w:lineRule="auto"/>
-        <w:jc w:val="both"/>
-        <w:rPr>
-          <w:rFonts w:ascii="Calibri" w:hAnsi="Calibri" w:cs="Calibri"/>
-          <w:b/>
-          <w:b/>
-          <w:bCs/>
-        </w:rPr>
-      </w:pPr>
-    </w:p>
-    <w:p>
-      <w:pPr>
-        <w:pStyle w:val="Normal"/>
-        <w:spacing w:before="0" w:after="0" w:line="230" w:lineRule="auto"/>
-        <w:jc w:val="both"/>
-        <w:rPr>
-          <w:rFonts w:ascii="Calibri" w:hAnsi="Calibri" w:cs="Calibri"/>
-          <w:b/>
-          <w:b/>
-          <w:bCs/>
-        </w:rPr>
-      </w:pPr>
-      <w:r>
-        <w:rPr>
-          <w:rFonts w:cs="Arial" w:ascii="Arial" w:hAnsi="Arial"/>
-          <w:b/>
-          <w:bCs/>
-          <w:sz w:val="18"/>
-        </w:rPr>
-        <w:t>7.7 DIRITTI DI RIPRODUZIONE</w:t>
+        <w:t>Qualora la Segreteria Organizzativa si avvalga della facoltà di risoluzione durante il corso della Manifestazione, lo Sponsor dovrà immediatamente cessare ogni attività all'interno dello Spazio Espositivo e provvedere allo sgombero del medesimo nei tempi indicati dalla Segreteria Organizzativa. Lo Sponsor rinuncia in proposito a ogni eccezione, rimettendo la tutela dei suoi diritti all'eventuale successivo giudizio.</w:t>
+      </w:r>
+    </w:p>
+    <w:p>
+      <w:pPr>
+        <w:pStyle w:val="Normal"/>
+        <w:spacing w:before="0" w:after="0" w:line="230" w:lineRule="auto"/>
+        <w:jc w:val="both"/>
+        <w:rPr>
+          <w:rFonts w:ascii="Calibri" w:hAnsi="Calibri" w:cs="Calibri"/>
+          <w:b/>
+          <w:b/>
+          <w:bCs/>
+        </w:rPr>
+      </w:pPr>
+    </w:p>
+    <w:p>
+      <w:pPr>
+        <w:pStyle w:val="Normal"/>
+        <w:spacing w:before="0" w:after="0" w:line="230" w:lineRule="auto"/>
+        <w:jc w:val="both"/>
+        <w:rPr>
+          <w:rFonts w:ascii="Calibri" w:hAnsi="Calibri" w:cs="Calibri"/>
+          <w:b/>
+          <w:b/>
+          <w:bCs/>
+        </w:rPr>
+      </w:pPr>
+      <w:r>
+        <w:rPr>
+          <w:rFonts w:cs="Arial" w:ascii="Arial" w:hAnsi="Arial"/>
+          <w:b/>
+          <w:bCs/>
+          <w:sz w:val="18"/>
+        </w:rPr>
+        <w:t>8.7 DIRITTI DI RIPRODUZIONE</w:t>
       </w:r>
     </w:p>
     <w:p>
@@ -3720,61 +3832,61 @@
           <w:iCs/>
           <w:sz w:val="18"/>
         </w:rPr>
-        <w:t>L'Espositore presta il proprio preventivo assenso all’effettuazione di riproduzioni grafiche, fotografiche e/o cinematografiche del complesso espositivo dei padiglioni e di quanto in esso contenuto da parte dell'Organizzatore.</w:t>
-      </w:r>
-    </w:p>
-    <w:p>
-      <w:pPr>
-        <w:pStyle w:val="Normal"/>
-        <w:spacing w:before="0" w:after="0" w:line="230" w:lineRule="auto"/>
-        <w:jc w:val="both"/>
-        <w:rPr>
-          <w:rFonts w:ascii="Calibri" w:hAnsi="Calibri" w:cs="Calibri"/>
-          <w:b/>
-          <w:b/>
-          <w:bCs/>
-        </w:rPr>
-      </w:pPr>
-    </w:p>
-    <w:p>
-      <w:pPr>
-        <w:pStyle w:val="Normal"/>
-        <w:spacing w:before="0" w:after="0" w:line="230" w:lineRule="auto"/>
-        <w:jc w:val="both"/>
-        <w:rPr>
-          <w:rFonts w:ascii="Calibri" w:hAnsi="Calibri" w:cs="Calibri"/>
-        </w:rPr>
-      </w:pPr>
-      <w:r>
-        <w:rPr>
-          <w:rFonts w:cs="Arial" w:ascii="Arial" w:hAnsi="Arial"/>
-          <w:b/>
-          <w:bCs/>
-          <w:sz w:val="18"/>
-        </w:rPr>
-        <w:t xml:space="preserve">8. Altoparlanti - Trasmissioni sonore </w:t>
-      </w:r>
-    </w:p>
-    <w:p>
-      <w:pPr>
-        <w:pStyle w:val="Normal"/>
-        <w:spacing w:before="0" w:after="0" w:line="230" w:lineRule="auto"/>
-        <w:jc w:val="both"/>
-        <w:rPr>
-          <w:rFonts w:ascii="Calibri" w:hAnsi="Calibri" w:cs="Calibri"/>
-          <w:b/>
-          <w:b/>
-          <w:bCs/>
-        </w:rPr>
-      </w:pPr>
-      <w:r>
-        <w:rPr>
-          <w:rFonts w:cs="Arial" w:ascii="Arial" w:hAnsi="Arial"/>
-          <w:b/>
-          <w:bCs/>
-          <w:sz w:val="18"/>
-        </w:rPr>
-        <w:t xml:space="preserve">8.1 </w:t>
+        <w:t>Lo Sponsor presta il proprio preventivo assenso all’effettuazione di riproduzioni grafiche, fotografiche e/o cinematografiche del complesso espositivo dei padiglioni e di quanto in esso contenuto da parte della Segreteria Organizzativa.</w:t>
+      </w:r>
+    </w:p>
+    <w:p>
+      <w:pPr>
+        <w:pStyle w:val="Normal"/>
+        <w:spacing w:before="0" w:after="0" w:line="230" w:lineRule="auto"/>
+        <w:jc w:val="both"/>
+        <w:rPr>
+          <w:rFonts w:ascii="Calibri" w:hAnsi="Calibri" w:cs="Calibri"/>
+          <w:b/>
+          <w:b/>
+          <w:bCs/>
+        </w:rPr>
+      </w:pPr>
+    </w:p>
+    <w:p>
+      <w:pPr>
+        <w:pStyle w:val="Normal"/>
+        <w:spacing w:before="0" w:after="0" w:line="230" w:lineRule="auto"/>
+        <w:jc w:val="both"/>
+        <w:rPr>
+          <w:rFonts w:ascii="Calibri" w:hAnsi="Calibri" w:cs="Calibri"/>
+        </w:rPr>
+      </w:pPr>
+      <w:r>
+        <w:rPr>
+          <w:rFonts w:cs="Arial" w:ascii="Arial" w:hAnsi="Arial"/>
+          <w:b/>
+          <w:bCs/>
+          <w:sz w:val="18"/>
+        </w:rPr>
+        <w:t xml:space="preserve">9. Altoparlanti - Trasmissioni sonore </w:t>
+      </w:r>
+    </w:p>
+    <w:p>
+      <w:pPr>
+        <w:pStyle w:val="Normal"/>
+        <w:spacing w:before="0" w:after="0" w:line="230" w:lineRule="auto"/>
+        <w:jc w:val="both"/>
+        <w:rPr>
+          <w:rFonts w:ascii="Calibri" w:hAnsi="Calibri" w:cs="Calibri"/>
+          <w:b/>
+          <w:b/>
+          <w:bCs/>
+        </w:rPr>
+      </w:pPr>
+      <w:r>
+        <w:rPr>
+          <w:rFonts w:cs="Arial" w:ascii="Arial" w:hAnsi="Arial"/>
+          <w:b/>
+          <w:bCs/>
+          <w:sz w:val="18"/>
+        </w:rPr>
+        <w:t xml:space="preserve">9.1 </w:t>
       </w:r>
       <w:r>
         <w:rPr>
@@ -3782,29 +3894,29 @@
           <w:iCs/>
           <w:sz w:val="18"/>
         </w:rPr>
-        <w:t>Sono consentite, nell’ambito del proprio posteggio, le trasmissioni sonore, ivi compreso l’uso di radioricevitori e di apparecchi televisivi, che non arrechino disturbo (competenze SIAE a carico dell’azienda espositrice). A tal fine l'Organizzatore si riserva il diritto di determinare il volume delle trasmissioni sonore.</w:t>
-      </w:r>
-    </w:p>
-    <w:p>
-      <w:pPr>
-        <w:pStyle w:val="Normal"/>
-        <w:spacing w:before="0" w:after="0" w:line="230" w:lineRule="auto"/>
-        <w:jc w:val="both"/>
-        <w:rPr>
-          <w:rFonts w:ascii="Calibri" w:hAnsi="Calibri" w:cs="Calibri"/>
-          <w:b/>
-          <w:b/>
-          <w:bCs/>
-        </w:rPr>
-      </w:pPr>
-      <w:r>
-        <w:rPr>
-          <w:rFonts w:cs="Arial" w:ascii="Arial" w:hAnsi="Arial"/>
-          <w:b/>
-          <w:bCs/>
-          <w:sz w:val="18"/>
-        </w:rPr>
-        <w:t xml:space="preserve">8.2 </w:t>
+        <w:t>Sono consentite, nell’ambito del proprio posteggio, le trasmissioni sonore, ivi compreso l’uso di radioricevitori e di apparecchi televisivi, che non arrechino disturbo (competenze SIAE a carico dello Sponsor). A tal fine la Segreteria Organizzativa si riserva il diritto di determinare il volume delle trasmissioni sonore.</w:t>
+      </w:r>
+    </w:p>
+    <w:p>
+      <w:pPr>
+        <w:pStyle w:val="Normal"/>
+        <w:spacing w:before="0" w:after="0" w:line="230" w:lineRule="auto"/>
+        <w:jc w:val="both"/>
+        <w:rPr>
+          <w:rFonts w:ascii="Calibri" w:hAnsi="Calibri" w:cs="Calibri"/>
+          <w:b/>
+          <w:b/>
+          <w:bCs/>
+        </w:rPr>
+      </w:pPr>
+      <w:r>
+        <w:rPr>
+          <w:rFonts w:cs="Arial" w:ascii="Arial" w:hAnsi="Arial"/>
+          <w:b/>
+          <w:bCs/>
+          <w:sz w:val="18"/>
+        </w:rPr>
+        <w:t xml:space="preserve">9.2 </w:t>
       </w:r>
       <w:r>
         <w:rPr>
@@ -3812,61 +3924,61 @@
           <w:iCs/>
           <w:sz w:val="18"/>
         </w:rPr>
-        <w:t>L'Organizzatore può utilizzare gli altoparlanti installati nel quartiere fieristico per comunicazioni ufficiali o in caso di emergenza.</w:t>
-      </w:r>
-    </w:p>
-    <w:p>
-      <w:pPr>
-        <w:pStyle w:val="Normal"/>
-        <w:spacing w:before="0" w:after="0" w:line="230" w:lineRule="auto"/>
-        <w:jc w:val="both"/>
-        <w:rPr>
-          <w:rFonts w:ascii="Calibri" w:hAnsi="Calibri" w:cs="Calibri"/>
-          <w:b/>
-          <w:b/>
-          <w:bCs/>
-        </w:rPr>
-      </w:pPr>
-    </w:p>
-    <w:p>
-      <w:pPr>
-        <w:pStyle w:val="Normal"/>
-        <w:spacing w:before="0" w:after="0" w:line="230" w:lineRule="auto"/>
-        <w:jc w:val="both"/>
-        <w:rPr>
-          <w:rFonts w:ascii="Calibri" w:hAnsi="Calibri" w:cs="Calibri"/>
-        </w:rPr>
-      </w:pPr>
-      <w:r>
-        <w:rPr>
-          <w:rFonts w:cs="Arial" w:ascii="Arial" w:hAnsi="Arial"/>
-          <w:b/>
-          <w:bCs/>
-          <w:sz w:val="18"/>
-        </w:rPr>
-        <w:t xml:space="preserve">9. Azioni promo-pubblicitarie </w:t>
-      </w:r>
-    </w:p>
-    <w:p>
-      <w:pPr>
-        <w:pStyle w:val="Normal"/>
-        <w:spacing w:before="0" w:after="0" w:line="230" w:lineRule="auto"/>
-        <w:jc w:val="both"/>
-        <w:rPr>
-          <w:rFonts w:ascii="Calibri" w:hAnsi="Calibri" w:cs="Calibri"/>
-          <w:b/>
-          <w:b/>
-          <w:bCs/>
-        </w:rPr>
-      </w:pPr>
-      <w:r>
-        <w:rPr>
-          <w:rFonts w:cs="Arial" w:ascii="Arial" w:hAnsi="Arial"/>
-          <w:b/>
-          <w:bCs/>
-          <w:sz w:val="18"/>
-        </w:rPr>
-        <w:t xml:space="preserve">9.1 </w:t>
+        <w:t>La Segreteria Organizzativa può utilizzare gli altoparlanti installati nel quartiere fieristico per comunicazioni ufficiali o in caso di emergenza.</w:t>
+      </w:r>
+    </w:p>
+    <w:p>
+      <w:pPr>
+        <w:pStyle w:val="Normal"/>
+        <w:spacing w:before="0" w:after="0" w:line="230" w:lineRule="auto"/>
+        <w:jc w:val="both"/>
+        <w:rPr>
+          <w:rFonts w:ascii="Calibri" w:hAnsi="Calibri" w:cs="Calibri"/>
+          <w:b/>
+          <w:b/>
+          <w:bCs/>
+        </w:rPr>
+      </w:pPr>
+    </w:p>
+    <w:p>
+      <w:pPr>
+        <w:pStyle w:val="Normal"/>
+        <w:spacing w:before="0" w:after="0" w:line="230" w:lineRule="auto"/>
+        <w:jc w:val="both"/>
+        <w:rPr>
+          <w:rFonts w:ascii="Calibri" w:hAnsi="Calibri" w:cs="Calibri"/>
+        </w:rPr>
+      </w:pPr>
+      <w:r>
+        <w:rPr>
+          <w:rFonts w:cs="Arial" w:ascii="Arial" w:hAnsi="Arial"/>
+          <w:b/>
+          <w:bCs/>
+          <w:sz w:val="18"/>
+        </w:rPr>
+        <w:t xml:space="preserve">10. Azioni promo-pubblicitarie </w:t>
+      </w:r>
+    </w:p>
+    <w:p>
+      <w:pPr>
+        <w:pStyle w:val="Normal"/>
+        <w:spacing w:before="0" w:after="0" w:line="230" w:lineRule="auto"/>
+        <w:jc w:val="both"/>
+        <w:rPr>
+          <w:rFonts w:ascii="Calibri" w:hAnsi="Calibri" w:cs="Calibri"/>
+          <w:b/>
+          <w:b/>
+          <w:bCs/>
+        </w:rPr>
+      </w:pPr>
+      <w:r>
+        <w:rPr>
+          <w:rFonts w:cs="Arial" w:ascii="Arial" w:hAnsi="Arial"/>
+          <w:b/>
+          <w:bCs/>
+          <w:sz w:val="18"/>
+        </w:rPr>
+        <w:t xml:space="preserve">10.1 </w:t>
       </w:r>
       <w:r>
         <w:rPr>
@@ -3874,29 +3986,29 @@
           <w:iCs/>
           <w:sz w:val="18"/>
         </w:rPr>
-        <w:t>Per quanto relativo alla pubblicità, esclusa quella all’interno del proprio posteggio, l’Organizzatore si riserva il diritto esclusivo della promozione e gestione pubblicitaria della manifestazione, anche avvalendosi della collaborazione di agenzie specializzate.</w:t>
-      </w:r>
-    </w:p>
-    <w:p>
-      <w:pPr>
-        <w:pStyle w:val="Normal"/>
-        <w:spacing w:before="0" w:after="0" w:line="230" w:lineRule="auto"/>
-        <w:jc w:val="both"/>
-        <w:rPr>
-          <w:rFonts w:ascii="Calibri" w:hAnsi="Calibri" w:cs="Calibri"/>
-          <w:b/>
-          <w:b/>
-          <w:bCs/>
-        </w:rPr>
-      </w:pPr>
-      <w:r>
-        <w:rPr>
-          <w:rFonts w:cs="Arial" w:ascii="Arial" w:hAnsi="Arial"/>
-          <w:b/>
-          <w:bCs/>
-          <w:sz w:val="18"/>
-        </w:rPr>
-        <w:t xml:space="preserve">9.2 </w:t>
+        <w:t>Per quanto relativo alla pubblicità, esclusa quella all’interno del proprio posteggio, la Segreteria Organizzativa si riserva il diritto esclusivo della promozione e gestione pubblicitaria della manifestazione, anche avvalendosi della collaborazione di agenzie specializzate.</w:t>
+      </w:r>
+    </w:p>
+    <w:p>
+      <w:pPr>
+        <w:pStyle w:val="Normal"/>
+        <w:spacing w:before="0" w:after="0" w:line="230" w:lineRule="auto"/>
+        <w:jc w:val="both"/>
+        <w:rPr>
+          <w:rFonts w:ascii="Calibri" w:hAnsi="Calibri" w:cs="Calibri"/>
+          <w:b/>
+          <w:b/>
+          <w:bCs/>
+        </w:rPr>
+      </w:pPr>
+      <w:r>
+        <w:rPr>
+          <w:rFonts w:cs="Arial" w:ascii="Arial" w:hAnsi="Arial"/>
+          <w:b/>
+          <w:bCs/>
+          <w:sz w:val="18"/>
+        </w:rPr>
+        <w:t xml:space="preserve">10.2 </w:t>
       </w:r>
       <w:r>
         <w:rPr>
@@ -3904,61 +4016,29 @@
           <w:iCs/>
           <w:sz w:val="18"/>
         </w:rPr>
-        <w:t>L’Espositore concede il proprio assenso alla riproduzione grafica di fotografie e riprese video che verranno effettuate nel corso dell’evento finalizzate alla promozione del congresso sui media.</w:t>
-      </w:r>
-    </w:p>
-    <w:p>
-      <w:pPr>
-        <w:pStyle w:val="Normal"/>
-        <w:spacing w:before="0" w:after="0" w:line="230" w:lineRule="auto"/>
-        <w:jc w:val="both"/>
-        <w:rPr>
-          <w:rFonts w:ascii="Calibri" w:hAnsi="Calibri" w:cs="Calibri"/>
-          <w:b/>
-          <w:b/>
-          <w:bCs/>
-        </w:rPr>
-      </w:pPr>
-    </w:p>
-    <w:p>
-      <w:pPr>
-        <w:pStyle w:val="Normal"/>
-        <w:spacing w:before="0" w:after="0" w:line="230" w:lineRule="auto"/>
-        <w:jc w:val="both"/>
-        <w:rPr>
-          <w:rFonts w:ascii="Calibri" w:hAnsi="Calibri" w:cs="Calibri"/>
-        </w:rPr>
-      </w:pPr>
-      <w:r>
-        <w:rPr>
-          <w:rFonts w:cs="Arial" w:ascii="Arial" w:hAnsi="Arial"/>
-          <w:b/>
-          <w:bCs/>
-          <w:sz w:val="18"/>
-        </w:rPr>
-        <w:t xml:space="preserve">10. Riconsegna - Danni ai posteggi stand - Smaltimento rifiuti </w:t>
-      </w:r>
-    </w:p>
-    <w:p>
-      <w:pPr>
-        <w:pStyle w:val="Normal"/>
-        <w:spacing w:before="0" w:after="0" w:line="230" w:lineRule="auto"/>
-        <w:jc w:val="both"/>
-        <w:rPr>
-          <w:rFonts w:ascii="Calibri" w:hAnsi="Calibri" w:cs="Calibri"/>
-          <w:b/>
-          <w:b/>
-          <w:bCs/>
-        </w:rPr>
-      </w:pPr>
-      <w:r>
-        <w:rPr>
-          <w:rFonts w:cs="Arial" w:ascii="Arial" w:hAnsi="Arial"/>
-          <w:b/>
-          <w:bCs/>
-          <w:sz w:val="18"/>
-        </w:rPr>
-        <w:t xml:space="preserve">10.1 </w:t>
+        <w:t>Gli eventuali reclami devono essere presentati per iscritto alla Segreteria Organizzativa. È assolutamente vietato allo Sponsor ogni forma di vendita o dimostrazione di prodotti al di fuori dei propri limiti di posteggio.</w:t>
+      </w:r>
+    </w:p>
+    <w:p>
+      <w:pPr>
+        <w:pStyle w:val="Normal"/>
+        <w:spacing w:before="0" w:after="0" w:line="230" w:lineRule="auto"/>
+        <w:jc w:val="both"/>
+        <w:rPr>
+          <w:rFonts w:ascii="Calibri" w:hAnsi="Calibri" w:cs="Calibri"/>
+          <w:b/>
+          <w:b/>
+          <w:bCs/>
+        </w:rPr>
+      </w:pPr>
+      <w:r>
+        <w:rPr>
+          <w:rFonts w:cs="Arial" w:ascii="Arial" w:hAnsi="Arial"/>
+          <w:b/>
+          <w:bCs/>
+          <w:sz w:val="18"/>
+        </w:rPr>
+        <w:t xml:space="preserve">10.3 </w:t>
       </w:r>
       <w:r>
         <w:rPr>
@@ -3966,29 +4046,61 @@
           <w:iCs/>
           <w:sz w:val="18"/>
         </w:rPr>
-        <w:t>Al termine della manifestazione lo spazio espositivo dovrà essere riconsegnato nelle stesse condizioni in cui è stato preso in consegna dall'Espositore. Dallo Spazio Espositivo dovrà essere rimosso ogni materiale e residuo di allestimento.</w:t>
-      </w:r>
-    </w:p>
-    <w:p>
-      <w:pPr>
-        <w:pStyle w:val="Normal"/>
-        <w:spacing w:before="0" w:after="0" w:line="230" w:lineRule="auto"/>
-        <w:jc w:val="both"/>
-        <w:rPr>
-          <w:rFonts w:ascii="Calibri" w:hAnsi="Calibri" w:cs="Calibri"/>
-          <w:b/>
-          <w:b/>
-          <w:bCs/>
-        </w:rPr>
-      </w:pPr>
-      <w:r>
-        <w:rPr>
-          <w:rFonts w:cs="Arial" w:ascii="Arial" w:hAnsi="Arial"/>
-          <w:b/>
-          <w:bCs/>
-          <w:sz w:val="18"/>
-        </w:rPr>
-        <w:t xml:space="preserve">10.2 </w:t>
+        <w:t>Lo Sponsor concede il proprio assenso alla riproduzione grafica di fotografie e riprese video che verranno effettuate nel corso dell’evento finalizzate alla promozione del congresso sui media.</w:t>
+      </w:r>
+    </w:p>
+    <w:p>
+      <w:pPr>
+        <w:pStyle w:val="Normal"/>
+        <w:spacing w:before="0" w:after="0" w:line="230" w:lineRule="auto"/>
+        <w:jc w:val="both"/>
+        <w:rPr>
+          <w:rFonts w:ascii="Calibri" w:hAnsi="Calibri" w:cs="Calibri"/>
+          <w:b/>
+          <w:b/>
+          <w:bCs/>
+        </w:rPr>
+      </w:pPr>
+    </w:p>
+    <w:p>
+      <w:pPr>
+        <w:pStyle w:val="Normal"/>
+        <w:spacing w:before="0" w:after="0" w:line="230" w:lineRule="auto"/>
+        <w:jc w:val="both"/>
+        <w:rPr>
+          <w:rFonts w:ascii="Calibri" w:hAnsi="Calibri" w:cs="Calibri"/>
+        </w:rPr>
+      </w:pPr>
+      <w:r>
+        <w:rPr>
+          <w:rFonts w:cs="Arial" w:ascii="Arial" w:hAnsi="Arial"/>
+          <w:b/>
+          <w:bCs/>
+          <w:sz w:val="18"/>
+        </w:rPr>
+        <w:t xml:space="preserve">11. Riconsegna - Danni ai posteggi stand - Smaltimento rifiuti </w:t>
+      </w:r>
+    </w:p>
+    <w:p>
+      <w:pPr>
+        <w:pStyle w:val="Normal"/>
+        <w:spacing w:before="0" w:after="0" w:line="230" w:lineRule="auto"/>
+        <w:jc w:val="both"/>
+        <w:rPr>
+          <w:rFonts w:ascii="Calibri" w:hAnsi="Calibri" w:cs="Calibri"/>
+          <w:b/>
+          <w:b/>
+          <w:bCs/>
+        </w:rPr>
+      </w:pPr>
+      <w:r>
+        <w:rPr>
+          <w:rFonts w:cs="Arial" w:ascii="Arial" w:hAnsi="Arial"/>
+          <w:b/>
+          <w:bCs/>
+          <w:sz w:val="18"/>
+        </w:rPr>
+        <w:t xml:space="preserve">11.1 </w:t>
       </w:r>
       <w:r>
         <w:rPr>
@@ -3996,61 +4108,29 @@
           <w:iCs/>
           <w:sz w:val="18"/>
         </w:rPr>
-        <w:t>Tutti i rifiuti prodotti per l’allestimento/disallestimento e per lo svolgimento dell’evento dovranno essere smaltiti, conformemente alle normative vigenti, a cura dell’Espositore. Qualora eventuali materiali non fossero conferiti alla discarica ma venissero abbandonati presso i locali o i rifiuti non venissero smaltiti correttamente, l’Organizzatore si riserva il diritto di sgomberare a rischio e spese dell'Espositore tutti i materiali, impianti e quant'altro che non sia stato ritirato nei termini prescritti e di ripristinare lo spazio occupato. L’Organizzatore non assume obblighi di custodia sui materiali e i beni degli Espositori sgomberati direttamente. Ogni costo e spesa di ripristino, per eventuali danni causati e per smaltimento dei rifiuti, sono a carico dell’Espositore.</w:t>
-      </w:r>
-    </w:p>
-    <w:p>
-      <w:pPr>
-        <w:pStyle w:val="Normal"/>
-        <w:spacing w:before="0" w:after="0" w:line="230" w:lineRule="auto"/>
-        <w:jc w:val="both"/>
-        <w:rPr>
-          <w:rFonts w:ascii="Calibri" w:hAnsi="Calibri" w:cs="Calibri"/>
-          <w:b/>
-          <w:b/>
-          <w:bCs/>
-        </w:rPr>
-      </w:pPr>
-    </w:p>
-    <w:p>
-      <w:pPr>
-        <w:pStyle w:val="Normal"/>
-        <w:spacing w:before="0" w:after="0" w:line="230" w:lineRule="auto"/>
-        <w:jc w:val="both"/>
-        <w:rPr>
-          <w:rFonts w:ascii="Calibri" w:hAnsi="Calibri" w:cs="Calibri"/>
-        </w:rPr>
-      </w:pPr>
-      <w:r>
-        <w:rPr>
-          <w:rFonts w:cs="Arial" w:ascii="Arial" w:hAnsi="Arial"/>
-          <w:b/>
-          <w:bCs/>
-          <w:sz w:val="18"/>
-        </w:rPr>
-        <w:t xml:space="preserve">11. Modifiche o variazioni </w:t>
-      </w:r>
-    </w:p>
-    <w:p>
-      <w:pPr>
-        <w:pStyle w:val="Normal"/>
-        <w:spacing w:before="0" w:after="0" w:line="230" w:lineRule="auto"/>
-        <w:jc w:val="both"/>
-        <w:rPr>
-          <w:rFonts w:ascii="Calibri" w:hAnsi="Calibri" w:cs="Calibri"/>
-          <w:b/>
-          <w:b/>
-          <w:bCs/>
-        </w:rPr>
-      </w:pPr>
-      <w:r>
-        <w:rPr>
-          <w:rFonts w:cs="Arial" w:ascii="Arial" w:hAnsi="Arial"/>
-          <w:b/>
-          <w:bCs/>
-          <w:sz w:val="18"/>
-        </w:rPr>
-        <w:t xml:space="preserve">11.1 </w:t>
+        <w:t>Al termine della manifestazione lo spazio espositivo dovrà essere riconsegnato nelle stesse condizioni in cui è stato preso in consegna dallo Sponsor. Dallo Spazio Espositivo dovrà essere rimosso ogni materiale e residuo di allestimento.</w:t>
+      </w:r>
+    </w:p>
+    <w:p>
+      <w:pPr>
+        <w:pStyle w:val="Normal"/>
+        <w:spacing w:before="0" w:after="0" w:line="230" w:lineRule="auto"/>
+        <w:jc w:val="both"/>
+        <w:rPr>
+          <w:rFonts w:ascii="Calibri" w:hAnsi="Calibri" w:cs="Calibri"/>
+          <w:b/>
+          <w:b/>
+          <w:bCs/>
+        </w:rPr>
+      </w:pPr>
+      <w:r>
+        <w:rPr>
+          <w:rFonts w:cs="Arial" w:ascii="Arial" w:hAnsi="Arial"/>
+          <w:b/>
+          <w:bCs/>
+          <w:sz w:val="18"/>
+        </w:rPr>
+        <w:t xml:space="preserve">11.2 </w:t>
       </w:r>
       <w:r>
         <w:rPr>
@@ -4058,6 +4138,68 @@
           <w:iCs/>
           <w:sz w:val="18"/>
         </w:rPr>
+        <w:t>Tutti i rifiuti prodotti per l’allestimento/disallestimento e per lo svolgimento dell’evento dovranno essere smaltiti, conformemente alle normative vigenti, a cura dello Sponsor. Qualora eventuali materiali non fossero conferiti alla discarica ma venissero abbandonati presso i locali o i rifiuti non venissero smaltiti correttamente, la Segreteria Organizzativa si riserva il diritto di sgomberare a rischio e spese dello Sponsor tutti i materiali, impianti e quant'altro che non sia stato ritirato nei termini prescritti e di ripristinare lo spazio occupato. La Segreteria Organizzativa non assume obblighi di custodia sui materiali e i beni degli Sponsor sgomberati direttamente. Ogni costo e spesa di ripristino, per eventuali danni causati e per smaltimento dei rifiuti, sono a carico dello Sponsor.</w:t>
+      </w:r>
+    </w:p>
+    <w:p>
+      <w:pPr>
+        <w:pStyle w:val="Normal"/>
+        <w:spacing w:before="0" w:after="0" w:line="230" w:lineRule="auto"/>
+        <w:jc w:val="both"/>
+        <w:rPr>
+          <w:rFonts w:ascii="Calibri" w:hAnsi="Calibri" w:cs="Calibri"/>
+          <w:b/>
+          <w:b/>
+          <w:bCs/>
+        </w:rPr>
+      </w:pPr>
+    </w:p>
+    <w:p>
+      <w:pPr>
+        <w:pStyle w:val="Normal"/>
+        <w:spacing w:before="0" w:after="0" w:line="230" w:lineRule="auto"/>
+        <w:jc w:val="both"/>
+        <w:rPr>
+          <w:rFonts w:ascii="Calibri" w:hAnsi="Calibri" w:cs="Calibri"/>
+        </w:rPr>
+      </w:pPr>
+      <w:r>
+        <w:rPr>
+          <w:rFonts w:cs="Arial" w:ascii="Arial" w:hAnsi="Arial"/>
+          <w:b/>
+          <w:bCs/>
+          <w:sz w:val="18"/>
+        </w:rPr>
+        <w:t xml:space="preserve">12. Modifiche o variazioni </w:t>
+      </w:r>
+    </w:p>
+    <w:p>
+      <w:pPr>
+        <w:pStyle w:val="Normal"/>
+        <w:spacing w:before="0" w:after="0" w:line="230" w:lineRule="auto"/>
+        <w:jc w:val="both"/>
+        <w:rPr>
+          <w:rFonts w:ascii="Calibri" w:hAnsi="Calibri" w:cs="Calibri"/>
+          <w:b/>
+          <w:b/>
+          <w:bCs/>
+        </w:rPr>
+      </w:pPr>
+      <w:r>
+        <w:rPr>
+          <w:rFonts w:cs="Arial" w:ascii="Arial" w:hAnsi="Arial"/>
+          <w:b/>
+          <w:bCs/>
+          <w:sz w:val="18"/>
+        </w:rPr>
+        <w:t xml:space="preserve">12.1 </w:t>
+      </w:r>
+      <w:r>
+        <w:rPr>
+          <w:rFonts w:cs="Arial" w:ascii="Arial" w:hAnsi="Arial"/>
+          <w:iCs/>
+          <w:sz w:val="18"/>
+        </w:rPr>
         <w:t>Qualsiasi deroga al presente Contratto Regolamento sarà nulla e comunque priva di effetto ove non risulti da atto scritto.</w:t>
       </w:r>
     </w:p>
@@ -4100,61 +4242,61 @@
           <w:iCs/>
           <w:sz w:val="18"/>
         </w:rPr>
-        <w:t>L’Espositore, sottoscrivendo il presente regolamento, dichiara di averne preso visione ed approvarne specificatamente le sue clausole.</w:t>
-      </w:r>
-    </w:p>
-    <w:p>
-      <w:pPr>
-        <w:pStyle w:val="Normal"/>
-        <w:spacing w:before="0" w:after="0" w:line="230" w:lineRule="auto"/>
-        <w:jc w:val="both"/>
-        <w:rPr>
-          <w:rFonts w:ascii="Calibri" w:hAnsi="Calibri" w:cs="Calibri"/>
-          <w:b/>
-          <w:b/>
-          <w:bCs/>
-        </w:rPr>
-      </w:pPr>
-    </w:p>
-    <w:p>
-      <w:pPr>
-        <w:pStyle w:val="Normal"/>
-        <w:spacing w:before="0" w:after="0" w:line="230" w:lineRule="auto"/>
-        <w:jc w:val="both"/>
-        <w:rPr>
-          <w:rFonts w:ascii="Calibri" w:hAnsi="Calibri" w:cs="Calibri"/>
-        </w:rPr>
-      </w:pPr>
-      <w:r>
-        <w:rPr>
-          <w:rFonts w:cs="Arial" w:ascii="Arial" w:hAnsi="Arial"/>
-          <w:b/>
-          <w:bCs/>
-          <w:sz w:val="18"/>
-        </w:rPr>
-        <w:t xml:space="preserve">12. Legge applicabile e foro competente </w:t>
-      </w:r>
-    </w:p>
-    <w:p>
-      <w:pPr>
-        <w:pStyle w:val="Normal"/>
-        <w:spacing w:before="0" w:after="0" w:line="230" w:lineRule="auto"/>
-        <w:jc w:val="both"/>
-        <w:rPr>
-          <w:rFonts w:ascii="Calibri" w:hAnsi="Calibri" w:cs="Calibri"/>
-          <w:b/>
-          <w:b/>
-          <w:bCs/>
-        </w:rPr>
-      </w:pPr>
-      <w:r>
-        <w:rPr>
-          <w:rFonts w:cs="Arial" w:ascii="Arial" w:hAnsi="Arial"/>
-          <w:b/>
-          <w:bCs/>
-          <w:sz w:val="18"/>
-        </w:rPr>
-        <w:t xml:space="preserve">12.1 </w:t>
+        <w:t>Lo Sponsor, sottoscrivendo il presente regolamento, dichiara di averne preso visione ed approvarne specificatamente le sue clausole.</w:t>
+      </w:r>
+    </w:p>
+    <w:p>
+      <w:pPr>
+        <w:pStyle w:val="Normal"/>
+        <w:spacing w:before="0" w:after="0" w:line="230" w:lineRule="auto"/>
+        <w:jc w:val="both"/>
+        <w:rPr>
+          <w:rFonts w:ascii="Calibri" w:hAnsi="Calibri" w:cs="Calibri"/>
+          <w:b/>
+          <w:b/>
+          <w:bCs/>
+        </w:rPr>
+      </w:pPr>
+    </w:p>
+    <w:p>
+      <w:pPr>
+        <w:pStyle w:val="Normal"/>
+        <w:spacing w:before="0" w:after="0" w:line="230" w:lineRule="auto"/>
+        <w:jc w:val="both"/>
+        <w:rPr>
+          <w:rFonts w:ascii="Calibri" w:hAnsi="Calibri" w:cs="Calibri"/>
+        </w:rPr>
+      </w:pPr>
+      <w:r>
+        <w:rPr>
+          <w:rFonts w:cs="Arial" w:ascii="Arial" w:hAnsi="Arial"/>
+          <w:b/>
+          <w:bCs/>
+          <w:sz w:val="18"/>
+        </w:rPr>
+        <w:t xml:space="preserve">13. Legge applicabile e foro competente </w:t>
+      </w:r>
+    </w:p>
+    <w:p>
+      <w:pPr>
+        <w:pStyle w:val="Normal"/>
+        <w:spacing w:before="0" w:after="0" w:line="230" w:lineRule="auto"/>
+        <w:jc w:val="both"/>
+        <w:rPr>
+          <w:rFonts w:ascii="Calibri" w:hAnsi="Calibri" w:cs="Calibri"/>
+          <w:b/>
+          <w:b/>
+          <w:bCs/>
+        </w:rPr>
+      </w:pPr>
+      <w:r>
+        <w:rPr>
+          <w:rFonts w:cs="Arial" w:ascii="Arial" w:hAnsi="Arial"/>
+          <w:b/>
+          <w:bCs/>
+          <w:sz w:val="18"/>
+        </w:rPr>
+        <w:t xml:space="preserve">13.1 </w:t>
       </w:r>
       <w:r>
         <w:rPr>
@@ -4162,7 +4304,7 @@
           <w:iCs/>
           <w:sz w:val="18"/>
         </w:rPr>
-        <w:t>Il contratto è regolato dal diritto italiano. Foro esclusivamente competente per le eventuali controversie giudiziarie relative o connesse all’interpretazione, all'esecuzione e alla risoluzione del presente contratto o che derivino dalla partecipazione dell'Espositore alla Manifestazione è il foro di Bologna.</w:t>
+        <w:t>Il contratto è regolato dal diritto italiano. Foro esclusivamente competente per le eventuali controversie giudiziarie relative o connesse all’interpretazione, all'esecuzione e alla risoluzione del presente contratto o che derivino dalla partecipazione dello Sponsor alla Manifestazione è il foro di Bologna.</w:t>
       </w:r>
     </w:p>
     <w:p>
@@ -4560,7 +4702,7 @@
           <w:iCs/>
           <w:sz w:val="18"/>
         </w:rPr>
-        <w:t xml:space="preserve"> 3. Corrispettivo, modalità di pagamento e termini di cancellazione; 4. Durata e Scioglimento del Contratto; 5. Confidenzialità e riservatezza; 7. Varie; 8. Altoparlanti - Trasmissioni sonore; 9. Azioni promo-pubblicitarie; 10. Riconsegna - Danni ai posteggi stand - Smaltimento rifiuti; 11. Modifiche o variazioni; 12. Legge applicabile e foro competente.</w:t>
+        <w:t xml:space="preserve"> 3. Corrispettivo, modalità di pagamento e termini di cancellazione; 4. Assegnazione degli spazi espositivi; 5. Durata e Scioglimento del Contratto; 6. Confidenzialità e riservatezza; 8. Varie; 9. Altoparlanti - Trasmissioni sonore; 10. Azioni promo-pubblicitarie; 11. Riconsegna - Danni ai posteggi stand - Smaltimento rifiuti; 12. Modifiche o variazioni; 13. Legge applicabile e foro competente.</w:t>
       </w:r>
     </w:p>
     <w:p>

--- a/contracts/templates_pdf/template_contratto_sponsor_non_ecm_it.docx
+++ b/contracts/templates_pdf/template_contratto_sponsor_non_ecm_it.docx
@@ -3034,7 +3034,7 @@
           <w:rFonts w:cs="Arial" w:ascii="Arial" w:hAnsi="Arial"/>
           <w:sz w:val="18"/>
         </w:rPr>
-        <w:t>L'assegnazione degli stand viene stabilita su contrattazione delle parti in base alla disponibilità degli spazi.</w:t>
+        <w:t>L'assegnazione degli stand viene stabilita in accordo tra lo Sponsor e la Segreteria Organizzativa in base alla disponibilità degli spazi.</w:t>
       </w:r>
     </w:p>
     <w:p>

--- a/contracts/templates_pdf/template_contratto_sponsor_non_ecm_it.docx
+++ b/contracts/templates_pdf/template_contratto_sponsor_non_ecm_it.docx
@@ -3556,48 +3556,6 @@
           <w:rFonts w:cs="Arial" w:ascii="Arial" w:hAnsi="Arial"/>
           <w:sz w:val="18"/>
         </w:rPr>
-        <w:t xml:space="preserve">Per qualsiasi controversia dovesse sorgere in relazione al presente Contratto, la sua interpretazione, esecuzione o risoluzione, sarà competente esclusivamente il Foro di Bologna. </w:t>
-      </w:r>
-    </w:p>
-    <w:p>
-      <w:pPr>
-        <w:pStyle w:val="Normal"/>
-        <w:spacing w:before="0" w:after="0" w:line="230" w:lineRule="auto"/>
-        <w:jc w:val="both"/>
-        <w:rPr>
-          <w:rFonts w:ascii="Calibri" w:hAnsi="Calibri" w:cs="Calibri"/>
-        </w:rPr>
-      </w:pPr>
-      <w:r>
-        <w:rPr>
-          <w:rFonts w:cs="Arial" w:ascii="Arial" w:hAnsi="Arial"/>
-          <w:sz w:val="18"/>
-        </w:rPr>
-      </w:r>
-    </w:p>
-    <w:p>
-      <w:pPr>
-        <w:pStyle w:val="Normal"/>
-        <w:spacing w:before="0" w:after="0" w:line="230" w:lineRule="auto"/>
-        <w:jc w:val="both"/>
-        <w:rPr>
-          <w:rFonts w:ascii="Calibri" w:hAnsi="Calibri" w:cs="Calibri"/>
-        </w:rPr>
-      </w:pPr>
-      <w:r>
-        <w:rPr>
-          <w:rFonts w:cs="Arial" w:ascii="Arial" w:hAnsi="Arial"/>
-          <w:b/>
-          <w:bCs/>
-          <w:sz w:val="18"/>
-        </w:rPr>
-        <w:t xml:space="preserve">8.4 </w:t>
-      </w:r>
-      <w:r>
-        <w:rPr>
-          <w:rFonts w:cs="Arial" w:ascii="Arial" w:hAnsi="Arial"/>
-          <w:sz w:val="18"/>
-        </w:rPr>
         <w:t>La Segreteria Organizzativa si impegna a non rivelare a terzi e/o utilizzare le informazioni aventi natura confidenziale relative allo Sponsor, intendendosi come tali dati, notizie e informazioni relativi a analisi, prodotti, attività, progetti, tecnologie, know-how, organizzazione, processi industriali e clienti dello Sponsor.</w:t>
       </w:r>
     </w:p>
@@ -3641,7 +3599,7 @@
           <w:sz w:val="18"/>
           <w:szCs w:val="20"/>
         </w:rPr>
-        <w:t xml:space="preserve">8.5 </w:t>
+        <w:t xml:space="preserve">8.4 </w:t>
       </w:r>
       <w:r>
         <w:rPr>
@@ -3734,7 +3692,7 @@
           <w:bCs/>
           <w:sz w:val="18"/>
         </w:rPr>
-        <w:t>8.6 MODALITÀ DI RISOLUZIONE</w:t>
+        <w:t>8.5 MODALITÀ DI RISOLUZIONE</w:t>
       </w:r>
     </w:p>
     <w:p>
@@ -3811,7 +3769,7 @@
           <w:bCs/>
           <w:sz w:val="18"/>
         </w:rPr>
-        <w:t>8.7 DIRITTI DI RIPRODUZIONE</w:t>
+        <w:t>8.6 DIRITTI DI RIPRODUZIONE</w:t>
       </w:r>
     </w:p>
     <w:p>

--- a/contracts/templates_pdf/template_contratto_sponsor_non_ecm_it.docx
+++ b/contracts/templates_pdf/template_contratto_sponsor_non_ecm_it.docx
@@ -3370,209 +3370,7 @@
           <w:bCs/>
           <w:sz w:val="18"/>
         </w:rPr>
-        <w:t xml:space="preserve">7. Ulteriori obbligazioni delle Parti </w:t>
-      </w:r>
-    </w:p>
-    <w:p>
-      <w:pPr>
-        <w:pStyle w:val="Normal"/>
-        <w:spacing w:before="0" w:after="0" w:line="230" w:lineRule="auto"/>
-        <w:jc w:val="both"/>
-        <w:rPr/>
-      </w:pPr>
-      <w:r>
-        <w:rPr>
-          <w:rFonts w:cs="Arial" w:ascii="Arial" w:hAnsi="Arial"/>
-          <w:b/>
-          <w:bCs/>
-          <w:sz w:val="18"/>
-        </w:rPr>
-        <w:t xml:space="preserve">7.1 </w:t>
-      </w:r>
-      <w:r>
-        <w:rPr>
-          <w:rFonts w:cs="Arial" w:ascii="Arial" w:hAnsi="Arial"/>
-          <w:sz w:val="18"/>
-        </w:rPr>
-        <w:t xml:space="preserve">La Segreteria Organizzativa si impegna a conservare una completa ed accurata documentazione relativa ai propri rapporti con lo Sponsor per un periodo di tempo di durata non inferiore a cinque anni. </w:t>
-      </w:r>
-    </w:p>
-    <w:p>
-      <w:pPr>
-        <w:pStyle w:val="Normal"/>
-        <w:spacing w:before="0" w:after="0" w:line="230" w:lineRule="auto"/>
-        <w:jc w:val="both"/>
-        <w:rPr>
-          <w:rFonts w:ascii="Calibri" w:hAnsi="Calibri" w:cs="Calibri"/>
-        </w:rPr>
-      </w:pPr>
-      <w:r>
-        <w:rPr>
-          <w:rFonts w:cs="Arial" w:ascii="Arial" w:hAnsi="Arial"/>
-          <w:sz w:val="18"/>
-        </w:rPr>
-      </w:r>
-    </w:p>
-    <w:p>
-      <w:pPr>
-        <w:pStyle w:val="Normal"/>
-        <w:spacing w:before="0" w:after="0" w:line="230" w:lineRule="auto"/>
-        <w:jc w:val="both"/>
-        <w:rPr>
-          <w:rFonts w:ascii="Calibri" w:hAnsi="Calibri" w:cs="Calibri"/>
-        </w:rPr>
-      </w:pPr>
-      <w:r>
-        <w:rPr>
-          <w:rFonts w:cs="Arial" w:ascii="Arial" w:hAnsi="Arial"/>
-          <w:b/>
-          <w:bCs/>
-          <w:sz w:val="18"/>
-        </w:rPr>
-        <w:t xml:space="preserve">8. Varie </w:t>
-      </w:r>
-    </w:p>
-    <w:p>
-      <w:pPr>
-        <w:pStyle w:val="Normal"/>
-        <w:spacing w:before="0" w:after="0" w:line="230" w:lineRule="auto"/>
-        <w:jc w:val="both"/>
-        <w:rPr>
-          <w:rFonts w:ascii="Calibri" w:hAnsi="Calibri" w:cs="Calibri"/>
-        </w:rPr>
-      </w:pPr>
-      <w:r>
-        <w:rPr>
-          <w:rFonts w:cs="Arial" w:ascii="Arial" w:hAnsi="Arial"/>
-          <w:b/>
-          <w:bCs/>
-          <w:sz w:val="18"/>
-        </w:rPr>
-        <w:t xml:space="preserve">8.1 </w:t>
-      </w:r>
-      <w:r>
-        <w:rPr>
-          <w:rFonts w:cs="Arial" w:ascii="Arial" w:hAnsi="Arial"/>
-          <w:sz w:val="18"/>
-        </w:rPr>
-        <w:t xml:space="preserve">Le premesse e gli Allegati costituiscono parte integrante e sostanziale del presente contratto. </w:t>
-      </w:r>
-    </w:p>
-    <w:p>
-      <w:pPr>
-        <w:pStyle w:val="Normal"/>
-        <w:spacing w:before="0" w:after="0" w:line="230" w:lineRule="auto"/>
-        <w:jc w:val="both"/>
-        <w:rPr>
-          <w:rFonts w:ascii="Calibri" w:hAnsi="Calibri" w:cs="Calibri"/>
-        </w:rPr>
-      </w:pPr>
-      <w:r>
-        <w:rPr>
-          <w:rFonts w:cs="Arial" w:ascii="Arial" w:hAnsi="Arial"/>
-          <w:sz w:val="18"/>
-        </w:rPr>
-      </w:r>
-    </w:p>
-    <w:p>
-      <w:pPr>
-        <w:pStyle w:val="Normal"/>
-        <w:spacing w:before="0" w:after="0" w:line="230" w:lineRule="auto"/>
-        <w:jc w:val="both"/>
-        <w:rPr>
-          <w:rFonts w:ascii="Calibri" w:hAnsi="Calibri" w:cs="Calibri"/>
-        </w:rPr>
-      </w:pPr>
-      <w:r>
-        <w:rPr>
-          <w:rFonts w:cs="Arial" w:ascii="Arial" w:hAnsi="Arial"/>
-          <w:b/>
-          <w:bCs/>
-          <w:sz w:val="18"/>
-        </w:rPr>
-        <w:t xml:space="preserve">8.2 </w:t>
-      </w:r>
-      <w:r>
-        <w:rPr>
-          <w:rFonts w:cs="Arial" w:ascii="Arial" w:hAnsi="Arial"/>
-          <w:sz w:val="18"/>
-        </w:rPr>
-        <w:t xml:space="preserve">Nessuna modifica al presente Contratto sarà efficace se non avverrà per iscritto e non sarà debitamente sottoscritta da tutte le Parti. </w:t>
-      </w:r>
-    </w:p>
-    <w:p>
-      <w:pPr>
-        <w:pStyle w:val="Normal"/>
-        <w:spacing w:before="0" w:after="0" w:line="230" w:lineRule="auto"/>
-        <w:jc w:val="both"/>
-        <w:rPr>
-          <w:rFonts w:ascii="Calibri" w:hAnsi="Calibri" w:cs="Calibri"/>
-        </w:rPr>
-      </w:pPr>
-      <w:r>
-        <w:rPr>
-          <w:rFonts w:cs="Arial" w:ascii="Arial" w:hAnsi="Arial"/>
-          <w:sz w:val="18"/>
-        </w:rPr>
-        <w:t>Qualsiasi comunicazione fra le Parti avverrà per iscritto e dovrà essere effettuata unicamente ai reciproci indirizzi indicati nella prima parte del presente accordo</w:t>
-      </w:r>
-    </w:p>
-    <w:p>
-      <w:pPr>
-        <w:pStyle w:val="Normal"/>
-        <w:spacing w:before="0" w:after="0" w:line="230" w:lineRule="auto"/>
-        <w:jc w:val="both"/>
-        <w:rPr>
-          <w:rFonts w:ascii="Calibri" w:hAnsi="Calibri" w:cs="Calibri"/>
-        </w:rPr>
-      </w:pPr>
-      <w:r>
-        <w:rPr>
-          <w:rFonts w:cs="Arial" w:ascii="Arial" w:hAnsi="Arial"/>
-          <w:sz w:val="18"/>
-        </w:rPr>
-      </w:r>
-    </w:p>
-    <w:p>
-      <w:pPr>
-        <w:pStyle w:val="Normal"/>
-        <w:spacing w:before="0" w:after="0" w:line="230" w:lineRule="auto"/>
-        <w:jc w:val="both"/>
-        <w:rPr>
-          <w:rFonts w:ascii="Calibri" w:hAnsi="Calibri" w:cs="Calibri"/>
-        </w:rPr>
-      </w:pPr>
-      <w:r>
-        <w:rPr>
-          <w:rFonts w:cs="Arial" w:ascii="Arial" w:hAnsi="Arial"/>
-          <w:b/>
-          <w:bCs/>
-          <w:sz w:val="18"/>
-        </w:rPr>
-        <w:t xml:space="preserve">8.3 </w:t>
-      </w:r>
-      <w:r>
-        <w:rPr>
-          <w:rFonts w:cs="Arial" w:ascii="Arial" w:hAnsi="Arial"/>
-          <w:sz w:val="18"/>
-        </w:rPr>
-        <w:t>La Segreteria Organizzativa si impegna a non rivelare a terzi e/o utilizzare le informazioni aventi natura confidenziale relative allo Sponsor, intendendosi come tali dati, notizie e informazioni relativi a analisi, prodotti, attività, progetti, tecnologie, know-how, organizzazione, processi industriali e clienti dello Sponsor.</w:t>
-      </w:r>
-    </w:p>
-    <w:p>
-      <w:pPr>
-        <w:pStyle w:val="Normal"/>
-        <w:spacing w:before="0" w:after="0" w:line="230" w:lineRule="auto"/>
-        <w:jc w:val="both"/>
-        <w:rPr>
-          <w:rFonts w:ascii="Calibri" w:hAnsi="Calibri" w:cs="Calibri"/>
-        </w:rPr>
-      </w:pPr>
-      <w:r>
-        <w:rPr>
-          <w:rFonts w:cs="Arial" w:ascii="Arial" w:hAnsi="Arial"/>
-          <w:sz w:val="18"/>
-        </w:rPr>
+        <w:t xml:space="preserve">7. Rinvio, riduzione o sospensione della manifestazione </w:t>
       </w:r>
     </w:p>
     <w:p>
@@ -3594,16 +3392,6 @@
       <w:r>
         <w:rPr>
           <w:rFonts w:cs="Arial" w:ascii="Arial" w:hAnsi="Arial"/>
-          <w:b/>
-          <w:bCs/>
-          <w:sz w:val="18"/>
-          <w:szCs w:val="20"/>
-        </w:rPr>
-        <w:t xml:space="preserve">8.4 </w:t>
-      </w:r>
-      <w:r>
-        <w:rPr>
-          <w:rFonts w:cs="Arial" w:ascii="Arial" w:hAnsi="Arial"/>
           <w:sz w:val="18"/>
           <w:szCs w:val="20"/>
         </w:rPr>
@@ -3667,11 +3455,216 @@
         <w:jc w:val="both"/>
         <w:rPr>
           <w:rFonts w:ascii="Calibri" w:hAnsi="Calibri" w:cs="Calibri"/>
-          <w:b/>
-          <w:b/>
-          <w:bCs/>
-        </w:rPr>
-      </w:pPr>
+        </w:rPr>
+      </w:pPr>
+      <w:r>
+        <w:rPr>
+          <w:rFonts w:cs="Arial" w:ascii="Arial" w:hAnsi="Arial"/>
+          <w:sz w:val="18"/>
+        </w:rPr>
+      </w:r>
+    </w:p>
+    <w:p>
+      <w:pPr>
+        <w:pStyle w:val="Normal"/>
+        <w:spacing w:before="0" w:after="0" w:line="230" w:lineRule="auto"/>
+        <w:jc w:val="both"/>
+        <w:rPr>
+          <w:rFonts w:ascii="Calibri" w:hAnsi="Calibri" w:cs="Calibri"/>
+        </w:rPr>
+      </w:pPr>
+      <w:r>
+        <w:rPr>
+          <w:rFonts w:cs="Arial" w:ascii="Arial" w:hAnsi="Arial"/>
+          <w:b/>
+          <w:bCs/>
+          <w:sz w:val="18"/>
+        </w:rPr>
+        <w:t xml:space="preserve">8. Varie </w:t>
+      </w:r>
+    </w:p>
+    <w:p>
+      <w:pPr>
+        <w:pStyle w:val="Normal"/>
+        <w:spacing w:before="0" w:after="0" w:line="230" w:lineRule="auto"/>
+        <w:jc w:val="both"/>
+        <w:rPr>
+          <w:rFonts w:ascii="Calibri" w:hAnsi="Calibri" w:cs="Calibri"/>
+        </w:rPr>
+      </w:pPr>
+      <w:r>
+        <w:rPr>
+          <w:rFonts w:cs="Arial" w:ascii="Arial" w:hAnsi="Arial"/>
+          <w:b/>
+          <w:bCs/>
+          <w:sz w:val="18"/>
+        </w:rPr>
+        <w:t xml:space="preserve">8.1 </w:t>
+      </w:r>
+      <w:r>
+        <w:rPr>
+          <w:rFonts w:cs="Arial" w:ascii="Arial" w:hAnsi="Arial"/>
+          <w:sz w:val="18"/>
+        </w:rPr>
+        <w:t xml:space="preserve">Le premesse e gli Allegati costituiscono parte integrante e sostanziale del presente contratto. </w:t>
+      </w:r>
+    </w:p>
+    <w:p>
+      <w:pPr>
+        <w:pStyle w:val="Normal"/>
+        <w:spacing w:before="0" w:after="0" w:line="230" w:lineRule="auto"/>
+        <w:jc w:val="both"/>
+        <w:rPr>
+          <w:rFonts w:ascii="Calibri" w:hAnsi="Calibri" w:cs="Calibri"/>
+        </w:rPr>
+      </w:pPr>
+      <w:r>
+        <w:rPr>
+          <w:rFonts w:cs="Arial" w:ascii="Arial" w:hAnsi="Arial"/>
+          <w:sz w:val="18"/>
+        </w:rPr>
+      </w:r>
+    </w:p>
+    <w:p>
+      <w:pPr>
+        <w:pStyle w:val="Normal"/>
+        <w:spacing w:before="0" w:after="0" w:line="230" w:lineRule="auto"/>
+        <w:jc w:val="both"/>
+        <w:rPr>
+          <w:rFonts w:ascii="Calibri" w:hAnsi="Calibri" w:cs="Calibri"/>
+        </w:rPr>
+      </w:pPr>
+      <w:r>
+        <w:rPr>
+          <w:rFonts w:cs="Arial" w:ascii="Arial" w:hAnsi="Arial"/>
+          <w:b/>
+          <w:bCs/>
+          <w:sz w:val="18"/>
+        </w:rPr>
+        <w:t xml:space="preserve">8.2 </w:t>
+      </w:r>
+      <w:r>
+        <w:rPr>
+          <w:rFonts w:cs="Arial" w:ascii="Arial" w:hAnsi="Arial"/>
+          <w:sz w:val="18"/>
+        </w:rPr>
+        <w:t xml:space="preserve">Nessuna modifica al presente Contratto sarà efficace se non avverrà per iscritto e non sarà debitamente sottoscritta da tutte le Parti. </w:t>
+      </w:r>
+    </w:p>
+    <w:p>
+      <w:pPr>
+        <w:pStyle w:val="Normal"/>
+        <w:spacing w:before="0" w:after="0" w:line="230" w:lineRule="auto"/>
+        <w:jc w:val="both"/>
+        <w:rPr>
+          <w:rFonts w:ascii="Calibri" w:hAnsi="Calibri" w:cs="Calibri"/>
+        </w:rPr>
+      </w:pPr>
+      <w:r>
+        <w:rPr>
+          <w:rFonts w:cs="Arial" w:ascii="Arial" w:hAnsi="Arial"/>
+          <w:sz w:val="18"/>
+        </w:rPr>
+        <w:t>Qualsiasi comunicazione fra le Parti avverrà per iscritto e dovrà essere effettuata unicamente ai reciproci indirizzi indicati nella prima parte del presente accordo</w:t>
+      </w:r>
+    </w:p>
+    <w:p>
+      <w:pPr>
+        <w:pStyle w:val="Normal"/>
+        <w:spacing w:before="0" w:after="0" w:line="230" w:lineRule="auto"/>
+        <w:jc w:val="both"/>
+        <w:rPr>
+          <w:rFonts w:ascii="Calibri" w:hAnsi="Calibri" w:cs="Calibri"/>
+        </w:rPr>
+      </w:pPr>
+      <w:r>
+        <w:rPr>
+          <w:rFonts w:cs="Arial" w:ascii="Arial" w:hAnsi="Arial"/>
+          <w:sz w:val="18"/>
+        </w:rPr>
+      </w:r>
+    </w:p>
+    <w:p>
+      <w:pPr>
+        <w:pStyle w:val="Normal"/>
+        <w:spacing w:before="0" w:after="0" w:line="230" w:lineRule="auto"/>
+        <w:jc w:val="both"/>
+        <w:rPr/>
+      </w:pPr>
+      <w:r>
+        <w:rPr>
+          <w:rFonts w:cs="Arial" w:ascii="Arial" w:hAnsi="Arial"/>
+          <w:b/>
+          <w:bCs/>
+          <w:sz w:val="18"/>
+        </w:rPr>
+        <w:t xml:space="preserve">8.3 </w:t>
+      </w:r>
+      <w:r>
+        <w:rPr>
+          <w:rFonts w:cs="Arial" w:ascii="Arial" w:hAnsi="Arial"/>
+          <w:sz w:val="18"/>
+        </w:rPr>
+        <w:t xml:space="preserve">La Segreteria Organizzativa si impegna a conservare una completa ed accurata documentazione relativa ai propri rapporti con lo Sponsor per un periodo di tempo di durata non inferiore a cinque anni. </w:t>
+      </w:r>
+    </w:p>
+    <w:p>
+      <w:pPr>
+        <w:pStyle w:val="Normal"/>
+        <w:spacing w:before="0" w:after="0" w:line="230" w:lineRule="auto"/>
+        <w:jc w:val="both"/>
+        <w:rPr>
+          <w:rFonts w:ascii="Calibri" w:hAnsi="Calibri" w:cs="Calibri"/>
+        </w:rPr>
+      </w:pPr>
+      <w:r>
+        <w:rPr>
+          <w:rFonts w:cs="Arial" w:ascii="Arial" w:hAnsi="Arial"/>
+          <w:sz w:val="18"/>
+        </w:rPr>
+      </w:r>
+    </w:p>
+    <w:p>
+      <w:pPr>
+        <w:pStyle w:val="Normal"/>
+        <w:spacing w:before="0" w:after="0" w:line="230" w:lineRule="auto"/>
+        <w:jc w:val="both"/>
+        <w:rPr>
+          <w:rFonts w:ascii="Calibri" w:hAnsi="Calibri" w:cs="Calibri"/>
+        </w:rPr>
+      </w:pPr>
+      <w:r>
+        <w:rPr>
+          <w:rFonts w:cs="Arial" w:ascii="Arial" w:hAnsi="Arial"/>
+          <w:b/>
+          <w:bCs/>
+          <w:sz w:val="18"/>
+        </w:rPr>
+        <w:t xml:space="preserve">8.4 </w:t>
+      </w:r>
+      <w:r>
+        <w:rPr>
+          <w:rFonts w:cs="Arial" w:ascii="Arial" w:hAnsi="Arial"/>
+          <w:sz w:val="18"/>
+        </w:rPr>
+        <w:t>La Segreteria Organizzativa si impegna a non rivelare a terzi e/o utilizzare le informazioni aventi natura confidenziale relative allo Sponsor, intendendosi come tali dati, notizie e informazioni relativi a analisi, prodotti, attività, progetti, tecnologie, know-how, organizzazione, processi industriali e clienti dello Sponsor.</w:t>
+      </w:r>
+    </w:p>
+    <w:p>
+      <w:pPr>
+        <w:pStyle w:val="Normal"/>
+        <w:spacing w:before="0" w:after="0" w:line="230" w:lineRule="auto"/>
+        <w:jc w:val="both"/>
+        <w:rPr>
+          <w:rFonts w:ascii="Calibri" w:hAnsi="Calibri" w:cs="Calibri"/>
+        </w:rPr>
+      </w:pPr>
+      <w:r>
+        <w:rPr>
+          <w:rFonts w:cs="Arial" w:ascii="Arial" w:hAnsi="Arial"/>
+          <w:sz w:val="18"/>
+        </w:rPr>
+      </w:r>
     </w:p>
     <w:p>
       <w:pPr>
@@ -4660,7 +4653,7 @@
           <w:iCs/>
           <w:sz w:val="18"/>
         </w:rPr>
-        <w:t xml:space="preserve"> 3. Corrispettivo, modalità di pagamento e termini di cancellazione; 4. Assegnazione degli spazi espositivi; 5. Durata e Scioglimento del Contratto; 6. Confidenzialità e riservatezza; 8. Varie; 9. Altoparlanti - Trasmissioni sonore; 10. Azioni promo-pubblicitarie; 11. Riconsegna - Danni ai posteggi stand - Smaltimento rifiuti; 12. Modifiche o variazioni; 13. Legge applicabile e foro competente.</w:t>
+        <w:t xml:space="preserve"> 3. Corrispettivo, modalità di pagamento e termini di cancellazione; 4. Assegnazione degli spazi espositivi; 5. Durata e Scioglimento del Contratto; 6. Confidenzialità e riservatezza; 7. Rinvio, riduzione o sospensione della manifestazione; 8. Varie; 9. Altoparlanti - Trasmissioni sonore; 10. Azioni promo-pubblicitarie; 11. Riconsegna - Danni ai posteggi stand - Smaltimento rifiuti; 12. Modifiche o variazioni; 13. Legge applicabile e foro competente.</w:t>
       </w:r>
     </w:p>
     <w:p>

--- a/contracts/templates_pdf/template_contratto_sponsor_non_ecm_it.docx
+++ b/contracts/templates_pdf/template_contratto_sponsor_non_ecm_it.docx
@@ -3706,7 +3706,7 @@
           <w:iCs/>
           <w:sz w:val="18"/>
         </w:rPr>
-        <w:t>La violazione di quanto previsto agli articoli 2, 3, 4, 5, 6, 8, 9, 10, 11, 12, 13 darà diritto alla Segreteria Organizzativa di risolvere unilateralmente il presente contratto con effetto immediato ai sensi dell'art. 1456 c.c., mediante comunicazione, inviata a mezzo raccomandata a.r. e/o Pec, con la quale essa dichiari di volersi avvalere della presente clausola risolutiva espressa, salvo comunque il risarcimento dei danni che si ritengono subiti.</w:t>
+        <w:t>La violazione di quanto previsto agli articoli 2, 3, 4, 5, 6, 8, 9, 10, 11, 12, 13, 14 darà diritto alla Segreteria Organizzativa di risolvere unilateralmente il presente contratto con effetto immediato ai sensi dell'art. 1456 c.c., mediante comunicazione, inviata a mezzo raccomandata a.r. e/o Pec, con la quale essa dichiari di volersi avvalere della presente clausola risolutiva espressa, salvo comunque il risarcimento dei danni che si ritengono subiti.</w:t>
       </w:r>
     </w:p>
     <w:p>
@@ -4121,7 +4121,7 @@
           <w:bCs/>
           <w:sz w:val="18"/>
         </w:rPr>
-        <w:t xml:space="preserve">12. Modifiche o variazioni </w:t>
+        <w:t xml:space="preserve">12. Esonero di responsabilità ed obblighi assicurativi </w:t>
       </w:r>
     </w:p>
     <w:p>
@@ -4151,6 +4151,221 @@
           <w:iCs/>
           <w:sz w:val="18"/>
         </w:rPr>
+        <w:t>Oltre che per quanto già sopra indicato, la Segreteria Organizzativa e il Polo Congressuale sono espressamente esonerati da qualsiasi responsabilità, contrattuale od extracontrattuale, verso gli Sponsor (ivi compresi i loro dipendenti o collaboratori, fornitori/allestitori dalle stesse incaricate), i vettori delle merci, i partecipanti alla manifestazione ed i terzi in genere per:</w:t>
+      </w:r>
+    </w:p>
+    <w:p>
+      <w:pPr>
+        <w:pStyle w:val="Normal"/>
+        <w:spacing w:before="0" w:after="0" w:line="230" w:lineRule="auto"/>
+        <w:jc w:val="both"/>
+        <w:rPr>
+          <w:rFonts w:ascii="Calibri" w:hAnsi="Calibri" w:cs="Calibri"/>
+          <w:b/>
+          <w:b/>
+          <w:bCs/>
+        </w:rPr>
+      </w:pPr>
+      <w:r>
+        <w:rPr>
+          <w:rFonts w:cs="Arial" w:ascii="Arial" w:hAnsi="Arial"/>
+          <w:iCs/>
+          <w:sz w:val="18"/>
+        </w:rPr>
+        <w:t>– sottrazione di materiali;</w:t>
+      </w:r>
+    </w:p>
+    <w:p>
+      <w:pPr>
+        <w:pStyle w:val="Normal"/>
+        <w:spacing w:before="0" w:after="0" w:line="230" w:lineRule="auto"/>
+        <w:jc w:val="both"/>
+        <w:rPr>
+          <w:rFonts w:ascii="Calibri" w:hAnsi="Calibri" w:cs="Calibri"/>
+          <w:b/>
+          <w:b/>
+          <w:bCs/>
+        </w:rPr>
+      </w:pPr>
+      <w:r>
+        <w:rPr>
+          <w:rFonts w:cs="Arial" w:ascii="Arial" w:hAnsi="Arial"/>
+          <w:iCs/>
+          <w:sz w:val="18"/>
+        </w:rPr>
+        <w:t>– danni conseguenti a furto o danneggiamento per qualsiasi causa (compreso l’incendio) a materiali di ogni genere;</w:t>
+      </w:r>
+    </w:p>
+    <w:p>
+      <w:pPr>
+        <w:pStyle w:val="Normal"/>
+        <w:spacing w:before="0" w:after="0" w:line="230" w:lineRule="auto"/>
+        <w:jc w:val="both"/>
+        <w:rPr>
+          <w:rFonts w:ascii="Calibri" w:hAnsi="Calibri" w:cs="Calibri"/>
+          <w:b/>
+          <w:b/>
+          <w:bCs/>
+        </w:rPr>
+      </w:pPr>
+      <w:r>
+        <w:rPr>
+          <w:rFonts w:cs="Arial" w:ascii="Arial" w:hAnsi="Arial"/>
+          <w:iCs/>
+          <w:sz w:val="18"/>
+        </w:rPr>
+        <w:t>– utilizzo improprio e non autorizzato di attrezzature, arredi, macchine ed impianti della Segreteria Organizzativa e del Polo Congressuale durante il periodo di permanenza nelle proprie strutture.</w:t>
+      </w:r>
+    </w:p>
+    <w:p>
+      <w:pPr>
+        <w:pStyle w:val="Normal"/>
+        <w:spacing w:before="0" w:after="0" w:line="230" w:lineRule="auto"/>
+        <w:jc w:val="both"/>
+        <w:rPr>
+          <w:rFonts w:ascii="Calibri" w:hAnsi="Calibri" w:cs="Calibri"/>
+          <w:b/>
+          <w:b/>
+          <w:bCs/>
+        </w:rPr>
+      </w:pPr>
+      <w:r>
+        <w:rPr>
+          <w:rFonts w:cs="Arial" w:ascii="Arial" w:hAnsi="Arial"/>
+          <w:b/>
+          <w:bCs/>
+          <w:sz w:val="18"/>
+        </w:rPr>
+        <w:t xml:space="preserve">12.2 </w:t>
+      </w:r>
+      <w:r>
+        <w:rPr>
+          <w:rFonts w:cs="Arial" w:ascii="Arial" w:hAnsi="Arial"/>
+          <w:iCs/>
+          <w:sz w:val="18"/>
+        </w:rPr>
+        <w:t>Lo Sponsor risponderà di tutti i danni direttamente o indirettamente cagionati alla Segreteria Organizzativa, al Polo Congressuale, agli Sponsor e a qualsivoglia altro terzo da lui, dai suoi dipendenti, ausiliari e/o collaboratori nel corso della Manifestazione.</w:t>
+      </w:r>
+    </w:p>
+    <w:p>
+      <w:pPr>
+        <w:pStyle w:val="Normal"/>
+        <w:spacing w:before="0" w:after="0" w:line="230" w:lineRule="auto"/>
+        <w:jc w:val="both"/>
+        <w:rPr>
+          <w:rFonts w:ascii="Calibri" w:hAnsi="Calibri" w:cs="Calibri"/>
+          <w:b/>
+          <w:b/>
+          <w:bCs/>
+        </w:rPr>
+      </w:pPr>
+      <w:r>
+        <w:rPr>
+          <w:rFonts w:cs="Arial" w:ascii="Arial" w:hAnsi="Arial"/>
+          <w:b/>
+          <w:bCs/>
+          <w:sz w:val="18"/>
+        </w:rPr>
+        <w:t xml:space="preserve">12.3 </w:t>
+      </w:r>
+      <w:r>
+        <w:rPr>
+          <w:rFonts w:cs="Arial" w:ascii="Arial" w:hAnsi="Arial"/>
+          <w:iCs/>
+          <w:sz w:val="18"/>
+        </w:rPr>
+        <w:t>Il risarcimento dei danni che gli Sponsor e le Ditte Esecutrici (ivi compresi i loro dipendenti e/o collaboratori), i partecipanti ed i terzi in genere dovessero subire e/o arrecare direttamente od indirettamente troverà copertura esclusiva in adeguata polizza assicurativa che lo Sponsor si obbliga ad attivare fin dall’inizio del rapporto e, poi, a mantenere operante per tutta la durata del medesimo, con Compagnia di assicurazione di primaria importanza, inserendo espressamente nella polizza stessa la rinuncia dell’assicuratore a qualsivoglia azione di regresso, rivalsa e/o manleva verso la Segreteria Organizzativa (VALET Srl) e il Polo Congressuale e verso i loro dipendenti o collaboratori.</w:t>
+      </w:r>
+    </w:p>
+    <w:p>
+      <w:pPr>
+        <w:pStyle w:val="Normal"/>
+        <w:spacing w:before="0" w:after="0" w:line="230" w:lineRule="auto"/>
+        <w:jc w:val="both"/>
+        <w:rPr>
+          <w:rFonts w:ascii="Calibri" w:hAnsi="Calibri" w:cs="Calibri"/>
+          <w:b/>
+          <w:b/>
+          <w:bCs/>
+        </w:rPr>
+      </w:pPr>
+      <w:r>
+        <w:rPr>
+          <w:rFonts w:cs="Arial" w:ascii="Arial" w:hAnsi="Arial"/>
+          <w:b/>
+          <w:bCs/>
+          <w:sz w:val="18"/>
+        </w:rPr>
+        <w:t xml:space="preserve">12.4 </w:t>
+      </w:r>
+      <w:r>
+        <w:rPr>
+          <w:rFonts w:cs="Arial" w:ascii="Arial" w:hAnsi="Arial"/>
+          <w:iCs/>
+          <w:sz w:val="18"/>
+        </w:rPr>
+        <w:t>Sarà obbligo dello Sponsor consegnare alla Segreteria Organizzativa, a semplice sua richiesta, copia delle polizze assicurative.</w:t>
+      </w:r>
+    </w:p>
+    <w:p>
+      <w:pPr>
+        <w:pStyle w:val="Normal"/>
+        <w:spacing w:before="0" w:after="0" w:line="230" w:lineRule="auto"/>
+        <w:jc w:val="both"/>
+        <w:rPr>
+          <w:rFonts w:ascii="Calibri" w:hAnsi="Calibri" w:cs="Calibri"/>
+          <w:b/>
+          <w:b/>
+          <w:bCs/>
+        </w:rPr>
+      </w:pPr>
+    </w:p>
+    <w:p>
+      <w:pPr>
+        <w:pStyle w:val="Normal"/>
+        <w:spacing w:before="0" w:after="0" w:line="230" w:lineRule="auto"/>
+        <w:jc w:val="both"/>
+        <w:rPr>
+          <w:rFonts w:ascii="Calibri" w:hAnsi="Calibri" w:cs="Calibri"/>
+        </w:rPr>
+      </w:pPr>
+      <w:r>
+        <w:rPr>
+          <w:rFonts w:cs="Arial" w:ascii="Arial" w:hAnsi="Arial"/>
+          <w:b/>
+          <w:bCs/>
+          <w:sz w:val="18"/>
+        </w:rPr>
+        <w:t xml:space="preserve">13. Modifiche o variazioni </w:t>
+      </w:r>
+    </w:p>
+    <w:p>
+      <w:pPr>
+        <w:pStyle w:val="Normal"/>
+        <w:spacing w:before="0" w:after="0" w:line="230" w:lineRule="auto"/>
+        <w:jc w:val="both"/>
+        <w:rPr>
+          <w:rFonts w:ascii="Calibri" w:hAnsi="Calibri" w:cs="Calibri"/>
+          <w:b/>
+          <w:b/>
+          <w:bCs/>
+        </w:rPr>
+      </w:pPr>
+      <w:r>
+        <w:rPr>
+          <w:rFonts w:cs="Arial" w:ascii="Arial" w:hAnsi="Arial"/>
+          <w:b/>
+          <w:bCs/>
+          <w:sz w:val="18"/>
+        </w:rPr>
+        <w:t xml:space="preserve">13.1 </w:t>
+      </w:r>
+      <w:r>
+        <w:rPr>
+          <w:rFonts w:cs="Arial" w:ascii="Arial" w:hAnsi="Arial"/>
+          <w:iCs/>
+          <w:sz w:val="18"/>
+        </w:rPr>
         <w:t>Qualsiasi deroga al presente Contratto Regolamento sarà nulla e comunque priva di effetto ove non risulti da atto scritto.</w:t>
       </w:r>
     </w:p>
@@ -4225,29 +4440,29 @@
           <w:bCs/>
           <w:sz w:val="18"/>
         </w:rPr>
-        <w:t xml:space="preserve">13. Legge applicabile e foro competente </w:t>
-      </w:r>
-    </w:p>
-    <w:p>
-      <w:pPr>
-        <w:pStyle w:val="Normal"/>
-        <w:spacing w:before="0" w:after="0" w:line="230" w:lineRule="auto"/>
-        <w:jc w:val="both"/>
-        <w:rPr>
-          <w:rFonts w:ascii="Calibri" w:hAnsi="Calibri" w:cs="Calibri"/>
-          <w:b/>
-          <w:b/>
-          <w:bCs/>
-        </w:rPr>
-      </w:pPr>
-      <w:r>
-        <w:rPr>
-          <w:rFonts w:cs="Arial" w:ascii="Arial" w:hAnsi="Arial"/>
-          <w:b/>
-          <w:bCs/>
-          <w:sz w:val="18"/>
-        </w:rPr>
-        <w:t xml:space="preserve">13.1 </w:t>
+        <w:t xml:space="preserve">14. Legge applicabile e foro competente </w:t>
+      </w:r>
+    </w:p>
+    <w:p>
+      <w:pPr>
+        <w:pStyle w:val="Normal"/>
+        <w:spacing w:before="0" w:after="0" w:line="230" w:lineRule="auto"/>
+        <w:jc w:val="both"/>
+        <w:rPr>
+          <w:rFonts w:ascii="Calibri" w:hAnsi="Calibri" w:cs="Calibri"/>
+          <w:b/>
+          <w:b/>
+          <w:bCs/>
+        </w:rPr>
+      </w:pPr>
+      <w:r>
+        <w:rPr>
+          <w:rFonts w:cs="Arial" w:ascii="Arial" w:hAnsi="Arial"/>
+          <w:b/>
+          <w:bCs/>
+          <w:sz w:val="18"/>
+        </w:rPr>
+        <w:t xml:space="preserve">14.1 </w:t>
       </w:r>
       <w:r>
         <w:rPr>
@@ -4653,7 +4868,7 @@
           <w:iCs/>
           <w:sz w:val="18"/>
         </w:rPr>
-        <w:t xml:space="preserve"> 3. Corrispettivo, modalità di pagamento e termini di cancellazione; 4. Assegnazione degli spazi espositivi; 5. Durata e Scioglimento del Contratto; 6. Confidenzialità e riservatezza; 7. Rinvio, riduzione o sospensione della manifestazione; 8. Varie; 9. Altoparlanti - Trasmissioni sonore; 10. Azioni promo-pubblicitarie; 11. Riconsegna - Danni ai posteggi stand - Smaltimento rifiuti; 12. Modifiche o variazioni; 13. Legge applicabile e foro competente.</w:t>
+        <w:t xml:space="preserve"> 3. Corrispettivo, modalità di pagamento e termini di cancellazione; 4. Assegnazione degli spazi espositivi; 5. Durata e Scioglimento del Contratto; 6. Confidenzialità e riservatezza; 7. Rinvio, riduzione o sospensione della manifestazione; 8. Varie; 9. Altoparlanti - Trasmissioni sonore; 10. Azioni promo-pubblicitarie; 11. Riconsegna - Danni ai posteggi stand - Smaltimento rifiuti; 12. Esonero di responsabilità ed obblighi assicurativi; 13. Modifiche o variazioni; 14. Legge applicabile e foro competente.</w:t>
       </w:r>
     </w:p>
     <w:p>

--- a/contracts/templates_pdf/template_contratto_sponsor_non_ecm_it.docx
+++ b/contracts/templates_pdf/template_contratto_sponsor_non_ecm_it.docx
@@ -1947,7 +1947,15 @@
           <w:bCs/>
           <w:sz w:val="18"/>
         </w:rPr>
-        <w:t xml:space="preserve">a) La Segreteria Organizzativa, soggetto con esperienza comprovata, attivo nel campo dell’organizzazione e/o realizzazione di eventi nel rispetto dell’art. 124 del D. Lgs. 24 aprile 2006, n. 219, intende acquisire sponsorizzazioni per assicurarsi finanziamenti per la realizzazione dell’evento {{ event.name }}{% if event.sede_completa %}, {{ event.sede_completa }}{% endif %} che si svolgerà il {{ event.start_date|format_date }}{% if event.end_date and event.end_date != event.start_date %} – {{ event.end_date|format_date }}{% endif %} e destinato alla formazione di operatori sanitari; </w:t>
+        <w:t xml:space="preserve">a) </w:t>
+      </w:r>
+      <w:r>
+        <w:rPr>
+          <w:rFonts w:cs="Arial" w:ascii="Arial" w:hAnsi="Arial"/>
+          <w:bCs/>
+          <w:sz w:val="18"/>
+        </w:rPr>
+        <w:t xml:space="preserve">La Segreteria Organizzativa, soggetto con esperienza comprovata, attivo nel campo dell’organizzazione e/o realizzazione di eventi nel rispetto dell’art. 124 del D. Lgs. 24 aprile 2006, n. 219, intende acquisire sponsorizzazioni per assicurarsi finanziamenti per la realizzazione dell’evento {{ event.name }}{% if event.sede_completa %}, {{ event.sede_completa }}{% endif %} che si svolgerà il {{ event.start_date|format_date }}{% if event.end_date and event.end_date != event.start_date %} – {{ event.end_date|format_date }}{% endif %} e destinato alla formazione di operatori sanitari; </w:t>
       </w:r>
     </w:p>
     <w:p>

--- a/contracts/templates_pdf/template_contratto_sponsor_non_ecm_it.docx
+++ b/contracts/templates_pdf/template_contratto_sponsor_non_ecm_it.docx
@@ -3975,7 +3975,7 @@
           <w:iCs/>
           <w:sz w:val="18"/>
         </w:rPr>
-        <w:t>Gli eventuali reclami devono essere presentati per iscritto alla Segreteria Organizzativa. È assolutamente vietato allo Sponsor ogni forma di vendita o dimostrazione di prodotti al di fuori dei propri limiti di posteggio.</w:t>
+        <w:t>Gli eventuali reclami devono essere presentati per iscritto alla Segreteria Organizzativa. È assolutamente vietato allo Sponsor ogni forma di vendita o dimostrazione di prodotti al di fuori dei propri limiti di posteggio, fatte salve le attività espressamente previste nell’Allegato 1 o autorizzate per iscritto dalla Segreteria Organizzativa.</w:t>
       </w:r>
     </w:p>
     <w:p>

--- a/contracts/templates_pdf/template_contratto_sponsor_non_ecm_it.docx
+++ b/contracts/templates_pdf/template_contratto_sponsor_non_ecm_it.docx
@@ -2978,7 +2978,28 @@
           <w:iCs/>
           <w:sz w:val="18"/>
         </w:rPr>
-        <w:t>La rinuncia (e/o le variazioni e/o le cancellazioni totali e/o parziali della prenotazione) dello Sponsor a partecipare alla Manifestazione, per qualsiasi motivo, dovrà essere comunicata a mezzo di lettera raccomandata A/R o PEC indirizzata alla Segreteria Organizzativa almeno 30 giorni prima dell'inizio della Manifestazione. In tal caso la Segreteria Organizzativa ha diritto di trattenere, a titolo di penale, una somma pari al {{ penale_percent }}% dell'importo totale del presente contratto{% if has_deposit %} (corrispondente al deposito cauzionale/caparra){% endif %}. Nel caso in cui la rinuncia pervenga successivamente al 30° giorno antecedente l'inizio della Manifestazione lo Sponsor sarà tenuto al pagamento integrale del corrispettivo del presente contratto.</w:t>
+        <w:t>Alla sottoscrizione del contratto, lo Sponsor verserà una somma pari al {{ penale_percent }}% dell’importo complessivo indicato nell’Allegato 1, calcolato sul totale comprensivo di IVA, a titolo di caparra confirmatoria ai sensi dell’art. 1385 del Codice Civile. In caso di regolare adempimento, tale somma sarà imputata al corrispettivo dovuto e detratta dall’importo da versare a saldo.</w:t>
+      </w:r>
+    </w:p>
+    <w:p>
+      <w:pPr>
+        <w:pStyle w:val="Normal"/>
+        <w:spacing w:before="0" w:after="0" w:line="230" w:lineRule="auto"/>
+        <w:jc w:val="both"/>
+        <w:rPr>
+          <w:rFonts w:ascii="Calibri" w:hAnsi="Calibri" w:cs="Calibri"/>
+          <w:b/>
+          <w:b/>
+          <w:bCs/>
+        </w:rPr>
+      </w:pPr>
+      <w:r>
+        <w:rPr>
+          <w:rFonts w:cs="Arial" w:ascii="Arial" w:hAnsi="Arial"/>
+          <w:iCs/>
+          <w:sz w:val="18"/>
+        </w:rPr>
+        <w:t>In caso di rinuncia alla partecipazione che costituisca inadempimento imputabile allo Sponsor, la Segreteria Organizzativa potrà recedere dal contratto mediante comunicazione scritta allo Sponsor e trattenere la caparra confirmatoria a titolo di liquidazione convenzionale del danno, ai sensi dell’art. 1385 del Codice Civile.</w:t>
       </w:r>
     </w:p>
     <w:p>

--- a/contracts/templates_pdf/template_contratto_sponsor_non_ecm_it.docx
+++ b/contracts/templates_pdf/template_contratto_sponsor_non_ecm_it.docx
@@ -3218,14 +3218,127 @@
           <w:bCs/>
           <w:sz w:val="18"/>
         </w:rPr>
-        <w:t xml:space="preserve">5.3 </w:t>
-      </w:r>
-      <w:r>
-        <w:rPr>
-          <w:rFonts w:cs="Arial" w:ascii="Arial" w:hAnsi="Arial"/>
-          <w:sz w:val="18"/>
-        </w:rPr>
-        <w:t xml:space="preserve">La Segreteria Organizzativa avrà facoltà di risolvere di diritto il presente contratto, nei confronti dello Sponsor, ai sensi e per gli effetti dall’Art. 1456 del cod. civ., tramite pec: valet@pec.it nella quale dichiari di volersi avvalere della presente clausola, qualora quest’ultimo violi uno qualsiasi degli impegni assunti in premessa ed ai sensi degli artt. 1 e ss. del presente Contratto. </w:t>
+        <w:t>5.3 CLAUSOLA RISOLUTIVA ESPRESSA</w:t>
+      </w:r>
+    </w:p>
+    <w:p>
+      <w:pPr>
+        <w:pStyle w:val="Normal"/>
+        <w:spacing w:before="0" w:after="0" w:line="230" w:lineRule="auto"/>
+        <w:jc w:val="both"/>
+        <w:rPr/>
+      </w:pPr>
+      <w:r>
+        <w:rPr>
+          <w:rFonts w:cs="Arial" w:ascii="Arial" w:hAnsi="Arial"/>
+          <w:sz w:val="18"/>
+        </w:rPr>
+        <w:t>La Segreteria Organizzativa potrà risolvere il contratto ai sensi dell’art. 1456 del Codice Civile qualora lo Sponsor:</w:t>
+      </w:r>
+    </w:p>
+    <w:p>
+      <w:pPr>
+        <w:pStyle w:val="Normal"/>
+        <w:spacing w:before="0" w:after="0" w:line="230" w:lineRule="auto"/>
+        <w:jc w:val="both"/>
+        <w:rPr/>
+      </w:pPr>
+      <w:r>
+        <w:rPr>
+          <w:rFonts w:cs="Arial" w:ascii="Arial" w:hAnsi="Arial"/>
+          <w:sz w:val="18"/>
+        </w:rPr>
+        <w:t>a) non versi la caparra confirmatoria o il saldo entro i termini espressamente indicati nell’Allegato 1;</w:t>
+      </w:r>
+    </w:p>
+    <w:p>
+      <w:pPr>
+        <w:pStyle w:val="Normal"/>
+        <w:spacing w:before="0" w:after="0" w:line="230" w:lineRule="auto"/>
+        <w:jc w:val="both"/>
+        <w:rPr/>
+      </w:pPr>
+      <w:r>
+        <w:rPr>
+          <w:rFonts w:cs="Arial" w:ascii="Arial" w:hAnsi="Arial"/>
+          <w:sz w:val="18"/>
+        </w:rPr>
+        <w:t>b) ceda a terzi, in tutto o in parte, anche gratuitamente e senza autorizzazione scritta della Segreteria Organizzativa, gli spazi espositivi o i servizi prenotati, in violazione dell’art. 4.2 del contratto;</w:t>
+      </w:r>
+    </w:p>
+    <w:p>
+      <w:pPr>
+        <w:pStyle w:val="Normal"/>
+        <w:spacing w:before="0" w:after="0" w:line="230" w:lineRule="auto"/>
+        <w:jc w:val="both"/>
+        <w:rPr/>
+      </w:pPr>
+      <w:r>
+        <w:rPr>
+          <w:rFonts w:cs="Arial" w:ascii="Arial" w:hAnsi="Arial"/>
+          <w:sz w:val="18"/>
+        </w:rPr>
+        <w:t>c) attivi o manometta senza autorizzazione gli impianti della rete elettrica generale, in violazione dell’art. 11.01 dell’Allegato 2;</w:t>
+      </w:r>
+    </w:p>
+    <w:p>
+      <w:pPr>
+        <w:pStyle w:val="Normal"/>
+        <w:spacing w:before="0" w:after="0" w:line="230" w:lineRule="auto"/>
+        <w:jc w:val="both"/>
+        <w:rPr/>
+      </w:pPr>
+      <w:r>
+        <w:rPr>
+          <w:rFonts w:cs="Arial" w:ascii="Arial" w:hAnsi="Arial"/>
+          <w:sz w:val="18"/>
+        </w:rPr>
+        <w:t>d) non rimuova, entro il termine indicato nella contestazione scritta, materiali o allestimenti che ostruiscano vie di esodo o uscite di emergenza, in violazione dell’art. 7.14 dell’Allegato 2;</w:t>
+      </w:r>
+    </w:p>
+    <w:p>
+      <w:pPr>
+        <w:pStyle w:val="Normal"/>
+        <w:spacing w:before="0" w:after="0" w:line="230" w:lineRule="auto"/>
+        <w:jc w:val="both"/>
+        <w:rPr/>
+      </w:pPr>
+      <w:r>
+        <w:rPr>
+          <w:rFonts w:cs="Arial" w:ascii="Arial" w:hAnsi="Arial"/>
+          <w:sz w:val="18"/>
+        </w:rPr>
+        <w:t>e) prosegua o riprenda le attività interessate da un provvedimento di sospensione adottato ai sensi dell’art. 6 dell’Allegato 2, senza che siano state soddisfatte le condizioni comunicate per la loro ripresa.</w:t>
+      </w:r>
+    </w:p>
+    <w:p>
+      <w:pPr>
+        <w:pStyle w:val="Normal"/>
+        <w:spacing w:before="0" w:after="0" w:line="230" w:lineRule="auto"/>
+        <w:jc w:val="both"/>
+        <w:rPr/>
+      </w:pPr>
+      <w:r>
+        <w:rPr>
+          <w:rFonts w:cs="Arial" w:ascii="Arial" w:hAnsi="Arial"/>
+          <w:sz w:val="18"/>
+        </w:rPr>
+        <w:t>La risoluzione avrà effetto quando lo Sponsor riceverà, tramite PEC o raccomandata A/R, la dichiarazione della Segreteria Organizzativa di volersi avvalere della presente clausola, con indicazione dello specifico inadempimento contestato.</w:t>
+      </w:r>
+    </w:p>
+    <w:p>
+      <w:pPr>
+        <w:pStyle w:val="Normal"/>
+        <w:spacing w:before="0" w:after="0" w:line="230" w:lineRule="auto"/>
+        <w:jc w:val="both"/>
+        <w:rPr/>
+      </w:pPr>
+      <w:r>
+        <w:rPr>
+          <w:rFonts w:cs="Arial" w:ascii="Arial" w:hAnsi="Arial"/>
+          <w:sz w:val="18"/>
+        </w:rPr>
+        <w:t>In caso di risoluzione durante la manifestazione, lo Sponsor dovrà cessare le attività e liberare lo spazio espositivo secondo i tempi e le modalità comunicati dalla Segreteria Organizzativa, nel rispetto delle condizioni di sicurezza. Restano salvi i diritti delle parti relativi alle somme versate o dovute e al risarcimento dei danni, secondo il contratto e la legge.</w:t>
       </w:r>
     </w:p>
     <w:p>

--- a/contracts/templates_pdf/template_contratto_sponsor_non_ecm_it.docx
+++ b/contracts/templates_pdf/template_contratto_sponsor_non_ecm_it.docx
@@ -2970,15 +2970,28 @@
           <w:bCs/>
           <w:sz w:val="18"/>
         </w:rPr>
-        <w:t xml:space="preserve">3.3 </w:t>
-      </w:r>
+        <w:t>3.3 Rinuncia alla partecipazione e cancellazioni</w:t>
+      </w:r>
+    </w:p>
+    <w:p>
+      <w:pPr>
+        <w:pStyle w:val="Normal"/>
+        <w:spacing w:before="0" w:after="0" w:line="230" w:lineRule="auto"/>
+        <w:jc w:val="both"/>
+        <w:rPr>
+          <w:rFonts w:ascii="Calibri" w:hAnsi="Calibri" w:cs="Calibri"/>
+          <w:b/>
+          <w:b/>
+          <w:bCs/>
+        </w:rPr>
+      </w:pPr>
       <w:r>
         <w:rPr>
           <w:rFonts w:cs="Arial" w:ascii="Arial" w:hAnsi="Arial"/>
           <w:iCs/>
           <w:sz w:val="18"/>
         </w:rPr>
-        <w:t>Alla sottoscrizione del contratto, lo Sponsor verserà una somma pari al {{ penale_percent }}% dell’importo complessivo indicato nell’Allegato 1, calcolato sul totale comprensivo di IVA, a titolo di caparra confirmatoria ai sensi dell’art. 1385 del Codice Civile. In caso di regolare adempimento, tale somma sarà imputata al corrispettivo dovuto e detratta dall’importo da versare a saldo.</w:t>
+        <w:t>La rinuncia dello Sponsor alla partecipazione alla manifestazione dovrà essere comunicata alla Segreteria Organizzativa mediante PEC o lettera raccomandata A/R agli indirizzi indicati nel presente contratto. Ai fini dei termini di seguito previsti farà fede la data di ricezione della comunicazione.</w:t>
       </w:r>
     </w:p>
     <w:p>
@@ -2999,7 +3012,70 @@
           <w:iCs/>
           <w:sz w:val="18"/>
         </w:rPr>
-        <w:t>In caso di rinuncia alla partecipazione che costituisca inadempimento imputabile allo Sponsor, la Segreteria Organizzativa potrà recedere dal contratto mediante comunicazione scritta allo Sponsor e trattenere la caparra confirmatoria a titolo di liquidazione convenzionale del danno, ai sensi dell’art. 1385 del Codice Civile.</w:t>
+        <w:t>Qualora la rinuncia totale pervenga almeno 30 giorni prima dell’inizio della manifestazione e costituisca inadempimento imputabile allo Sponsor, la Segreteria Organizzativa potrà recedere dal contratto mediante comunicazione scritta e trattenere la caparra confirmatoria prevista nell’Allegato 1, a titolo di liquidazione convenzionale del danno ai sensi dell’art. 1385, secondo comma, del Codice Civile. In tal caso, le eventuali somme già versate in eccedenza rispetto alla caparra saranno restituite allo Sponsor.</w:t>
+      </w:r>
+    </w:p>
+    <w:p>
+      <w:pPr>
+        <w:pStyle w:val="Normal"/>
+        <w:spacing w:before="0" w:after="0" w:line="230" w:lineRule="auto"/>
+        <w:jc w:val="both"/>
+        <w:rPr>
+          <w:rFonts w:ascii="Calibri" w:hAnsi="Calibri" w:cs="Calibri"/>
+          <w:b/>
+          <w:b/>
+          <w:bCs/>
+        </w:rPr>
+      </w:pPr>
+      <w:r>
+        <w:rPr>
+          <w:rFonts w:cs="Arial" w:ascii="Arial" w:hAnsi="Arial"/>
+          <w:iCs/>
+          <w:sz w:val="18"/>
+        </w:rPr>
+        <w:t>Qualora la rinuncia totale pervenga meno di 30 giorni prima dell’inizio della manifestazione e costituisca inadempimento imputabile allo Sponsor, la Segreteria Organizzativa potrà chiedere la risoluzione del contratto e il pagamento, a titolo di penale ai sensi dell’art. 1382 del Codice Civile, di una somma pari al 100% dell’importo complessivo indicato nell’Allegato 1, assunto come base di calcolo comprensiva di IVA. Dall’importo della penale saranno detratte tutte le somme già versate dallo Sponsor in relazione al contratto, compresa la caparra confirmatoria; sarà pertanto dovuta esclusivamente l’eventuale differenza. L’applicazione di questa penale è alternativa al recesso con trattenuta della caparra confirmatoria e non si cumula con esso.</w:t>
+      </w:r>
+    </w:p>
+    <w:p>
+      <w:pPr>
+        <w:pStyle w:val="Normal"/>
+        <w:spacing w:before="0" w:after="0" w:line="230" w:lineRule="auto"/>
+        <w:jc w:val="both"/>
+        <w:rPr>
+          <w:rFonts w:ascii="Calibri" w:hAnsi="Calibri" w:cs="Calibri"/>
+          <w:b/>
+          <w:b/>
+          <w:bCs/>
+        </w:rPr>
+      </w:pPr>
+      <w:r>
+        <w:rPr>
+          <w:rFonts w:cs="Arial" w:ascii="Arial" w:hAnsi="Arial"/>
+          <w:iCs/>
+          <w:sz w:val="18"/>
+        </w:rPr>
+        <w:t>Le richieste di riduzione degli spazi o di cancellazione di singoli servizi dovranno essere concordate per iscritto con la Segreteria Organizzativa, precisandone gli effetti economici. In assenza di accordo scritto, resteranno ferme le prestazioni e gli importi originariamente pattuiti.</w:t>
+      </w:r>
+    </w:p>
+    <w:p>
+      <w:pPr>
+        <w:pStyle w:val="Normal"/>
+        <w:spacing w:before="0" w:after="0" w:line="230" w:lineRule="auto"/>
+        <w:jc w:val="both"/>
+        <w:rPr>
+          <w:rFonts w:ascii="Calibri" w:hAnsi="Calibri" w:cs="Calibri"/>
+          <w:b/>
+          <w:b/>
+          <w:bCs/>
+        </w:rPr>
+      </w:pPr>
+      <w:r>
+        <w:rPr>
+          <w:rFonts w:cs="Arial" w:ascii="Arial" w:hAnsi="Arial"/>
+          <w:iCs/>
+          <w:sz w:val="18"/>
+        </w:rPr>
+        <w:t>Restano ferme le disposizioni dell’art. 7 relative al rinvio, alla riduzione o alla sospensione della manifestazione.</w:t>
       </w:r>
     </w:p>
     <w:p>
@@ -3111,7 +3187,7 @@
           <w:rFonts w:cs="Arial" w:ascii="Arial" w:hAnsi="Arial"/>
           <w:sz w:val="18"/>
         </w:rPr>
-        <w:t>La custodia e la sorveglianza dello Spazio Espositivo, e di quanto in esso contenuto, durante le fasi di allestimento, di svolgimento della Manifestazione e di smontaggio compete allo Sponsor. La Segreteria Organizzativa non risponde pertanto degli oggetti o beni lasciati incustoditi all'interno dello Spazio Espositivo durante le ore di apertura e chiusura della Manifestazione. È vietato nel modo più assoluto rimuovere merci e strutture durante la manifestazione.</w:t>
+        <w:t>La custodia e la sorveglianza dello Spazio Espositivo, e di quanto in esso contenuto, durante le fasi di allestimento, di svolgimento della Manifestazione e di smontaggio compete allo Sponsor. La Segreteria Organizzativa non risponde pertanto degli oggetti o beni lasciati incustoditi all'interno dello Spazio Espositivo durante le ore di apertura e chiusura della Manifestazione. È vietato nel modo più assoluto rimuovere merci e strutture durante la manifestazione. L’eventuale movimentazione a mano di colli, ove autorizzata, non consente in alcun caso lo smontaggio o lo svuotamento anticipato dello stand.</w:t>
       </w:r>
     </w:p>
     <w:p>

--- a/contracts/templates_pdf/template_contratto_sponsor_non_ecm_it.docx
+++ b/contracts/templates_pdf/template_contratto_sponsor_non_ecm_it.docx
@@ -3294,127 +3294,14 @@
           <w:bCs/>
           <w:sz w:val="18"/>
         </w:rPr>
-        <w:t>5.3 CLAUSOLA RISOLUTIVA ESPRESSA</w:t>
-      </w:r>
-    </w:p>
-    <w:p>
-      <w:pPr>
-        <w:pStyle w:val="Normal"/>
-        <w:spacing w:before="0" w:after="0" w:line="230" w:lineRule="auto"/>
-        <w:jc w:val="both"/>
-        <w:rPr/>
-      </w:pPr>
-      <w:r>
-        <w:rPr>
-          <w:rFonts w:cs="Arial" w:ascii="Arial" w:hAnsi="Arial"/>
-          <w:sz w:val="18"/>
-        </w:rPr>
-        <w:t>La Segreteria Organizzativa potrà risolvere il contratto ai sensi dell’art. 1456 del Codice Civile qualora lo Sponsor:</w:t>
-      </w:r>
-    </w:p>
-    <w:p>
-      <w:pPr>
-        <w:pStyle w:val="Normal"/>
-        <w:spacing w:before="0" w:after="0" w:line="230" w:lineRule="auto"/>
-        <w:jc w:val="both"/>
-        <w:rPr/>
-      </w:pPr>
-      <w:r>
-        <w:rPr>
-          <w:rFonts w:cs="Arial" w:ascii="Arial" w:hAnsi="Arial"/>
-          <w:sz w:val="18"/>
-        </w:rPr>
-        <w:t>a) non versi la caparra confirmatoria o il saldo entro i termini espressamente indicati nell’Allegato 1;</w:t>
-      </w:r>
-    </w:p>
-    <w:p>
-      <w:pPr>
-        <w:pStyle w:val="Normal"/>
-        <w:spacing w:before="0" w:after="0" w:line="230" w:lineRule="auto"/>
-        <w:jc w:val="both"/>
-        <w:rPr/>
-      </w:pPr>
-      <w:r>
-        <w:rPr>
-          <w:rFonts w:cs="Arial" w:ascii="Arial" w:hAnsi="Arial"/>
-          <w:sz w:val="18"/>
-        </w:rPr>
-        <w:t>b) ceda a terzi, in tutto o in parte, anche gratuitamente e senza autorizzazione scritta della Segreteria Organizzativa, gli spazi espositivi o i servizi prenotati, in violazione dell’art. 4.2 del contratto;</w:t>
-      </w:r>
-    </w:p>
-    <w:p>
-      <w:pPr>
-        <w:pStyle w:val="Normal"/>
-        <w:spacing w:before="0" w:after="0" w:line="230" w:lineRule="auto"/>
-        <w:jc w:val="both"/>
-        <w:rPr/>
-      </w:pPr>
-      <w:r>
-        <w:rPr>
-          <w:rFonts w:cs="Arial" w:ascii="Arial" w:hAnsi="Arial"/>
-          <w:sz w:val="18"/>
-        </w:rPr>
-        <w:t>c) attivi o manometta senza autorizzazione gli impianti della rete elettrica generale, in violazione dell’art. 11.01 dell’Allegato 2;</w:t>
-      </w:r>
-    </w:p>
-    <w:p>
-      <w:pPr>
-        <w:pStyle w:val="Normal"/>
-        <w:spacing w:before="0" w:after="0" w:line="230" w:lineRule="auto"/>
-        <w:jc w:val="both"/>
-        <w:rPr/>
-      </w:pPr>
-      <w:r>
-        <w:rPr>
-          <w:rFonts w:cs="Arial" w:ascii="Arial" w:hAnsi="Arial"/>
-          <w:sz w:val="18"/>
-        </w:rPr>
-        <w:t>d) non rimuova, entro il termine indicato nella contestazione scritta, materiali o allestimenti che ostruiscano vie di esodo o uscite di emergenza, in violazione dell’art. 7.14 dell’Allegato 2;</w:t>
-      </w:r>
-    </w:p>
-    <w:p>
-      <w:pPr>
-        <w:pStyle w:val="Normal"/>
-        <w:spacing w:before="0" w:after="0" w:line="230" w:lineRule="auto"/>
-        <w:jc w:val="both"/>
-        <w:rPr/>
-      </w:pPr>
-      <w:r>
-        <w:rPr>
-          <w:rFonts w:cs="Arial" w:ascii="Arial" w:hAnsi="Arial"/>
-          <w:sz w:val="18"/>
-        </w:rPr>
-        <w:t>e) prosegua o riprenda le attività interessate da un provvedimento di sospensione adottato ai sensi dell’art. 6 dell’Allegato 2, senza che siano state soddisfatte le condizioni comunicate per la loro ripresa.</w:t>
-      </w:r>
-    </w:p>
-    <w:p>
-      <w:pPr>
-        <w:pStyle w:val="Normal"/>
-        <w:spacing w:before="0" w:after="0" w:line="230" w:lineRule="auto"/>
-        <w:jc w:val="both"/>
-        <w:rPr/>
-      </w:pPr>
-      <w:r>
-        <w:rPr>
-          <w:rFonts w:cs="Arial" w:ascii="Arial" w:hAnsi="Arial"/>
-          <w:sz w:val="18"/>
-        </w:rPr>
-        <w:t>La risoluzione avrà effetto quando lo Sponsor riceverà, tramite PEC o raccomandata A/R, la dichiarazione della Segreteria Organizzativa di volersi avvalere della presente clausola, con indicazione dello specifico inadempimento contestato.</w:t>
-      </w:r>
-    </w:p>
-    <w:p>
-      <w:pPr>
-        <w:pStyle w:val="Normal"/>
-        <w:spacing w:before="0" w:after="0" w:line="230" w:lineRule="auto"/>
-        <w:jc w:val="both"/>
-        <w:rPr/>
-      </w:pPr>
-      <w:r>
-        <w:rPr>
-          <w:rFonts w:cs="Arial" w:ascii="Arial" w:hAnsi="Arial"/>
-          <w:sz w:val="18"/>
-        </w:rPr>
-        <w:t>In caso di risoluzione durante la manifestazione, lo Sponsor dovrà cessare le attività e liberare lo spazio espositivo secondo i tempi e le modalità comunicati dalla Segreteria Organizzativa, nel rispetto delle condizioni di sicurezza. Restano salvi i diritti delle parti relativi alle somme versate o dovute e al risarcimento dei danni, secondo il contratto e la legge.</w:t>
+        <w:t xml:space="preserve">5.3 </w:t>
+      </w:r>
+      <w:r>
+        <w:rPr>
+          <w:rFonts w:cs="Arial" w:ascii="Arial" w:hAnsi="Arial"/>
+          <w:sz w:val="18"/>
+        </w:rPr>
+        <w:t>La Segreteria Organizzativa avrà facoltà di risolvere di diritto il presente contratto nei confronti dello Sponsor, ai sensi e per gli effetti dell’art. 1456 del Codice Civile, mediante comunicazione inviata dalla propria PEC valet@pec.it alla PEC dello Sponsor indicata nel presente contratto, nella quale dichiari di volersi avvalere della presente clausola, qualora quest’ultimo violi uno qualsiasi degli impegni assunti in premessa e negli artt. 1 e seguenti del presente contratto. La risoluzione avrà effetto al momento della ricezione della comunicazione da parte dello Sponsor.</w:t>
       </w:r>
     </w:p>
     <w:p>

--- a/contracts/templates_pdf/template_contratto_sponsor_non_ecm_it.docx
+++ b/contracts/templates_pdf/template_contratto_sponsor_non_ecm_it.docx
@@ -3790,7 +3790,7 @@
           <w:bCs/>
           <w:sz w:val="18"/>
         </w:rPr>
-        <w:t>8.5 MODALITÀ DI RISOLUZIONE</w:t>
+        <w:t>8.5 MODALITÀ DI CONTESTAZIONE, SOSPENSIONE E RISOLUZIONE</w:t>
       </w:r>
     </w:p>
     <w:p>
@@ -3811,7 +3811,7 @@
           <w:iCs/>
           <w:sz w:val="18"/>
         </w:rPr>
-        <w:t>La violazione di quanto previsto agli articoli 2, 3, 4, 5, 6, 8, 9, 10, 11, 12, 13, 14 darà diritto alla Segreteria Organizzativa di risolvere unilateralmente il presente contratto con effetto immediato ai sensi dell'art. 1456 c.c., mediante comunicazione, inviata a mezzo raccomandata a.r. e/o Pec, con la quale essa dichiari di volersi avvalere della presente clausola risolutiva espressa, salvo comunque il risarcimento dei danni che si ritengono subiti.</w:t>
+        <w:t>Per la contestazione delle irregolarità e la sospensione delle attività si applica l’art. 6 dell’Allegato 2. Le ipotesi e le modalità di risoluzione mediante clausola risolutiva espressa a favore della Segreteria Organizzativa sono disciplinate dall’art. 5.3 del presente contratto.</w:t>
       </w:r>
     </w:p>
     <w:p>
@@ -3832,7 +3832,28 @@
           <w:iCs/>
           <w:sz w:val="18"/>
         </w:rPr>
-        <w:t>Qualora la Segreteria Organizzativa si avvalga della facoltà di risoluzione durante il corso della Manifestazione, lo Sponsor dovrà immediatamente cessare ogni attività all'interno dello Spazio Espositivo e provvedere allo sgombero del medesimo nei tempi indicati dalla Segreteria Organizzativa. Lo Sponsor rinuncia in proposito a ogni eccezione, rimettendo la tutela dei suoi diritti all'eventuale successivo giudizio.</w:t>
+        <w:t>Qualora la risoluzione divenga efficace durante la manifestazione, lo Sponsor dovrà cessare immediatamente le attività all’interno dello spazio espositivo e provvedere allo sgombero secondo i tempi e le modalità comunicati dalla Segreteria Organizzativa, nel rispetto delle condizioni di sicurezza.</w:t>
+      </w:r>
+    </w:p>
+    <w:p>
+      <w:pPr>
+        <w:pStyle w:val="Normal"/>
+        <w:spacing w:before="0" w:after="0" w:line="230" w:lineRule="auto"/>
+        <w:jc w:val="both"/>
+        <w:rPr>
+          <w:rFonts w:ascii="Calibri" w:hAnsi="Calibri" w:cs="Calibri"/>
+          <w:b/>
+          <w:b/>
+          <w:bCs/>
+        </w:rPr>
+      </w:pPr>
+      <w:r>
+        <w:rPr>
+          <w:rFonts w:cs="Arial" w:ascii="Arial" w:hAnsi="Arial"/>
+          <w:iCs/>
+          <w:sz w:val="18"/>
+        </w:rPr>
+        <w:t>Restano fermi gli altri rimedi previsti dalla legge e il diritto al risarcimento dei danni nei limiti e secondo le modalità previsti dal contratto e dalla legge, senza duplicazione delle somme richieste per il medesimo danno.</w:t>
       </w:r>
     </w:p>
     <w:p>

--- a/contracts/templates_pdf/template_contratto_sponsor_non_ecm_it.docx
+++ b/contracts/templates_pdf/template_contratto_sponsor_non_ecm_it.docx
@@ -4124,6 +4124,36 @@
           <w:sz w:val="18"/>
         </w:rPr>
         <w:t>Lo Sponsor concede il proprio assenso alla riproduzione grafica di fotografie e riprese video che verranno effettuate nel corso dell’evento finalizzate alla promozione del congresso sui media.</w:t>
+      </w:r>
+    </w:p>
+    <w:p>
+      <w:pPr>
+        <w:pStyle w:val="Normal"/>
+        <w:spacing w:before="0" w:after="0" w:line="230" w:lineRule="auto"/>
+        <w:jc w:val="both"/>
+        <w:rPr>
+          <w:rFonts w:ascii="Calibri" w:hAnsi="Calibri" w:cs="Calibri"/>
+          <w:b/>
+          <w:b/>
+          <w:bCs/>
+        </w:rPr>
+      </w:pPr>
+      <w:r>
+        <w:rPr>
+          <w:rFonts w:cs="Arial" w:ascii="Arial" w:hAnsi="Arial"/>
+          <w:b/>
+          <w:bCs/>
+          <w:sz w:val="18"/>
+        </w:rPr>
+        <w:t xml:space="preserve">10.4 </w:t>
+      </w:r>
+      <w:r>
+        <w:rPr>
+          <w:rFonts w:cs="Arial" w:ascii="Arial" w:hAnsi="Arial"/>
+          <w:iCs/>
+          <w:sz w:val="18"/>
+        </w:rPr>
+        <w:t>Lo Sponsor garantisce il rispetto della normativa sui dispositivi medici e in particolare dell’art. 21, paragrafo 3, del Regolamento (UE) 2017/745 del Parlamento europeo e del Consiglio del 5 aprile 2017. Eventuali dispositivi medici non conformi alla normativa o privi della marcatura CE potranno essere esposti o presentati durante la manifestazione solo se accompagnati da un’indicazione ben visibile da cui risulti chiaramente che sono destinati unicamente alla presentazione o alla dimostrazione e che non possono essere messi a disposizione prima di essere stati resi conformi.</w:t>
       </w:r>
     </w:p>
     <w:p>

--- a/contracts/templates_pdf/template_contratto_sponsor_non_ecm_it.docx
+++ b/contracts/templates_pdf/template_contratto_sponsor_non_ecm_it.docx
@@ -2619,7 +2619,7 @@
     </w:p>
     <w:p>
       <w:pPr>
-        <w:pStyle w:val="Default"/>
+        <w:pStyle w:val="Normal"/>
         <w:tabs>
           <w:tab w:val="clear" w:pos="709"/>
           <w:tab w:val="left" w:pos="284" w:leader="none"/>
@@ -2639,7 +2639,7 @@
     </w:p>
     <w:p>
       <w:pPr>
-        <w:pStyle w:val="Default"/>
+        <w:pStyle w:val="Normal"/>
         <w:tabs>
           <w:tab w:val="clear" w:pos="709"/>
           <w:tab w:val="left" w:pos="284" w:leader="none"/>
@@ -2655,13 +2655,13 @@
           <w:szCs w:val="20"/>
         </w:rPr>
         <w:t>b) mettere a disposizione dello Sponsor quanto indicato nell’allegato 1) per l’esposizione ed illustrazione, da parte di personale qualificato e autorizzato dallo Sponsor, delle caratteristiche tecnico-scientifiche dei prodotti rientranti nel settore merceologico inerente l’evento che si svolgerà come specificato all’inizio del presente accordo.</w:t>
-        <w:br/>
+        <w:t xml:space="preserve"> </w:t>
         <w:t>La Segreteria Organizzativa si impegna altresì a consentire al personale autorizzato dallo Sponsor l’accesso allo Stand anche al di fuori dell’orario di svolgimento dell’evento, esclusivamente per finalità pratico-organizzative e comunque nei limiti degli orari messi a disposizione dalla Segreteria per gli Sponsor.</w:t>
       </w:r>
     </w:p>
     <w:p>
       <w:pPr>
-        <w:pStyle w:val="Default"/>
+        <w:pStyle w:val="Normal"/>
         <w:spacing w:before="0" w:after="0" w:line="230" w:lineRule="auto"/>
         <w:jc w:val="both"/>
         <w:rPr/>

--- a/contracts/templates_pdf/template_contratto_sponsor_non_ecm_it.docx
+++ b/contracts/templates_pdf/template_contratto_sponsor_non_ecm_it.docx
@@ -3187,7 +3187,52 @@
           <w:rFonts w:cs="Arial" w:ascii="Arial" w:hAnsi="Arial"/>
           <w:sz w:val="18"/>
         </w:rPr>
-        <w:t>La custodia e la sorveglianza dello Spazio Espositivo, e di quanto in esso contenuto, durante le fasi di allestimento, di svolgimento della Manifestazione e di smontaggio compete allo Sponsor. La Segreteria Organizzativa non risponde pertanto degli oggetti o beni lasciati incustoditi all'interno dello Spazio Espositivo durante le ore di apertura e chiusura della Manifestazione. È vietato nel modo più assoluto rimuovere merci e strutture durante la manifestazione. L’eventuale movimentazione a mano di colli, ove autorizzata, non consente in alcun caso lo smontaggio o lo svuotamento anticipato dello stand.</w:t>
+        <w:t>Durante le fasi di allestimento, apertura della manifestazione e smontaggio, la custodia e la sorveglianza dello spazio espositivo e dei beni in esso contenuti competono allo Sponsor.</w:t>
+      </w:r>
+    </w:p>
+    <w:p>
+      <w:pPr>
+        <w:pStyle w:val="Normal"/>
+        <w:spacing w:before="0" w:after="0" w:line="230" w:lineRule="auto"/>
+        <w:jc w:val="both"/>
+        <w:rPr/>
+      </w:pPr>
+      <w:r>
+        <w:rPr>
+          <w:rFonts w:cs="Arial" w:ascii="Arial" w:hAnsi="Arial"/>
+          <w:sz w:val="18"/>
+        </w:rPr>
+        <w:t>Prima di lasciare lo stand e durante gli orari di chiusura della manifestazione, lo Sponsor dovrà adottare misure adeguate a impedire che merci, attrezzature e altri beni rimangano liberamente accessibili o facilmente asportabili. In particolare, denaro, oggetti di valore, dispositivi portatili e prodotti di piccole dimensioni dovranno essere rimossi oppure riposti in armadi, contenitori o vani chiusi a chiave. Per i beni che devono rimanere esposti dovranno essere adottati sistemi di fissaggio, blocco o altre misure di protezione adeguate alla loro natura.</w:t>
+      </w:r>
+    </w:p>
+    <w:p>
+      <w:pPr>
+        <w:pStyle w:val="Normal"/>
+        <w:spacing w:before="0" w:after="0" w:line="230" w:lineRule="auto"/>
+        <w:jc w:val="both"/>
+        <w:rPr/>
+      </w:pPr>
+      <w:r>
+        <w:rPr>
+          <w:rFonts w:cs="Arial" w:ascii="Arial" w:hAnsi="Arial"/>
+          <w:sz w:val="18"/>
+        </w:rPr>
+        <w:t>L’eventuale sorveglianza generale della sede non costituisce un servizio di custodia dei singoli stand o dei beni in essi presenti. La Segreteria Organizzativa non assume obblighi di custodia di tali beni; restano ferme le responsabilità per dolo o colpa grave e quelle inderogabili previste dalla legge.</w:t>
+      </w:r>
+    </w:p>
+    <w:p>
+      <w:pPr>
+        <w:pStyle w:val="Normal"/>
+        <w:spacing w:before="0" w:after="0" w:line="230" w:lineRule="auto"/>
+        <w:jc w:val="both"/>
+        <w:rPr/>
+      </w:pPr>
+      <w:r>
+        <w:rPr>
+          <w:rFonts w:cs="Arial" w:ascii="Arial" w:hAnsi="Arial"/>
+          <w:sz w:val="18"/>
+        </w:rPr>
+        <w:t>È vietato procedere allo smontaggio o allo svuotamento dello stand prima dell’orario previsto per il disallestimento. Sono consentiti il ritiro dei beni per esigenze di sicurezza e l’eventuale movimentazione a mano di colli, secondo gli orari e le modalità autorizzati dalla Segreteria Organizzativa, purché non comportino lo smantellamento anticipato dello spazio espositivo.</w:t>
       </w:r>
     </w:p>
     <w:p>

--- a/contracts/templates_pdf/template_contratto_sponsor_non_ecm_it.docx
+++ b/contracts/templates_pdf/template_contratto_sponsor_non_ecm_it.docx
@@ -2276,7 +2276,7 @@
           <w:bCs/>
           <w:sz w:val="18"/>
         </w:rPr>
-        <w:t>Oggetto del Contratto e generalità</w:t>
+        <w:t>OGGETTO DEL CONTRATTO E GENERALITÀ</w:t>
       </w:r>
     </w:p>
     <w:p>
@@ -2328,7 +2328,7 @@
           <w:bCs/>
           <w:sz w:val="18"/>
         </w:rPr>
-        <w:t xml:space="preserve">1. Obbligazioni della Segreteria Organizzativa </w:t>
+        <w:t xml:space="preserve">1. OBBLIGAZIONI DELLA SEGRETERIA ORGANIZZATIVA </w:t>
       </w:r>
     </w:p>
     <w:p>
@@ -2782,7 +2782,7 @@
           <w:bCs/>
           <w:sz w:val="18"/>
         </w:rPr>
-        <w:t xml:space="preserve">2. Obblighi dello Sponsor </w:t>
+        <w:t xml:space="preserve">2. OBBLIGHI DELLO SPONSOR </w:t>
       </w:r>
     </w:p>
     <w:p>
@@ -2885,7 +2885,7 @@
           <w:bCs/>
           <w:sz w:val="18"/>
         </w:rPr>
-        <w:t xml:space="preserve">3. Corrispettivo, modalità di pagamento e termini di cancellazione </w:t>
+        <w:t xml:space="preserve">3. CORRISPETTIVO, MODALITÀ DI PAGAMENTO E TERMINI DI CANCELLAZIONE </w:t>
       </w:r>
     </w:p>
     <w:p>
@@ -2970,7 +2970,7 @@
           <w:bCs/>
           <w:sz w:val="18"/>
         </w:rPr>
-        <w:t>3.3 Rinuncia alla partecipazione e cancellazioni</w:t>
+        <w:t>3.3 RINUNCIA ALLA PARTECIPAZIONE E CANCELLAZIONI</w:t>
       </w:r>
     </w:p>
     <w:p>
@@ -3115,7 +3115,7 @@
           <w:bCs/>
           <w:sz w:val="18"/>
         </w:rPr>
-        <w:t xml:space="preserve">4. Assegnazione degli spazi espositivi </w:t>
+        <w:t xml:space="preserve">4. ASSEGNAZIONE DEGLI SPAZI ESPOSITIVI </w:t>
       </w:r>
     </w:p>
     <w:p>
@@ -3272,7 +3272,7 @@
           <w:bCs/>
           <w:sz w:val="18"/>
         </w:rPr>
-        <w:t xml:space="preserve">5. Durata e Scioglimento del Contratto </w:t>
+        <w:t xml:space="preserve">5. DURATA E SCIOGLIMENTO DEL CONTRATTO </w:t>
       </w:r>
     </w:p>
     <w:p>
@@ -3405,7 +3405,7 @@
           <w:bCs/>
           <w:sz w:val="18"/>
         </w:rPr>
-        <w:t xml:space="preserve">6. Confidenzialità e riservatezza </w:t>
+        <w:t xml:space="preserve">6. CONFIDENZIALITÀ E RISERVATEZZA </w:t>
       </w:r>
     </w:p>
     <w:p>
@@ -3520,7 +3520,7 @@
           <w:bCs/>
           <w:sz w:val="18"/>
         </w:rPr>
-        <w:t xml:space="preserve">7. Rinvio, riduzione o sospensione della manifestazione </w:t>
+        <w:t xml:space="preserve">7. RINVIO, RIDUZIONE O SOSPENSIONE DELLA MANIFESTAZIONE </w:t>
       </w:r>
     </w:p>
     <w:p>
@@ -3630,7 +3630,7 @@
           <w:bCs/>
           <w:sz w:val="18"/>
         </w:rPr>
-        <w:t xml:space="preserve">8. Varie </w:t>
+        <w:t xml:space="preserve">8. VARIE </w:t>
       </w:r>
     </w:p>
     <w:p>
@@ -3986,7 +3986,7 @@
           <w:bCs/>
           <w:sz w:val="18"/>
         </w:rPr>
-        <w:t xml:space="preserve">9. Altoparlanti - Trasmissioni sonore </w:t>
+        <w:t xml:space="preserve">9. ALTOPARLANTI - TRASMISSIONI SONORE </w:t>
       </w:r>
     </w:p>
     <w:p>
@@ -4078,7 +4078,7 @@
           <w:bCs/>
           <w:sz w:val="18"/>
         </w:rPr>
-        <w:t xml:space="preserve">10. Azioni promo-pubblicitarie </w:t>
+        <w:t xml:space="preserve">10. AZIONI PROMO-PUBBLICITARIE </w:t>
       </w:r>
     </w:p>
     <w:p>
@@ -4230,7 +4230,7 @@
           <w:bCs/>
           <w:sz w:val="18"/>
         </w:rPr>
-        <w:t xml:space="preserve">11. Riconsegna - Danni ai posteggi stand - Smaltimento rifiuti </w:t>
+        <w:t xml:space="preserve">11. RICONSEGNA - DANNI AI POSTEGGI STAND - SMALTIMENTO RIFIUTI </w:t>
       </w:r>
     </w:p>
     <w:p>
@@ -4322,7 +4322,7 @@
           <w:bCs/>
           <w:sz w:val="18"/>
         </w:rPr>
-        <w:t xml:space="preserve">12. Esonero di responsabilità ed obblighi assicurativi </w:t>
+        <w:t xml:space="preserve">12. ESONERO DI RESPONSABILITÀ ED OBBLIGHI ASSICURATIVI </w:t>
       </w:r>
     </w:p>
     <w:p>
@@ -4537,7 +4537,7 @@
           <w:bCs/>
           <w:sz w:val="18"/>
         </w:rPr>
-        <w:t xml:space="preserve">13. Modifiche o variazioni </w:t>
+        <w:t xml:space="preserve">13. MODIFICHE O VARIAZIONI </w:t>
       </w:r>
     </w:p>
     <w:p>
@@ -4641,7 +4641,7 @@
           <w:bCs/>
           <w:sz w:val="18"/>
         </w:rPr>
-        <w:t xml:space="preserve">14. Legge applicabile e foro competente </w:t>
+        <w:t xml:space="preserve">14. LEGGE APPLICABILE E FORO COMPETENTE </w:t>
       </w:r>
     </w:p>
     <w:p>

--- a/contracts/templates_pdf/template_contratto_sponsor_non_ecm_it.docx
+++ b/contracts/templates_pdf/template_contratto_sponsor_non_ecm_it.docx
@@ -3656,7 +3656,7 @@
           <w:rFonts w:cs="Arial" w:ascii="Arial" w:hAnsi="Arial"/>
           <w:sz w:val="18"/>
         </w:rPr>
-        <w:t xml:space="preserve">Le premesse e gli Allegati costituiscono parte integrante e sostanziale del presente contratto. </w:t>
+        <w:t>Il contratto si compone del presente Contratto, dell’Allegato 1 – Domanda di ammissione e dell’Allegato 2 – Regolamento tecnico, comprensivo dei moduli tecnici ad esso allegati (dichiarazione allestimenti e dichiarazione di conformità dell’impianto elettrico). Le premesse e gli Allegati costituiscono parte integrante e sostanziale del contratto.</w:t>
       </w:r>
     </w:p>
     <w:p>

--- a/contracts/templates_pdf/template_contratto_sponsor_non_ecm_it.docx
+++ b/contracts/templates_pdf/template_contratto_sponsor_non_ecm_it.docx
@@ -1955,7 +1955,7 @@
           <w:bCs/>
           <w:sz w:val="18"/>
         </w:rPr>
-        <w:t xml:space="preserve">La Segreteria Organizzativa, soggetto con esperienza comprovata, attivo nel campo dell’organizzazione e/o realizzazione di eventi nel rispetto dell’art. 124 del D. Lgs. 24 aprile 2006, n. 219, intende acquisire sponsorizzazioni per assicurarsi finanziamenti per la realizzazione dell’evento {{ event.name }}{% if event.sede_completa %}, {{ event.sede_completa }}{% endif %} che si svolgerà il {{ event.start_date|format_date }}{% if event.end_date and event.end_date != event.start_date %} – {{ event.end_date|format_date }}{% endif %} e destinato alla formazione di operatori sanitari; </w:t>
+        <w:t xml:space="preserve">La Segreteria Organizzativa, soggetto con esperienza comprovata, attivo nel campo dell’organizzazione e/o realizzazione di eventi nel rispetto dell’art. 124 del D. Lgs. 24 aprile 2006, n. 219, intende acquisire sponsorizzazioni per assicurarsi finanziamenti per la realizzazione dell’evento {{ event.name }}{% if event.sede_completa %}, {{ event.sede_completa }}{% endif %} che si svolgerà {% if event.end_date and event.end_date != event.start_date %}dal {{ event.start_date|format_date }} al {{ event.end_date|format_date }}{% else %}il {{ event.start_date|format_date }}{% endif %} e destinato alla formazione di operatori sanitari; </w:t>
       </w:r>
     </w:p>
     <w:p>
@@ -2392,7 +2392,7 @@
           <w:rFonts w:cs="Arial" w:ascii="Arial" w:hAnsi="Arial"/>
           <w:sz w:val="18"/>
         </w:rPr>
-        <w:t>La Segreteria Organizzativa indica come responsabile scientifico dell’Evento il {{ event.scientific_director|default('________________', true) }}  di seguito “Responsabile Scientifico”), mentre, ai fini del presente Contratto, il referente dello Sponsor sarà {{ signer.full_name }}  (di seguito “Referente”)</w:t>
+        <w:t>La Segreteria Organizzativa indica come responsabile scientifico dell’Evento {{ event.scientific_director|default('________________', true) }} (di seguito “Responsabile Scientifico”), mentre, ai fini del presente Contratto, il referente dello Sponsor sarà {{ signer.full_name }}  (di seguito “Referente”)</w:t>
       </w:r>
     </w:p>
     <w:p>
@@ -2811,7 +2811,7 @@
           <w:rFonts w:cs="Arial" w:ascii="Arial" w:hAnsi="Arial"/>
           <w:sz w:val="18"/>
         </w:rPr>
-        <w:t>Lo Sponsor si obbliga a sostenere l’Evento di cui al punto a) delle premesse e come da specifica nell’allegato 1) e a fornire le indicazioni necessarie alla realizzazione della pubblicità nel rispetto dei limiti di cui presente Contratto.</w:t>
+        <w:t>Lo Sponsor si obbliga a sostenere l’Evento di cui al punto a) delle premesse e come da specifica nell’allegato 1) e a fornire le indicazioni necessarie alla realizzazione della pubblicità nel rispetto dei limiti di cui al presente Contratto.</w:t>
       </w:r>
     </w:p>
     <w:p>
@@ -2948,7 +2948,7 @@
           <w:iCs/>
           <w:sz w:val="18"/>
         </w:rPr>
-        <w:t>La Segreteria Organizzativa garantisce e dichiara che il compenso corrisposto dallo Sponsor, indicato nel presente Contratto, quanto all’importo e alle modalità di pagamento, non è condizionante sui contenuti delle attività, ma ha la finalità di fornire il necessario supporto finanziario per la buona riuscita dell’evento stesso</w:t>
+        <w:t>La Segreteria Organizzativa garantisce e dichiara che il compenso corrisposto dallo Sponsor, indicato nel presente Contratto, quanto all’importo e alle modalità di pagamento, non è condizionante sui contenuti delle attività, ma ha la finalità di fornire il necessario supporto finanziario per la buona riuscita dell’evento stesso.</w:t>
       </w:r>
     </w:p>
     <w:p>
@@ -3322,7 +3322,7 @@
           <w:rFonts w:cs="Arial" w:ascii="Arial" w:hAnsi="Arial"/>
           <w:sz w:val="18"/>
         </w:rPr>
-        <w:t>Lo Sponsor avrà facoltà di risolvere di diritto il presente contratto, ai sensi e per gli effetti dall’Art. 1456 del cod. civ., tramite PEC qualora la Segreteria Organizzativa non adempia agli accordi stabiliti dal presente contratto.</w:t>
+        <w:t>Lo Sponsor avrà facoltà di risolvere di diritto il presente contratto, ai sensi e per gli effetti dell’art. 1456 del Codice Civile, tramite PEC qualora la Segreteria Organizzativa non adempia agli accordi stabiliti dal presente contratto.</w:t>
       </w:r>
     </w:p>
     <w:p>
@@ -3656,7 +3656,7 @@
           <w:rFonts w:cs="Arial" w:ascii="Arial" w:hAnsi="Arial"/>
           <w:sz w:val="18"/>
         </w:rPr>
-        <w:t>Il contratto si compone del presente Contratto, dell’Allegato 1 – Domanda di ammissione e dell’Allegato 2 – Regolamento tecnico, comprensivo dei moduli tecnici ad esso allegati (dichiarazione allestimenti e dichiarazione di conformità dell’impianto elettrico). Le premesse e gli Allegati costituiscono parte integrante e sostanziale del contratto.</w:t>
+        <w:t>Il contratto si compone del presente Contratto, dell’Allegato 1 – Domanda di ammissione e dell’Allegato 2 – Regolamento tecnico, comprensivo dei moduli tecnici ad esso allegati (dichiarazione allestimenti e dichiarazione di conformità dell’impianto elettrico). Le premesse e gli Allegati costituiscono parte integrante e sostanziale del contratto. In caso di contrasto tra i documenti prevalgono, nell’ordine, il presente Contratto, l’Allegato 1 e l’Allegato 2.</w:t>
       </w:r>
     </w:p>
     <w:p>
@@ -3926,89 +3926,76 @@
           <w:bCs/>
         </w:rPr>
       </w:pPr>
-      <w:r>
-        <w:rPr>
-          <w:rFonts w:cs="Arial" w:ascii="Arial" w:hAnsi="Arial"/>
-          <w:b/>
-          <w:bCs/>
-          <w:sz w:val="18"/>
-        </w:rPr>
-        <w:t>8.6 DIRITTI DI RIPRODUZIONE</w:t>
-      </w:r>
-    </w:p>
-    <w:p>
-      <w:pPr>
-        <w:pStyle w:val="Normal"/>
-        <w:spacing w:before="0" w:after="0" w:line="230" w:lineRule="auto"/>
-        <w:jc w:val="both"/>
-        <w:rPr>
-          <w:rFonts w:ascii="Calibri" w:hAnsi="Calibri" w:cs="Calibri"/>
-          <w:b/>
-          <w:b/>
-          <w:bCs/>
-        </w:rPr>
-      </w:pPr>
+    </w:p>
+    <w:p>
+      <w:pPr>
+        <w:pStyle w:val="Normal"/>
+        <w:spacing w:before="0" w:after="0" w:line="230" w:lineRule="auto"/>
+        <w:jc w:val="both"/>
+        <w:rPr>
+          <w:rFonts w:ascii="Calibri" w:hAnsi="Calibri" w:cs="Calibri"/>
+        </w:rPr>
+      </w:pPr>
+      <w:r>
+        <w:rPr>
+          <w:rFonts w:cs="Arial" w:ascii="Arial" w:hAnsi="Arial"/>
+          <w:b/>
+          <w:bCs/>
+          <w:sz w:val="18"/>
+        </w:rPr>
+        <w:t xml:space="preserve">9. ALTOPARLANTI - TRASMISSIONI SONORE </w:t>
+      </w:r>
+    </w:p>
+    <w:p>
+      <w:pPr>
+        <w:pStyle w:val="Normal"/>
+        <w:spacing w:before="0" w:after="0" w:line="230" w:lineRule="auto"/>
+        <w:jc w:val="both"/>
+        <w:rPr>
+          <w:rFonts w:ascii="Calibri" w:hAnsi="Calibri" w:cs="Calibri"/>
+          <w:b/>
+          <w:b/>
+          <w:bCs/>
+        </w:rPr>
+      </w:pPr>
+      <w:r>
+        <w:rPr>
+          <w:rFonts w:cs="Arial" w:ascii="Arial" w:hAnsi="Arial"/>
+          <w:b/>
+          <w:bCs/>
+          <w:sz w:val="18"/>
+        </w:rPr>
+        <w:t xml:space="preserve">9.1 </w:t>
+      </w:r>
       <w:r>
         <w:rPr>
           <w:rFonts w:cs="Arial" w:ascii="Arial" w:hAnsi="Arial"/>
           <w:iCs/>
           <w:sz w:val="18"/>
         </w:rPr>
-        <w:t>Lo Sponsor presta il proprio preventivo assenso all’effettuazione di riproduzioni grafiche, fotografiche e/o cinematografiche del complesso espositivo dei padiglioni e di quanto in esso contenuto da parte della Segreteria Organizzativa.</w:t>
-      </w:r>
-    </w:p>
-    <w:p>
-      <w:pPr>
-        <w:pStyle w:val="Normal"/>
-        <w:spacing w:before="0" w:after="0" w:line="230" w:lineRule="auto"/>
-        <w:jc w:val="both"/>
-        <w:rPr>
-          <w:rFonts w:ascii="Calibri" w:hAnsi="Calibri" w:cs="Calibri"/>
-          <w:b/>
-          <w:b/>
-          <w:bCs/>
-        </w:rPr>
-      </w:pPr>
-    </w:p>
-    <w:p>
-      <w:pPr>
-        <w:pStyle w:val="Normal"/>
-        <w:spacing w:before="0" w:after="0" w:line="230" w:lineRule="auto"/>
-        <w:jc w:val="both"/>
-        <w:rPr>
-          <w:rFonts w:ascii="Calibri" w:hAnsi="Calibri" w:cs="Calibri"/>
-        </w:rPr>
-      </w:pPr>
-      <w:r>
-        <w:rPr>
-          <w:rFonts w:cs="Arial" w:ascii="Arial" w:hAnsi="Arial"/>
-          <w:b/>
-          <w:bCs/>
-          <w:sz w:val="18"/>
-        </w:rPr>
-        <w:t xml:space="preserve">9. ALTOPARLANTI - TRASMISSIONI SONORE </w:t>
-      </w:r>
-    </w:p>
-    <w:p>
-      <w:pPr>
-        <w:pStyle w:val="Normal"/>
-        <w:spacing w:before="0" w:after="0" w:line="230" w:lineRule="auto"/>
-        <w:jc w:val="both"/>
-        <w:rPr>
-          <w:rFonts w:ascii="Calibri" w:hAnsi="Calibri" w:cs="Calibri"/>
-          <w:b/>
-          <w:b/>
-          <w:bCs/>
-        </w:rPr>
-      </w:pPr>
-      <w:r>
-        <w:rPr>
-          <w:rFonts w:cs="Arial" w:ascii="Arial" w:hAnsi="Arial"/>
-          <w:b/>
-          <w:bCs/>
-          <w:sz w:val="18"/>
-        </w:rPr>
-        <w:t xml:space="preserve">9.1 </w:t>
+        <w:t>Sono consentite, nell’ambito del proprio posteggio, le trasmissioni sonore, ivi compreso l’uso di radioricevitori e di apparecchi televisivi, che non arrechino disturbo (competenze SIAE a carico dello Sponsor). A tal fine la Segreteria Organizzativa si riserva il diritto di determinare il volume delle trasmissioni sonore.</w:t>
+      </w:r>
+    </w:p>
+    <w:p>
+      <w:pPr>
+        <w:pStyle w:val="Normal"/>
+        <w:spacing w:before="0" w:after="0" w:line="230" w:lineRule="auto"/>
+        <w:jc w:val="both"/>
+        <w:rPr>
+          <w:rFonts w:ascii="Calibri" w:hAnsi="Calibri" w:cs="Calibri"/>
+          <w:b/>
+          <w:b/>
+          <w:bCs/>
+        </w:rPr>
+      </w:pPr>
+      <w:r>
+        <w:rPr>
+          <w:rFonts w:cs="Arial" w:ascii="Arial" w:hAnsi="Arial"/>
+          <w:b/>
+          <w:bCs/>
+          <w:sz w:val="18"/>
+        </w:rPr>
+        <w:t xml:space="preserve">9.2 </w:t>
       </w:r>
       <w:r>
         <w:rPr>
@@ -4016,29 +4003,61 @@
           <w:iCs/>
           <w:sz w:val="18"/>
         </w:rPr>
-        <w:t>Sono consentite, nell’ambito del proprio posteggio, le trasmissioni sonore, ivi compreso l’uso di radioricevitori e di apparecchi televisivi, che non arrechino disturbo (competenze SIAE a carico dello Sponsor). A tal fine la Segreteria Organizzativa si riserva il diritto di determinare il volume delle trasmissioni sonore.</w:t>
-      </w:r>
-    </w:p>
-    <w:p>
-      <w:pPr>
-        <w:pStyle w:val="Normal"/>
-        <w:spacing w:before="0" w:after="0" w:line="230" w:lineRule="auto"/>
-        <w:jc w:val="both"/>
-        <w:rPr>
-          <w:rFonts w:ascii="Calibri" w:hAnsi="Calibri" w:cs="Calibri"/>
-          <w:b/>
-          <w:b/>
-          <w:bCs/>
-        </w:rPr>
-      </w:pPr>
-      <w:r>
-        <w:rPr>
-          <w:rFonts w:cs="Arial" w:ascii="Arial" w:hAnsi="Arial"/>
-          <w:b/>
-          <w:bCs/>
-          <w:sz w:val="18"/>
-        </w:rPr>
-        <w:t xml:space="preserve">9.2 </w:t>
+        <w:t>La Segreteria Organizzativa può utilizzare gli altoparlanti installati nel Polo Congressuale per comunicazioni ufficiali o in caso di emergenza.</w:t>
+      </w:r>
+    </w:p>
+    <w:p>
+      <w:pPr>
+        <w:pStyle w:val="Normal"/>
+        <w:spacing w:before="0" w:after="0" w:line="230" w:lineRule="auto"/>
+        <w:jc w:val="both"/>
+        <w:rPr>
+          <w:rFonts w:ascii="Calibri" w:hAnsi="Calibri" w:cs="Calibri"/>
+          <w:b/>
+          <w:b/>
+          <w:bCs/>
+        </w:rPr>
+      </w:pPr>
+    </w:p>
+    <w:p>
+      <w:pPr>
+        <w:pStyle w:val="Normal"/>
+        <w:spacing w:before="0" w:after="0" w:line="230" w:lineRule="auto"/>
+        <w:jc w:val="both"/>
+        <w:rPr>
+          <w:rFonts w:ascii="Calibri" w:hAnsi="Calibri" w:cs="Calibri"/>
+        </w:rPr>
+      </w:pPr>
+      <w:r>
+        <w:rPr>
+          <w:rFonts w:cs="Arial" w:ascii="Arial" w:hAnsi="Arial"/>
+          <w:b/>
+          <w:bCs/>
+          <w:sz w:val="18"/>
+        </w:rPr>
+        <w:t xml:space="preserve">10. AZIONI PROMO-PUBBLICITARIE </w:t>
+      </w:r>
+    </w:p>
+    <w:p>
+      <w:pPr>
+        <w:pStyle w:val="Normal"/>
+        <w:spacing w:before="0" w:after="0" w:line="230" w:lineRule="auto"/>
+        <w:jc w:val="both"/>
+        <w:rPr>
+          <w:rFonts w:ascii="Calibri" w:hAnsi="Calibri" w:cs="Calibri"/>
+          <w:b/>
+          <w:b/>
+          <w:bCs/>
+        </w:rPr>
+      </w:pPr>
+      <w:r>
+        <w:rPr>
+          <w:rFonts w:cs="Arial" w:ascii="Arial" w:hAnsi="Arial"/>
+          <w:b/>
+          <w:bCs/>
+          <w:sz w:val="18"/>
+        </w:rPr>
+        <w:t xml:space="preserve">10.1 </w:t>
       </w:r>
       <w:r>
         <w:rPr>
@@ -4046,61 +4065,29 @@
           <w:iCs/>
           <w:sz w:val="18"/>
         </w:rPr>
-        <w:t>La Segreteria Organizzativa può utilizzare gli altoparlanti installati nel quartiere fieristico per comunicazioni ufficiali o in caso di emergenza.</w:t>
-      </w:r>
-    </w:p>
-    <w:p>
-      <w:pPr>
-        <w:pStyle w:val="Normal"/>
-        <w:spacing w:before="0" w:after="0" w:line="230" w:lineRule="auto"/>
-        <w:jc w:val="both"/>
-        <w:rPr>
-          <w:rFonts w:ascii="Calibri" w:hAnsi="Calibri" w:cs="Calibri"/>
-          <w:b/>
-          <w:b/>
-          <w:bCs/>
-        </w:rPr>
-      </w:pPr>
-    </w:p>
-    <w:p>
-      <w:pPr>
-        <w:pStyle w:val="Normal"/>
-        <w:spacing w:before="0" w:after="0" w:line="230" w:lineRule="auto"/>
-        <w:jc w:val="both"/>
-        <w:rPr>
-          <w:rFonts w:ascii="Calibri" w:hAnsi="Calibri" w:cs="Calibri"/>
-        </w:rPr>
-      </w:pPr>
-      <w:r>
-        <w:rPr>
-          <w:rFonts w:cs="Arial" w:ascii="Arial" w:hAnsi="Arial"/>
-          <w:b/>
-          <w:bCs/>
-          <w:sz w:val="18"/>
-        </w:rPr>
-        <w:t xml:space="preserve">10. AZIONI PROMO-PUBBLICITARIE </w:t>
-      </w:r>
-    </w:p>
-    <w:p>
-      <w:pPr>
-        <w:pStyle w:val="Normal"/>
-        <w:spacing w:before="0" w:after="0" w:line="230" w:lineRule="auto"/>
-        <w:jc w:val="both"/>
-        <w:rPr>
-          <w:rFonts w:ascii="Calibri" w:hAnsi="Calibri" w:cs="Calibri"/>
-          <w:b/>
-          <w:b/>
-          <w:bCs/>
-        </w:rPr>
-      </w:pPr>
-      <w:r>
-        <w:rPr>
-          <w:rFonts w:cs="Arial" w:ascii="Arial" w:hAnsi="Arial"/>
-          <w:b/>
-          <w:bCs/>
-          <w:sz w:val="18"/>
-        </w:rPr>
-        <w:t xml:space="preserve">10.1 </w:t>
+        <w:t>Per quanto relativo alla pubblicità, esclusa quella all’interno del proprio posteggio, la Segreteria Organizzativa si riserva il diritto esclusivo della promozione e gestione pubblicitaria della manifestazione, anche avvalendosi della collaborazione di agenzie specializzate.</w:t>
+      </w:r>
+    </w:p>
+    <w:p>
+      <w:pPr>
+        <w:pStyle w:val="Normal"/>
+        <w:spacing w:before="0" w:after="0" w:line="230" w:lineRule="auto"/>
+        <w:jc w:val="both"/>
+        <w:rPr>
+          <w:rFonts w:ascii="Calibri" w:hAnsi="Calibri" w:cs="Calibri"/>
+          <w:b/>
+          <w:b/>
+          <w:bCs/>
+        </w:rPr>
+      </w:pPr>
+      <w:r>
+        <w:rPr>
+          <w:rFonts w:cs="Arial" w:ascii="Arial" w:hAnsi="Arial"/>
+          <w:b/>
+          <w:bCs/>
+          <w:sz w:val="18"/>
+        </w:rPr>
+        <w:t xml:space="preserve">10.2 </w:t>
       </w:r>
       <w:r>
         <w:rPr>
@@ -4108,29 +4095,29 @@
           <w:iCs/>
           <w:sz w:val="18"/>
         </w:rPr>
-        <w:t>Per quanto relativo alla pubblicità, esclusa quella all’interno del proprio posteggio, la Segreteria Organizzativa si riserva il diritto esclusivo della promozione e gestione pubblicitaria della manifestazione, anche avvalendosi della collaborazione di agenzie specializzate.</w:t>
-      </w:r>
-    </w:p>
-    <w:p>
-      <w:pPr>
-        <w:pStyle w:val="Normal"/>
-        <w:spacing w:before="0" w:after="0" w:line="230" w:lineRule="auto"/>
-        <w:jc w:val="both"/>
-        <w:rPr>
-          <w:rFonts w:ascii="Calibri" w:hAnsi="Calibri" w:cs="Calibri"/>
-          <w:b/>
-          <w:b/>
-          <w:bCs/>
-        </w:rPr>
-      </w:pPr>
-      <w:r>
-        <w:rPr>
-          <w:rFonts w:cs="Arial" w:ascii="Arial" w:hAnsi="Arial"/>
-          <w:b/>
-          <w:bCs/>
-          <w:sz w:val="18"/>
-        </w:rPr>
-        <w:t xml:space="preserve">10.2 </w:t>
+        <w:t>Gli eventuali reclami devono essere presentati per iscritto alla Segreteria Organizzativa. È assolutamente vietato allo Sponsor ogni forma di vendita o dimostrazione di prodotti al di fuori dei propri limiti di posteggio, fatte salve le attività espressamente previste nell’Allegato 1 o autorizzate per iscritto dalla Segreteria Organizzativa.</w:t>
+      </w:r>
+    </w:p>
+    <w:p>
+      <w:pPr>
+        <w:pStyle w:val="Normal"/>
+        <w:spacing w:before="0" w:after="0" w:line="230" w:lineRule="auto"/>
+        <w:jc w:val="both"/>
+        <w:rPr>
+          <w:rFonts w:ascii="Calibri" w:hAnsi="Calibri" w:cs="Calibri"/>
+          <w:b/>
+          <w:b/>
+          <w:bCs/>
+        </w:rPr>
+      </w:pPr>
+      <w:r>
+        <w:rPr>
+          <w:rFonts w:cs="Arial" w:ascii="Arial" w:hAnsi="Arial"/>
+          <w:b/>
+          <w:bCs/>
+          <w:sz w:val="18"/>
+        </w:rPr>
+        <w:t xml:space="preserve">10.3 </w:t>
       </w:r>
       <w:r>
         <w:rPr>
@@ -4138,29 +4125,29 @@
           <w:iCs/>
           <w:sz w:val="18"/>
         </w:rPr>
-        <w:t>Gli eventuali reclami devono essere presentati per iscritto alla Segreteria Organizzativa. È assolutamente vietato allo Sponsor ogni forma di vendita o dimostrazione di prodotti al di fuori dei propri limiti di posteggio, fatte salve le attività espressamente previste nell’Allegato 1 o autorizzate per iscritto dalla Segreteria Organizzativa.</w:t>
-      </w:r>
-    </w:p>
-    <w:p>
-      <w:pPr>
-        <w:pStyle w:val="Normal"/>
-        <w:spacing w:before="0" w:after="0" w:line="230" w:lineRule="auto"/>
-        <w:jc w:val="both"/>
-        <w:rPr>
-          <w:rFonts w:ascii="Calibri" w:hAnsi="Calibri" w:cs="Calibri"/>
-          <w:b/>
-          <w:b/>
-          <w:bCs/>
-        </w:rPr>
-      </w:pPr>
-      <w:r>
-        <w:rPr>
-          <w:rFonts w:cs="Arial" w:ascii="Arial" w:hAnsi="Arial"/>
-          <w:b/>
-          <w:bCs/>
-          <w:sz w:val="18"/>
-        </w:rPr>
-        <w:t xml:space="preserve">10.3 </w:t>
+        <w:t>Lo Sponsor concede il proprio assenso alla riproduzione grafica di fotografie e riprese video che verranno effettuate nel corso dell’evento finalizzate alla promozione del congresso sui media.</w:t>
+      </w:r>
+    </w:p>
+    <w:p>
+      <w:pPr>
+        <w:pStyle w:val="Normal"/>
+        <w:spacing w:before="0" w:after="0" w:line="230" w:lineRule="auto"/>
+        <w:jc w:val="both"/>
+        <w:rPr>
+          <w:rFonts w:ascii="Calibri" w:hAnsi="Calibri" w:cs="Calibri"/>
+          <w:b/>
+          <w:b/>
+          <w:bCs/>
+        </w:rPr>
+      </w:pPr>
+      <w:r>
+        <w:rPr>
+          <w:rFonts w:cs="Arial" w:ascii="Arial" w:hAnsi="Arial"/>
+          <w:b/>
+          <w:bCs/>
+          <w:sz w:val="18"/>
+        </w:rPr>
+        <w:t xml:space="preserve">10.4 </w:t>
       </w:r>
       <w:r>
         <w:rPr>
@@ -4168,29 +4155,61 @@
           <w:iCs/>
           <w:sz w:val="18"/>
         </w:rPr>
-        <w:t>Lo Sponsor concede il proprio assenso alla riproduzione grafica di fotografie e riprese video che verranno effettuate nel corso dell’evento finalizzate alla promozione del congresso sui media.</w:t>
-      </w:r>
-    </w:p>
-    <w:p>
-      <w:pPr>
-        <w:pStyle w:val="Normal"/>
-        <w:spacing w:before="0" w:after="0" w:line="230" w:lineRule="auto"/>
-        <w:jc w:val="both"/>
-        <w:rPr>
-          <w:rFonts w:ascii="Calibri" w:hAnsi="Calibri" w:cs="Calibri"/>
-          <w:b/>
-          <w:b/>
-          <w:bCs/>
-        </w:rPr>
-      </w:pPr>
-      <w:r>
-        <w:rPr>
-          <w:rFonts w:cs="Arial" w:ascii="Arial" w:hAnsi="Arial"/>
-          <w:b/>
-          <w:bCs/>
-          <w:sz w:val="18"/>
-        </w:rPr>
-        <w:t xml:space="preserve">10.4 </w:t>
+        <w:t>Lo Sponsor garantisce il rispetto della normativa sui dispositivi medici e in particolare dell’art. 21, paragrafo 3, del Regolamento (UE) 2017/745 del Parlamento europeo e del Consiglio del 5 aprile 2017. Eventuali dispositivi medici non conformi alla normativa o privi della marcatura CE potranno essere esposti o presentati durante la manifestazione solo se accompagnati da un’indicazione ben visibile da cui risulti chiaramente che sono destinati unicamente alla presentazione o alla dimostrazione e che non possono essere messi a disposizione prima di essere stati resi conformi.</w:t>
+      </w:r>
+    </w:p>
+    <w:p>
+      <w:pPr>
+        <w:pStyle w:val="Normal"/>
+        <w:spacing w:before="0" w:after="0" w:line="230" w:lineRule="auto"/>
+        <w:jc w:val="both"/>
+        <w:rPr>
+          <w:rFonts w:ascii="Calibri" w:hAnsi="Calibri" w:cs="Calibri"/>
+          <w:b/>
+          <w:b/>
+          <w:bCs/>
+        </w:rPr>
+      </w:pPr>
+    </w:p>
+    <w:p>
+      <w:pPr>
+        <w:pStyle w:val="Normal"/>
+        <w:spacing w:before="0" w:after="0" w:line="230" w:lineRule="auto"/>
+        <w:jc w:val="both"/>
+        <w:rPr>
+          <w:rFonts w:ascii="Calibri" w:hAnsi="Calibri" w:cs="Calibri"/>
+        </w:rPr>
+      </w:pPr>
+      <w:r>
+        <w:rPr>
+          <w:rFonts w:cs="Arial" w:ascii="Arial" w:hAnsi="Arial"/>
+          <w:b/>
+          <w:bCs/>
+          <w:sz w:val="18"/>
+        </w:rPr>
+        <w:t xml:space="preserve">11. RICONSEGNA - DANNI AI POSTEGGI STAND - SMALTIMENTO RIFIUTI </w:t>
+      </w:r>
+    </w:p>
+    <w:p>
+      <w:pPr>
+        <w:pStyle w:val="Normal"/>
+        <w:spacing w:before="0" w:after="0" w:line="230" w:lineRule="auto"/>
+        <w:jc w:val="both"/>
+        <w:rPr>
+          <w:rFonts w:ascii="Calibri" w:hAnsi="Calibri" w:cs="Calibri"/>
+          <w:b/>
+          <w:b/>
+          <w:bCs/>
+        </w:rPr>
+      </w:pPr>
+      <w:r>
+        <w:rPr>
+          <w:rFonts w:cs="Arial" w:ascii="Arial" w:hAnsi="Arial"/>
+          <w:b/>
+          <w:bCs/>
+          <w:sz w:val="18"/>
+        </w:rPr>
+        <w:t xml:space="preserve">11.1 </w:t>
       </w:r>
       <w:r>
         <w:rPr>
@@ -4198,61 +4217,29 @@
           <w:iCs/>
           <w:sz w:val="18"/>
         </w:rPr>
-        <w:t>Lo Sponsor garantisce il rispetto della normativa sui dispositivi medici e in particolare dell’art. 21, paragrafo 3, del Regolamento (UE) 2017/745 del Parlamento europeo e del Consiglio del 5 aprile 2017. Eventuali dispositivi medici non conformi alla normativa o privi della marcatura CE potranno essere esposti o presentati durante la manifestazione solo se accompagnati da un’indicazione ben visibile da cui risulti chiaramente che sono destinati unicamente alla presentazione o alla dimostrazione e che non possono essere messi a disposizione prima di essere stati resi conformi.</w:t>
-      </w:r>
-    </w:p>
-    <w:p>
-      <w:pPr>
-        <w:pStyle w:val="Normal"/>
-        <w:spacing w:before="0" w:after="0" w:line="230" w:lineRule="auto"/>
-        <w:jc w:val="both"/>
-        <w:rPr>
-          <w:rFonts w:ascii="Calibri" w:hAnsi="Calibri" w:cs="Calibri"/>
-          <w:b/>
-          <w:b/>
-          <w:bCs/>
-        </w:rPr>
-      </w:pPr>
-    </w:p>
-    <w:p>
-      <w:pPr>
-        <w:pStyle w:val="Normal"/>
-        <w:spacing w:before="0" w:after="0" w:line="230" w:lineRule="auto"/>
-        <w:jc w:val="both"/>
-        <w:rPr>
-          <w:rFonts w:ascii="Calibri" w:hAnsi="Calibri" w:cs="Calibri"/>
-        </w:rPr>
-      </w:pPr>
-      <w:r>
-        <w:rPr>
-          <w:rFonts w:cs="Arial" w:ascii="Arial" w:hAnsi="Arial"/>
-          <w:b/>
-          <w:bCs/>
-          <w:sz w:val="18"/>
-        </w:rPr>
-        <w:t xml:space="preserve">11. RICONSEGNA - DANNI AI POSTEGGI STAND - SMALTIMENTO RIFIUTI </w:t>
-      </w:r>
-    </w:p>
-    <w:p>
-      <w:pPr>
-        <w:pStyle w:val="Normal"/>
-        <w:spacing w:before="0" w:after="0" w:line="230" w:lineRule="auto"/>
-        <w:jc w:val="both"/>
-        <w:rPr>
-          <w:rFonts w:ascii="Calibri" w:hAnsi="Calibri" w:cs="Calibri"/>
-          <w:b/>
-          <w:b/>
-          <w:bCs/>
-        </w:rPr>
-      </w:pPr>
-      <w:r>
-        <w:rPr>
-          <w:rFonts w:cs="Arial" w:ascii="Arial" w:hAnsi="Arial"/>
-          <w:b/>
-          <w:bCs/>
-          <w:sz w:val="18"/>
-        </w:rPr>
-        <w:t xml:space="preserve">11.1 </w:t>
+        <w:t>Al termine della manifestazione lo spazio espositivo dovrà essere riconsegnato nelle stesse condizioni in cui è stato preso in consegna dallo Sponsor. Dallo Spazio Espositivo dovrà essere rimosso ogni materiale e residuo di allestimento.</w:t>
+      </w:r>
+    </w:p>
+    <w:p>
+      <w:pPr>
+        <w:pStyle w:val="Normal"/>
+        <w:spacing w:before="0" w:after="0" w:line="230" w:lineRule="auto"/>
+        <w:jc w:val="both"/>
+        <w:rPr>
+          <w:rFonts w:ascii="Calibri" w:hAnsi="Calibri" w:cs="Calibri"/>
+          <w:b/>
+          <w:b/>
+          <w:bCs/>
+        </w:rPr>
+      </w:pPr>
+      <w:r>
+        <w:rPr>
+          <w:rFonts w:cs="Arial" w:ascii="Arial" w:hAnsi="Arial"/>
+          <w:b/>
+          <w:bCs/>
+          <w:sz w:val="18"/>
+        </w:rPr>
+        <w:t xml:space="preserve">11.2 </w:t>
       </w:r>
       <w:r>
         <w:rPr>
@@ -4260,29 +4247,61 @@
           <w:iCs/>
           <w:sz w:val="18"/>
         </w:rPr>
-        <w:t>Al termine della manifestazione lo spazio espositivo dovrà essere riconsegnato nelle stesse condizioni in cui è stato preso in consegna dallo Sponsor. Dallo Spazio Espositivo dovrà essere rimosso ogni materiale e residuo di allestimento.</w:t>
-      </w:r>
-    </w:p>
-    <w:p>
-      <w:pPr>
-        <w:pStyle w:val="Normal"/>
-        <w:spacing w:before="0" w:after="0" w:line="230" w:lineRule="auto"/>
-        <w:jc w:val="both"/>
-        <w:rPr>
-          <w:rFonts w:ascii="Calibri" w:hAnsi="Calibri" w:cs="Calibri"/>
-          <w:b/>
-          <w:b/>
-          <w:bCs/>
-        </w:rPr>
-      </w:pPr>
-      <w:r>
-        <w:rPr>
-          <w:rFonts w:cs="Arial" w:ascii="Arial" w:hAnsi="Arial"/>
-          <w:b/>
-          <w:bCs/>
-          <w:sz w:val="18"/>
-        </w:rPr>
-        <w:t xml:space="preserve">11.2 </w:t>
+        <w:t>Tutti i rifiuti prodotti per l’allestimento/disallestimento e per lo svolgimento dell’evento dovranno essere smaltiti, conformemente alle normative vigenti, a cura dello Sponsor. Qualora eventuali materiali non fossero conferiti alla discarica ma venissero abbandonati presso i locali o i rifiuti non venissero smaltiti correttamente, la Segreteria Organizzativa si riserva il diritto di sgomberare a rischio e spese dello Sponsor tutti i materiali, impianti e quant'altro che non sia stato ritirato nei termini prescritti e di ripristinare lo spazio occupato. La Segreteria Organizzativa non assume obblighi di custodia sui materiali e i beni degli Sponsor sgomberati direttamente. Ogni costo e spesa di ripristino, per eventuali danni causati e per smaltimento dei rifiuti, sono a carico dello Sponsor.</w:t>
+      </w:r>
+    </w:p>
+    <w:p>
+      <w:pPr>
+        <w:pStyle w:val="Normal"/>
+        <w:spacing w:before="0" w:after="0" w:line="230" w:lineRule="auto"/>
+        <w:jc w:val="both"/>
+        <w:rPr>
+          <w:rFonts w:ascii="Calibri" w:hAnsi="Calibri" w:cs="Calibri"/>
+          <w:b/>
+          <w:b/>
+          <w:bCs/>
+        </w:rPr>
+      </w:pPr>
+    </w:p>
+    <w:p>
+      <w:pPr>
+        <w:pStyle w:val="Normal"/>
+        <w:spacing w:before="0" w:after="0" w:line="230" w:lineRule="auto"/>
+        <w:jc w:val="both"/>
+        <w:rPr>
+          <w:rFonts w:ascii="Calibri" w:hAnsi="Calibri" w:cs="Calibri"/>
+        </w:rPr>
+      </w:pPr>
+      <w:r>
+        <w:rPr>
+          <w:rFonts w:cs="Arial" w:ascii="Arial" w:hAnsi="Arial"/>
+          <w:b/>
+          <w:bCs/>
+          <w:sz w:val="18"/>
+        </w:rPr>
+        <w:t xml:space="preserve">12. ESONERO DI RESPONSABILITÀ ED OBBLIGHI ASSICURATIVI </w:t>
+      </w:r>
+    </w:p>
+    <w:p>
+      <w:pPr>
+        <w:pStyle w:val="Normal"/>
+        <w:spacing w:before="0" w:after="0" w:line="230" w:lineRule="auto"/>
+        <w:jc w:val="both"/>
+        <w:rPr>
+          <w:rFonts w:ascii="Calibri" w:hAnsi="Calibri" w:cs="Calibri"/>
+          <w:b/>
+          <w:b/>
+          <w:bCs/>
+        </w:rPr>
+      </w:pPr>
+      <w:r>
+        <w:rPr>
+          <w:rFonts w:cs="Arial" w:ascii="Arial" w:hAnsi="Arial"/>
+          <w:b/>
+          <w:bCs/>
+          <w:sz w:val="18"/>
+        </w:rPr>
+        <w:t xml:space="preserve">12.1 </w:t>
       </w:r>
       <w:r>
         <w:rPr>
@@ -4290,69 +4309,28 @@
           <w:iCs/>
           <w:sz w:val="18"/>
         </w:rPr>
-        <w:t>Tutti i rifiuti prodotti per l’allestimento/disallestimento e per lo svolgimento dell’evento dovranno essere smaltiti, conformemente alle normative vigenti, a cura dello Sponsor. Qualora eventuali materiali non fossero conferiti alla discarica ma venissero abbandonati presso i locali o i rifiuti non venissero smaltiti correttamente, la Segreteria Organizzativa si riserva il diritto di sgomberare a rischio e spese dello Sponsor tutti i materiali, impianti e quant'altro che non sia stato ritirato nei termini prescritti e di ripristinare lo spazio occupato. La Segreteria Organizzativa non assume obblighi di custodia sui materiali e i beni degli Sponsor sgomberati direttamente. Ogni costo e spesa di ripristino, per eventuali danni causati e per smaltimento dei rifiuti, sono a carico dello Sponsor.</w:t>
-      </w:r>
-    </w:p>
-    <w:p>
-      <w:pPr>
-        <w:pStyle w:val="Normal"/>
-        <w:spacing w:before="0" w:after="0" w:line="230" w:lineRule="auto"/>
-        <w:jc w:val="both"/>
-        <w:rPr>
-          <w:rFonts w:ascii="Calibri" w:hAnsi="Calibri" w:cs="Calibri"/>
-          <w:b/>
-          <w:b/>
-          <w:bCs/>
-        </w:rPr>
-      </w:pPr>
-    </w:p>
-    <w:p>
-      <w:pPr>
-        <w:pStyle w:val="Normal"/>
-        <w:spacing w:before="0" w:after="0" w:line="230" w:lineRule="auto"/>
-        <w:jc w:val="both"/>
-        <w:rPr>
-          <w:rFonts w:ascii="Calibri" w:hAnsi="Calibri" w:cs="Calibri"/>
-        </w:rPr>
-      </w:pPr>
-      <w:r>
-        <w:rPr>
-          <w:rFonts w:cs="Arial" w:ascii="Arial" w:hAnsi="Arial"/>
-          <w:b/>
-          <w:bCs/>
-          <w:sz w:val="18"/>
-        </w:rPr>
-        <w:t xml:space="preserve">12. ESONERO DI RESPONSABILITÀ ED OBBLIGHI ASSICURATIVI </w:t>
-      </w:r>
-    </w:p>
-    <w:p>
-      <w:pPr>
-        <w:pStyle w:val="Normal"/>
-        <w:spacing w:before="0" w:after="0" w:line="230" w:lineRule="auto"/>
-        <w:jc w:val="both"/>
-        <w:rPr>
-          <w:rFonts w:ascii="Calibri" w:hAnsi="Calibri" w:cs="Calibri"/>
-          <w:b/>
-          <w:b/>
-          <w:bCs/>
-        </w:rPr>
-      </w:pPr>
-      <w:r>
-        <w:rPr>
-          <w:rFonts w:cs="Arial" w:ascii="Arial" w:hAnsi="Arial"/>
-          <w:b/>
-          <w:bCs/>
-          <w:sz w:val="18"/>
-        </w:rPr>
-        <w:t xml:space="preserve">12.1 </w:t>
-      </w:r>
+        <w:t>Oltre che per quanto già sopra indicato, la Segreteria Organizzativa e il Polo Congressuale sono espressamente esonerati da qualsiasi responsabilità, contrattuale od extracontrattuale, verso gli Sponsor (ivi compresi i loro dipendenti o collaboratori, fornitori/allestitori dalle stesse incaricate), i vettori delle merci, i partecipanti alla manifestazione ed i terzi in genere per:</w:t>
+      </w:r>
+    </w:p>
+    <w:p>
+      <w:pPr>
+        <w:pStyle w:val="Normal"/>
+        <w:spacing w:before="0" w:after="0" w:line="230" w:lineRule="auto"/>
+        <w:jc w:val="both"/>
+        <w:rPr>
+          <w:rFonts w:ascii="Calibri" w:hAnsi="Calibri" w:cs="Calibri"/>
+          <w:b/>
+          <w:b/>
+          <w:bCs/>
+        </w:rPr>
+      </w:pPr>
       <w:r>
         <w:rPr>
           <w:rFonts w:cs="Arial" w:ascii="Arial" w:hAnsi="Arial"/>
           <w:iCs/>
           <w:sz w:val="18"/>
         </w:rPr>
-        <w:t>Oltre che per quanto già sopra indicato, la Segreteria Organizzativa e il Polo Congressuale sono espressamente esonerati da qualsiasi responsabilità, contrattuale od extracontrattuale, verso gli Sponsor (ivi compresi i loro dipendenti o collaboratori, fornitori/allestitori dalle stesse incaricate), i vettori delle merci, i partecipanti alla manifestazione ed i terzi in genere per:</w:t>
+        <w:t>– sottrazione di materiali;</w:t>
       </w:r>
     </w:p>
     <w:p>
@@ -4373,7 +4351,7 @@
           <w:iCs/>
           <w:sz w:val="18"/>
         </w:rPr>
-        <w:t>– sottrazione di materiali;</w:t>
+        <w:t>– danni conseguenti a furto o danneggiamento per qualsiasi causa (compreso l’incendio) a materiali di ogni genere;</w:t>
       </w:r>
     </w:p>
     <w:p>
@@ -4394,50 +4372,59 @@
           <w:iCs/>
           <w:sz w:val="18"/>
         </w:rPr>
-        <w:t>– danni conseguenti a furto o danneggiamento per qualsiasi causa (compreso l’incendio) a materiali di ogni genere;</w:t>
-      </w:r>
-    </w:p>
-    <w:p>
-      <w:pPr>
-        <w:pStyle w:val="Normal"/>
-        <w:spacing w:before="0" w:after="0" w:line="230" w:lineRule="auto"/>
-        <w:jc w:val="both"/>
-        <w:rPr>
-          <w:rFonts w:ascii="Calibri" w:hAnsi="Calibri" w:cs="Calibri"/>
-          <w:b/>
-          <w:b/>
-          <w:bCs/>
-        </w:rPr>
-      </w:pPr>
+        <w:t>– utilizzo improprio e non autorizzato di attrezzature, arredi, macchine ed impianti della Segreteria Organizzativa e del Polo Congressuale durante il periodo di permanenza nelle proprie strutture.</w:t>
+      </w:r>
+    </w:p>
+    <w:p>
+      <w:pPr>
+        <w:pStyle w:val="Normal"/>
+        <w:spacing w:before="0" w:after="0" w:line="230" w:lineRule="auto"/>
+        <w:jc w:val="both"/>
+        <w:rPr>
+          <w:rFonts w:ascii="Calibri" w:hAnsi="Calibri" w:cs="Calibri"/>
+          <w:b/>
+          <w:b/>
+          <w:bCs/>
+        </w:rPr>
+      </w:pPr>
+      <w:r>
+        <w:rPr>
+          <w:rFonts w:cs="Arial" w:ascii="Arial" w:hAnsi="Arial"/>
+          <w:b/>
+          <w:bCs/>
+          <w:sz w:val="18"/>
+        </w:rPr>
+        <w:t xml:space="preserve">12.2 </w:t>
+      </w:r>
       <w:r>
         <w:rPr>
           <w:rFonts w:cs="Arial" w:ascii="Arial" w:hAnsi="Arial"/>
           <w:iCs/>
           <w:sz w:val="18"/>
         </w:rPr>
-        <w:t>– utilizzo improprio e non autorizzato di attrezzature, arredi, macchine ed impianti della Segreteria Organizzativa e del Polo Congressuale durante il periodo di permanenza nelle proprie strutture.</w:t>
-      </w:r>
-    </w:p>
-    <w:p>
-      <w:pPr>
-        <w:pStyle w:val="Normal"/>
-        <w:spacing w:before="0" w:after="0" w:line="230" w:lineRule="auto"/>
-        <w:jc w:val="both"/>
-        <w:rPr>
-          <w:rFonts w:ascii="Calibri" w:hAnsi="Calibri" w:cs="Calibri"/>
-          <w:b/>
-          <w:b/>
-          <w:bCs/>
-        </w:rPr>
-      </w:pPr>
-      <w:r>
-        <w:rPr>
-          <w:rFonts w:cs="Arial" w:ascii="Arial" w:hAnsi="Arial"/>
-          <w:b/>
-          <w:bCs/>
-          <w:sz w:val="18"/>
-        </w:rPr>
-        <w:t xml:space="preserve">12.2 </w:t>
+        <w:t>Lo Sponsor risponderà di tutti i danni direttamente o indirettamente cagionati alla Segreteria Organizzativa, al Polo Congressuale, agli Sponsor e a qualsivoglia altro terzo da lui, dai suoi dipendenti, ausiliari e/o collaboratori nel corso della Manifestazione.</w:t>
+      </w:r>
+    </w:p>
+    <w:p>
+      <w:pPr>
+        <w:pStyle w:val="Normal"/>
+        <w:spacing w:before="0" w:after="0" w:line="230" w:lineRule="auto"/>
+        <w:jc w:val="both"/>
+        <w:rPr>
+          <w:rFonts w:ascii="Calibri" w:hAnsi="Calibri" w:cs="Calibri"/>
+          <w:b/>
+          <w:b/>
+          <w:bCs/>
+        </w:rPr>
+      </w:pPr>
+      <w:r>
+        <w:rPr>
+          <w:rFonts w:cs="Arial" w:ascii="Arial" w:hAnsi="Arial"/>
+          <w:b/>
+          <w:bCs/>
+          <w:sz w:val="18"/>
+        </w:rPr>
+        <w:t xml:space="preserve">12.3 </w:t>
       </w:r>
       <w:r>
         <w:rPr>
@@ -4445,29 +4432,29 @@
           <w:iCs/>
           <w:sz w:val="18"/>
         </w:rPr>
-        <w:t>Lo Sponsor risponderà di tutti i danni direttamente o indirettamente cagionati alla Segreteria Organizzativa, al Polo Congressuale, agli Sponsor e a qualsivoglia altro terzo da lui, dai suoi dipendenti, ausiliari e/o collaboratori nel corso della Manifestazione.</w:t>
-      </w:r>
-    </w:p>
-    <w:p>
-      <w:pPr>
-        <w:pStyle w:val="Normal"/>
-        <w:spacing w:before="0" w:after="0" w:line="230" w:lineRule="auto"/>
-        <w:jc w:val="both"/>
-        <w:rPr>
-          <w:rFonts w:ascii="Calibri" w:hAnsi="Calibri" w:cs="Calibri"/>
-          <w:b/>
-          <w:b/>
-          <w:bCs/>
-        </w:rPr>
-      </w:pPr>
-      <w:r>
-        <w:rPr>
-          <w:rFonts w:cs="Arial" w:ascii="Arial" w:hAnsi="Arial"/>
-          <w:b/>
-          <w:bCs/>
-          <w:sz w:val="18"/>
-        </w:rPr>
-        <w:t xml:space="preserve">12.3 </w:t>
+        <w:t>Il risarcimento dei danni che gli Sponsor e le Ditte Esecutrici (ivi compresi i loro dipendenti e/o collaboratori), i partecipanti ed i terzi in genere dovessero subire e/o arrecare direttamente od indirettamente troverà copertura esclusiva in adeguata polizza assicurativa che lo Sponsor si obbliga ad attivare fin dall’inizio del rapporto e, poi, a mantenere operante per tutta la durata del medesimo, con Compagnia di assicurazione di primaria importanza, inserendo espressamente nella polizza stessa la rinuncia dell’assicuratore a qualsivoglia azione di regresso, rivalsa e/o manleva verso la Segreteria Organizzativa (VALET Srl) e il Polo Congressuale e verso i loro dipendenti o collaboratori.</w:t>
+      </w:r>
+    </w:p>
+    <w:p>
+      <w:pPr>
+        <w:pStyle w:val="Normal"/>
+        <w:spacing w:before="0" w:after="0" w:line="230" w:lineRule="auto"/>
+        <w:jc w:val="both"/>
+        <w:rPr>
+          <w:rFonts w:ascii="Calibri" w:hAnsi="Calibri" w:cs="Calibri"/>
+          <w:b/>
+          <w:b/>
+          <w:bCs/>
+        </w:rPr>
+      </w:pPr>
+      <w:r>
+        <w:rPr>
+          <w:rFonts w:cs="Arial" w:ascii="Arial" w:hAnsi="Arial"/>
+          <w:b/>
+          <w:bCs/>
+          <w:sz w:val="18"/>
+        </w:rPr>
+        <w:t xml:space="preserve">12.4 </w:t>
       </w:r>
       <w:r>
         <w:rPr>
@@ -4475,29 +4462,61 @@
           <w:iCs/>
           <w:sz w:val="18"/>
         </w:rPr>
-        <w:t>Il risarcimento dei danni che gli Sponsor e le Ditte Esecutrici (ivi compresi i loro dipendenti e/o collaboratori), i partecipanti ed i terzi in genere dovessero subire e/o arrecare direttamente od indirettamente troverà copertura esclusiva in adeguata polizza assicurativa che lo Sponsor si obbliga ad attivare fin dall’inizio del rapporto e, poi, a mantenere operante per tutta la durata del medesimo, con Compagnia di assicurazione di primaria importanza, inserendo espressamente nella polizza stessa la rinuncia dell’assicuratore a qualsivoglia azione di regresso, rivalsa e/o manleva verso la Segreteria Organizzativa (VALET Srl) e il Polo Congressuale e verso i loro dipendenti o collaboratori.</w:t>
-      </w:r>
-    </w:p>
-    <w:p>
-      <w:pPr>
-        <w:pStyle w:val="Normal"/>
-        <w:spacing w:before="0" w:after="0" w:line="230" w:lineRule="auto"/>
-        <w:jc w:val="both"/>
-        <w:rPr>
-          <w:rFonts w:ascii="Calibri" w:hAnsi="Calibri" w:cs="Calibri"/>
-          <w:b/>
-          <w:b/>
-          <w:bCs/>
-        </w:rPr>
-      </w:pPr>
-      <w:r>
-        <w:rPr>
-          <w:rFonts w:cs="Arial" w:ascii="Arial" w:hAnsi="Arial"/>
-          <w:b/>
-          <w:bCs/>
-          <w:sz w:val="18"/>
-        </w:rPr>
-        <w:t xml:space="preserve">12.4 </w:t>
+        <w:t>Sarà obbligo dello Sponsor consegnare alla Segreteria Organizzativa, a semplice sua richiesta, copia delle polizze assicurative.</w:t>
+      </w:r>
+    </w:p>
+    <w:p>
+      <w:pPr>
+        <w:pStyle w:val="Normal"/>
+        <w:spacing w:before="0" w:after="0" w:line="230" w:lineRule="auto"/>
+        <w:jc w:val="both"/>
+        <w:rPr>
+          <w:rFonts w:ascii="Calibri" w:hAnsi="Calibri" w:cs="Calibri"/>
+          <w:b/>
+          <w:b/>
+          <w:bCs/>
+        </w:rPr>
+      </w:pPr>
+    </w:p>
+    <w:p>
+      <w:pPr>
+        <w:pStyle w:val="Normal"/>
+        <w:spacing w:before="0" w:after="0" w:line="230" w:lineRule="auto"/>
+        <w:jc w:val="both"/>
+        <w:rPr>
+          <w:rFonts w:ascii="Calibri" w:hAnsi="Calibri" w:cs="Calibri"/>
+        </w:rPr>
+      </w:pPr>
+      <w:r>
+        <w:rPr>
+          <w:rFonts w:cs="Arial" w:ascii="Arial" w:hAnsi="Arial"/>
+          <w:b/>
+          <w:bCs/>
+          <w:sz w:val="18"/>
+        </w:rPr>
+        <w:t xml:space="preserve">13. MODIFICHE O VARIAZIONI </w:t>
+      </w:r>
+    </w:p>
+    <w:p>
+      <w:pPr>
+        <w:pStyle w:val="Normal"/>
+        <w:spacing w:before="0" w:after="0" w:line="230" w:lineRule="auto"/>
+        <w:jc w:val="both"/>
+        <w:rPr>
+          <w:rFonts w:ascii="Calibri" w:hAnsi="Calibri" w:cs="Calibri"/>
+          <w:b/>
+          <w:b/>
+          <w:bCs/>
+        </w:rPr>
+      </w:pPr>
+      <w:r>
+        <w:rPr>
+          <w:rFonts w:cs="Arial" w:ascii="Arial" w:hAnsi="Arial"/>
+          <w:b/>
+          <w:bCs/>
+          <w:sz w:val="18"/>
+        </w:rPr>
+        <w:t xml:space="preserve">13.1 </w:t>
       </w:r>
       <w:r>
         <w:rPr>
@@ -4505,69 +4524,28 @@
           <w:iCs/>
           <w:sz w:val="18"/>
         </w:rPr>
-        <w:t>Sarà obbligo dello Sponsor consegnare alla Segreteria Organizzativa, a semplice sua richiesta, copia delle polizze assicurative.</w:t>
-      </w:r>
-    </w:p>
-    <w:p>
-      <w:pPr>
-        <w:pStyle w:val="Normal"/>
-        <w:spacing w:before="0" w:after="0" w:line="230" w:lineRule="auto"/>
-        <w:jc w:val="both"/>
-        <w:rPr>
-          <w:rFonts w:ascii="Calibri" w:hAnsi="Calibri" w:cs="Calibri"/>
-          <w:b/>
-          <w:b/>
-          <w:bCs/>
-        </w:rPr>
-      </w:pPr>
-    </w:p>
-    <w:p>
-      <w:pPr>
-        <w:pStyle w:val="Normal"/>
-        <w:spacing w:before="0" w:after="0" w:line="230" w:lineRule="auto"/>
-        <w:jc w:val="both"/>
-        <w:rPr>
-          <w:rFonts w:ascii="Calibri" w:hAnsi="Calibri" w:cs="Calibri"/>
-        </w:rPr>
-      </w:pPr>
-      <w:r>
-        <w:rPr>
-          <w:rFonts w:cs="Arial" w:ascii="Arial" w:hAnsi="Arial"/>
-          <w:b/>
-          <w:bCs/>
-          <w:sz w:val="18"/>
-        </w:rPr>
-        <w:t xml:space="preserve">13. MODIFICHE O VARIAZIONI </w:t>
-      </w:r>
-    </w:p>
-    <w:p>
-      <w:pPr>
-        <w:pStyle w:val="Normal"/>
-        <w:spacing w:before="0" w:after="0" w:line="230" w:lineRule="auto"/>
-        <w:jc w:val="both"/>
-        <w:rPr>
-          <w:rFonts w:ascii="Calibri" w:hAnsi="Calibri" w:cs="Calibri"/>
-          <w:b/>
-          <w:b/>
-          <w:bCs/>
-        </w:rPr>
-      </w:pPr>
-      <w:r>
-        <w:rPr>
-          <w:rFonts w:cs="Arial" w:ascii="Arial" w:hAnsi="Arial"/>
-          <w:b/>
-          <w:bCs/>
-          <w:sz w:val="18"/>
-        </w:rPr>
-        <w:t xml:space="preserve">13.1 </w:t>
-      </w:r>
+        <w:t>Qualsiasi deroga al presente Contratto sarà nulla e comunque priva di effetto ove non risulti da atto scritto.</w:t>
+      </w:r>
+    </w:p>
+    <w:p>
+      <w:pPr>
+        <w:pStyle w:val="Normal"/>
+        <w:spacing w:before="0" w:after="0" w:line="230" w:lineRule="auto"/>
+        <w:jc w:val="both"/>
+        <w:rPr>
+          <w:rFonts w:ascii="Calibri" w:hAnsi="Calibri" w:cs="Calibri"/>
+          <w:b/>
+          <w:b/>
+          <w:bCs/>
+        </w:rPr>
+      </w:pPr>
       <w:r>
         <w:rPr>
           <w:rFonts w:cs="Arial" w:ascii="Arial" w:hAnsi="Arial"/>
           <w:iCs/>
           <w:sz w:val="18"/>
         </w:rPr>
-        <w:t>Qualsiasi deroga al presente Contratto Regolamento sarà nulla e comunque priva di effetto ove non risulti da atto scritto.</w:t>
+        <w:t>Il presente documento si compone di N. {{ numero_pagine }} pagine.</w:t>
       </w:r>
     </w:p>
     <w:p>
@@ -4588,28 +4566,7 @@
           <w:iCs/>
           <w:sz w:val="18"/>
         </w:rPr>
-        <w:t>Il presente documento si compone di N. {{ numero_pagine }} pagine.</w:t>
-      </w:r>
-    </w:p>
-    <w:p>
-      <w:pPr>
-        <w:pStyle w:val="Normal"/>
-        <w:spacing w:before="0" w:after="0" w:line="230" w:lineRule="auto"/>
-        <w:jc w:val="both"/>
-        <w:rPr>
-          <w:rFonts w:ascii="Calibri" w:hAnsi="Calibri" w:cs="Calibri"/>
-          <w:b/>
-          <w:b/>
-          <w:bCs/>
-        </w:rPr>
-      </w:pPr>
-      <w:r>
-        <w:rPr>
-          <w:rFonts w:cs="Arial" w:ascii="Arial" w:hAnsi="Arial"/>
-          <w:iCs/>
-          <w:sz w:val="18"/>
-        </w:rPr>
-        <w:t>Lo Sponsor, sottoscrivendo il presente regolamento, dichiara di averne preso visione ed approvarne specificatamente le sue clausole.</w:t>
+        <w:t>Lo Sponsor, sottoscrivendo il presente Contratto, dichiara di averne preso visione ed approvarne specificatamente le sue clausole.</w:t>
       </w:r>
     </w:p>
     <w:p>
@@ -4905,7 +4862,7 @@
                 <w:rFonts w:cs="Arial" w:ascii="Arial" w:hAnsi="Arial"/>
                 <w:sz w:val="18"/>
               </w:rPr>
-              <w:t>Il legale Rappresentate</w:t>
+              <w:t>Il legale Rappresentante</w:t>
             </w:r>
           </w:p>
           <w:p>
@@ -5256,7 +5213,7 @@
                 <w:rFonts w:cs="Arial" w:ascii="Arial" w:hAnsi="Arial"/>
                 <w:sz w:val="18"/>
               </w:rPr>
-              <w:t>Il legale Rappresentate</w:t>
+              <w:t>Il legale Rappresentante</w:t>
             </w:r>
           </w:p>
           <w:p>

--- a/contracts/templates_pdf/template_contratto_sponsor_non_ecm_it.docx
+++ b/contracts/templates_pdf/template_contratto_sponsor_non_ecm_it.docx
@@ -352,7 +352,7 @@
           <w:rFonts w:cs="Arial" w:ascii="Arial" w:hAnsi="Arial"/>
           <w:sz w:val="18"/>
         </w:rPr>
-        <w:t xml:space="preserve"> 40065, via Marzabotto, n</w:t>
+        <w:t xml:space="preserve"> 40065, via Marzabotto n° </w:t>
       </w:r>
       <w:r>
         <w:rPr>
@@ -360,7 +360,7 @@
           <w:spacing w:val="49"/>
           <w:sz w:val="18"/>
         </w:rPr>
-        <w:t xml:space="preserve">21 </w:t>
+        <w:t xml:space="preserve">21, </w:t>
       </w:r>
       <w:r>
         <w:rPr>

--- a/contracts/templates_pdf/template_contratto_sponsor_non_ecm_it.docx
+++ b/contracts/templates_pdf/template_contratto_sponsor_non_ecm_it.docx
@@ -427,7 +427,7 @@
           <w:rFonts w:cs="Arial" w:ascii="Arial" w:hAnsi="Arial"/>
           <w:sz w:val="18"/>
         </w:rPr>
-        <w:t>Fiscale: MRN DNL 65L23 C265S con gli occorrenti poteri (denominata di seguito come “</w:t>
+        <w:t>Fiscale: MRN DNL 65L23 C265S con gli occorrenti poteri, denominata di seguito come “</w:t>
       </w:r>
       <w:r>
         <w:rPr>
@@ -451,14 +451,13 @@
           <w:spacing w:val="-14"/>
           <w:sz w:val="18"/>
         </w:rPr>
-        <w:t xml:space="preserve"> </w:t>
-      </w:r>
-      <w:r>
-        <w:rPr>
-          <w:rFonts w:cs="Arial" w:ascii="Arial" w:hAnsi="Arial"/>
-          <w:sz w:val="18"/>
-        </w:rPr>
-        <w:t>pec valet@pec.it</w:t>
+      </w:r>
+      <w:r>
+        <w:rPr>
+          <w:rFonts w:cs="Arial" w:ascii="Arial" w:hAnsi="Arial"/>
+          <w:sz w:val="18"/>
+        </w:rPr>
+        <w:t>indirizzo pec: valet@pec.it</w:t>
       </w:r>
     </w:p>
     <w:p>

--- a/contracts/templates_pdf/template_contratto_sponsor_non_ecm_it.docx
+++ b/contracts/templates_pdf/template_contratto_sponsor_non_ecm_it.docx
@@ -2352,7 +2352,7 @@
           <w:rFonts w:cs="Arial" w:ascii="Arial" w:hAnsi="Arial"/>
           <w:sz w:val="18"/>
         </w:rPr>
-        <w:t xml:space="preserve"> Il reperimento di tutte le risorse e dei mezzi necessari a garantire il buon esito dello stesso è rimesso alla Segreteria Organizzativa. Resta inteso che i fondi necessari allo svolgimento della manifestazione potranno essere recuperati dalla Segreteria Organizzativa anche attraverso il ricorso ad altri Sponsor.</w:t>
+        <w:t xml:space="preserve"> Il reperimento di tutte le risorse e dei mezzi necessari a garantire il buon esito dell’evento è rimesso alla Segreteria Organizzativa. Resta inteso che i fondi necessari allo svolgimento della manifestazione potranno essere recuperati dalla Segreteria Organizzativa anche attraverso il ricorso ad altri Sponsor.</w:t>
       </w:r>
     </w:p>
     <w:p>
@@ -3011,7 +3011,7 @@
           <w:iCs/>
           <w:sz w:val="18"/>
         </w:rPr>
-        <w:t>Qualora la rinuncia totale pervenga almeno 30 giorni prima dell’inizio della manifestazione e costituisca inadempimento imputabile allo Sponsor, la Segreteria Organizzativa potrà recedere dal contratto mediante comunicazione scritta e trattenere la caparra confirmatoria prevista nell’Allegato 1, a titolo di liquidazione convenzionale del danno ai sensi dell’art. 1385, secondo comma, del Codice Civile. In tal caso, le eventuali somme già versate in eccedenza rispetto alla caparra saranno restituite allo Sponsor.</w:t>
+        <w:t>Qualora la rinuncia totale pervenga almeno 30 giorni prima dell’inizio della manifestazione e costituisca inadempimento imputabile allo Sponsor, la Segreteria Organizzativa potrà recedere dal contratto mediante comunicazione scritta e trattenere la caparra confirmatoria prevista nell’Allegato 1, a titolo di risarcimento del danno ai sensi dell’art. 1385, secondo comma, del Codice Civile. In tal caso, le eventuali somme già versate in eccedenza rispetto alla caparra saranno restituite allo Sponsor.</w:t>
       </w:r>
     </w:p>
     <w:p>
@@ -3032,7 +3032,7 @@
           <w:iCs/>
           <w:sz w:val="18"/>
         </w:rPr>
-        <w:t>Qualora la rinuncia totale pervenga meno di 30 giorni prima dell’inizio della manifestazione e costituisca inadempimento imputabile allo Sponsor, la Segreteria Organizzativa potrà chiedere la risoluzione del contratto e il pagamento, a titolo di penale ai sensi dell’art. 1382 del Codice Civile, di una somma pari al 100% dell’importo complessivo indicato nell’Allegato 1, assunto come base di calcolo comprensiva di IVA. Dall’importo della penale saranno detratte tutte le somme già versate dallo Sponsor in relazione al contratto, compresa la caparra confirmatoria; sarà pertanto dovuta esclusivamente l’eventuale differenza. L’applicazione di questa penale è alternativa al recesso con trattenuta della caparra confirmatoria e non si cumula con esso.</w:t>
+        <w:t>Qualora la rinuncia totale pervenga in un termine inferiore ai 30 giorni prima dell’inizio della manifestazione e costituisca inadempimento imputabile allo Sponsor, la Segreteria Organizzativa potrà chiedere la risoluzione del contratto e il pagamento, a titolo di penale ai sensi dell’art. 1382 del Codice Civile, di una somma pari al 100% dell’importo complessivo indicato nell’Allegato 1, trattenendo le somme già versate dallo Sponsor e addebitando l’ulteriore importo previsto dal costo complessivo della partecipazione.</w:t>
       </w:r>
     </w:p>
     <w:p>
@@ -3162,7 +3162,7 @@
           <w:rFonts w:cs="Arial" w:ascii="Arial" w:hAnsi="Arial"/>
           <w:sz w:val="18"/>
         </w:rPr>
-        <w:t>Non sono ammesse cessioni totali o parziali, anche gratuite, degli spazi espositivi o dei servizi prenotati. In caso di constatata infrazione la Segreteria Organizzativa potrà estromettere le merci introdotte ed esposte abusivamente, a rischio e spese del titolare del posteggio senza possibilità di rivalsa alcuna.</w:t>
+        <w:t>Non sono ammesse cessioni totali o parziali, anche gratuite, degli spazi espositivi o dei servizi prenotati. In caso di constatata infrazione la Segreteria Organizzativa potrà rimuovere le merci introdotte ed esposte abusivamente, a rischio e spese del titolare del posteggio senza possibilità di rivalsa alcuna.</w:t>
       </w:r>
     </w:p>
     <w:p>
@@ -3345,7 +3345,7 @@
           <w:rFonts w:cs="Arial" w:ascii="Arial" w:hAnsi="Arial"/>
           <w:sz w:val="18"/>
         </w:rPr>
-        <w:t>La Segreteria Organizzativa avrà facoltà di risolvere di diritto il presente contratto nei confronti dello Sponsor, ai sensi e per gli effetti dell’art. 1456 del Codice Civile, mediante comunicazione inviata dalla propria PEC valet@pec.it alla PEC dello Sponsor indicata nel presente contratto, nella quale dichiari di volersi avvalere della presente clausola, qualora quest’ultimo violi uno qualsiasi degli impegni assunti in premessa e negli artt. 1 e seguenti del presente contratto. La risoluzione avrà effetto al momento della ricezione della comunicazione da parte dello Sponsor.</w:t>
+        <w:t>La Segreteria Organizzativa avrà facoltà di risolvere di diritto il presente contratto nei confronti dello Sponsor, ai sensi e per gli effetti dell’art. 1456 del Codice Civile, mediante comunicazione inviata dalla propria PEC valet@pec.it alla PEC dello Sponsor indicata nel presente contratto, nella quale dichiari di volersi avvalere della presente clausola, qualora quest’ultimo violi uno qualsiasi degli impegni assunti in premessa e negli artt. 1 e seguenti del presente contratto. La risoluzione avrà effetto dal momento della ricezione della comunicazione da parte dello Sponsor.</w:t>
       </w:r>
     </w:p>
     <w:p>
@@ -4523,7 +4523,7 @@
           <w:iCs/>
           <w:sz w:val="18"/>
         </w:rPr>
-        <w:t>Qualsiasi deroga al presente Contratto sarà nulla e comunque priva di effetto ove non risulti da atto scritto.</w:t>
+        <w:t>Qualsiasi deroga e/o variazione al presente Contratto sarà nulla e comunque priva di effetto ove non risulti da atto scritto.</w:t>
       </w:r>
     </w:p>
     <w:p>
